--- a/JAVA_and_Spring_Notes/Kafka AND Zookeeper_Notes/Kafka-KRaft_Notes.docx
+++ b/JAVA_and_Spring_Notes/Kafka AND Zookeeper_Notes/Kafka-KRaft_Notes.docx
@@ -1084,7 +1084,6 @@
           <w:highlight w:val="green"/>
         </w:rPr>
       </w:pPr>
-      <w:bookmarkStart w:id="0" w:name="_GoBack"/>
       <w:r>
         <w:rPr>
           <w:rStyle w:val="10"/>
@@ -1284,7 +1283,6 @@
         <w:t>Useful for broadcasting the same data to multiple services.</w:t>
       </w:r>
     </w:p>
-    <w:bookmarkEnd w:id="0"/>
     <w:p>
       <w:pPr>
         <w:pStyle w:val="4"/>
@@ -2365,6 +2363,7 @@
             <w:insideH w:val="none" w:color="auto" w:sz="0" w:space="0"/>
             <w:insideV w:val="none" w:color="auto" w:sz="0" w:space="0"/>
           </w:tblBorders>
+          <w:shd w:val="clear" w:color="auto" w:fill="auto"/>
           <w:tblCellMar>
             <w:top w:w="15" w:type="dxa"/>
             <w:left w:w="15" w:type="dxa"/>
@@ -2476,7 +2475,6 @@
             <w:insideH w:val="none" w:color="auto" w:sz="0" w:space="0"/>
             <w:insideV w:val="none" w:color="auto" w:sz="0" w:space="0"/>
           </w:tblBorders>
-          <w:shd w:val="clear" w:color="auto" w:fill="auto"/>
           <w:tblCellMar>
             <w:top w:w="15" w:type="dxa"/>
             <w:left w:w="15" w:type="dxa"/>
@@ -2588,7 +2586,6 @@
             <w:insideH w:val="none" w:color="auto" w:sz="0" w:space="0"/>
             <w:insideV w:val="none" w:color="auto" w:sz="0" w:space="0"/>
           </w:tblBorders>
-          <w:shd w:val="clear" w:color="auto" w:fill="auto"/>
           <w:tblCellMar>
             <w:top w:w="15" w:type="dxa"/>
             <w:left w:w="15" w:type="dxa"/>
@@ -3200,7 +3197,6 @@
             <w:insideH w:val="none" w:color="auto" w:sz="0" w:space="0"/>
             <w:insideV w:val="none" w:color="auto" w:sz="0" w:space="0"/>
           </w:tblBorders>
-          <w:shd w:val="clear" w:color="auto" w:fill="auto"/>
           <w:tblCellMar>
             <w:top w:w="15" w:type="dxa"/>
             <w:left w:w="15" w:type="dxa"/>
@@ -3492,7 +3488,6 @@
             <w:insideH w:val="none" w:color="auto" w:sz="0" w:space="0"/>
             <w:insideV w:val="none" w:color="auto" w:sz="0" w:space="0"/>
           </w:tblBorders>
-          <w:shd w:val="clear" w:color="auto" w:fill="auto"/>
           <w:tblCellMar>
             <w:top w:w="15" w:type="dxa"/>
             <w:left w:w="15" w:type="dxa"/>
@@ -4987,6 +4982,12 @@
             <w:insideV w:val="none" w:color="auto" w:sz="0" w:space="0"/>
           </w:tblBorders>
           <w:shd w:val="clear" w:color="auto" w:fill="auto"/>
+          <w:tblCellMar>
+            <w:top w:w="15" w:type="dxa"/>
+            <w:left w:w="15" w:type="dxa"/>
+            <w:bottom w:w="15" w:type="dxa"/>
+            <w:right w:w="15" w:type="dxa"/>
+          </w:tblCellMar>
         </w:tblPrEx>
         <w:trPr>
           <w:tblHeader/>
@@ -8598,6 +8599,852 @@
           <w:szCs w:val="20"/>
         </w:rPr>
         <w:pict>
+          <v:rect id="_x0000_i1053" o:spt="1" style="height:1.5pt;width:432pt;" fillcolor="#A0A0A0" filled="t" stroked="f" coordsize="21600,21600" o:hr="t" o:hrstd="t" o:hralign="center">
+            <v:path/>
+            <v:fill on="t" focussize="0,0"/>
+            <v:stroke on="f"/>
+            <v:imagedata o:title=""/>
+            <o:lock v:ext="edit"/>
+            <w10:wrap type="none"/>
+            <w10:anchorlock/>
+          </v:rect>
+        </w:pict>
+      </w:r>
+    </w:p>
+    <w:p>
+      <w:pPr>
+        <w:pStyle w:val="3"/>
+        <w:keepNext w:val="0"/>
+        <w:keepLines w:val="0"/>
+        <w:widowControl/>
+        <w:suppressLineNumbers w:val="0"/>
+        <w:rPr>
+          <w:sz w:val="20"/>
+          <w:szCs w:val="20"/>
+        </w:rPr>
+      </w:pPr>
+      <w:r>
+        <w:rPr>
+          <w:rStyle w:val="10"/>
+          <w:b/>
+          <w:bCs/>
+          <w:sz w:val="20"/>
+          <w:szCs w:val="20"/>
+        </w:rPr>
+        <w:t>1️⃣ Kafka Restart &amp; Topic Persistence</w:t>
+      </w:r>
+    </w:p>
+    <w:p>
+      <w:pPr>
+        <w:pStyle w:val="9"/>
+        <w:keepNext w:val="0"/>
+        <w:keepLines w:val="0"/>
+        <w:widowControl/>
+        <w:suppressLineNumbers w:val="0"/>
+        <w:rPr>
+          <w:sz w:val="20"/>
+          <w:szCs w:val="20"/>
+        </w:rPr>
+      </w:pPr>
+      <w:r>
+        <w:rPr>
+          <w:rStyle w:val="10"/>
+          <w:sz w:val="20"/>
+          <w:szCs w:val="20"/>
+        </w:rPr>
+        <w:t>Scenario / Doubt:</w:t>
+      </w:r>
+    </w:p>
+    <w:p>
+      <w:pPr>
+        <w:pStyle w:val="9"/>
+        <w:keepNext w:val="0"/>
+        <w:keepLines w:val="0"/>
+        <w:widowControl/>
+        <w:suppressLineNumbers w:val="0"/>
+        <w:ind w:left="720"/>
+        <w:rPr>
+          <w:sz w:val="20"/>
+          <w:szCs w:val="20"/>
+        </w:rPr>
+      </w:pPr>
+      <w:r>
+        <w:rPr>
+          <w:sz w:val="20"/>
+          <w:szCs w:val="20"/>
+        </w:rPr>
+        <w:t xml:space="preserve">You created a topic </w:t>
+      </w:r>
+      <w:r>
+        <w:rPr>
+          <w:rStyle w:val="7"/>
+          <w:sz w:val="20"/>
+          <w:szCs w:val="20"/>
+        </w:rPr>
+        <w:t>first-kraft-topic</w:t>
+      </w:r>
+      <w:r>
+        <w:rPr>
+          <w:sz w:val="20"/>
+          <w:szCs w:val="20"/>
+        </w:rPr>
+        <w:t xml:space="preserve"> and started producer &amp; consumer.</w:t>
+      </w:r>
+    </w:p>
+    <w:p>
+      <w:pPr>
+        <w:pStyle w:val="9"/>
+        <w:keepNext w:val="0"/>
+        <w:keepLines w:val="0"/>
+        <w:widowControl/>
+        <w:suppressLineNumbers w:val="0"/>
+        <w:ind w:left="720"/>
+        <w:rPr>
+          <w:sz w:val="20"/>
+          <w:szCs w:val="20"/>
+        </w:rPr>
+      </w:pPr>
+      <w:r>
+        <w:rPr>
+          <w:sz w:val="20"/>
+          <w:szCs w:val="20"/>
+        </w:rPr>
+        <w:t>Stopped Kafka, consumers, and producer.</w:t>
+      </w:r>
+    </w:p>
+    <w:p>
+      <w:pPr>
+        <w:pStyle w:val="9"/>
+        <w:keepNext w:val="0"/>
+        <w:keepLines w:val="0"/>
+        <w:widowControl/>
+        <w:suppressLineNumbers w:val="0"/>
+        <w:ind w:left="720"/>
+        <w:rPr>
+          <w:sz w:val="20"/>
+          <w:szCs w:val="20"/>
+        </w:rPr>
+      </w:pPr>
+      <w:r>
+        <w:rPr>
+          <w:sz w:val="20"/>
+          <w:szCs w:val="20"/>
+        </w:rPr>
+        <w:t>Wanted to know: After restarting Kafka, do you need to create the topic again?</w:t>
+      </w:r>
+    </w:p>
+    <w:p>
+      <w:pPr>
+        <w:pStyle w:val="9"/>
+        <w:keepNext w:val="0"/>
+        <w:keepLines w:val="0"/>
+        <w:widowControl/>
+        <w:suppressLineNumbers w:val="0"/>
+        <w:rPr>
+          <w:sz w:val="20"/>
+          <w:szCs w:val="20"/>
+        </w:rPr>
+      </w:pPr>
+      <w:r>
+        <w:rPr>
+          <w:rStyle w:val="10"/>
+          <w:sz w:val="20"/>
+          <w:szCs w:val="20"/>
+        </w:rPr>
+        <w:t>Answer:</w:t>
+      </w:r>
+    </w:p>
+    <w:p>
+      <w:pPr>
+        <w:pStyle w:val="9"/>
+        <w:keepNext w:val="0"/>
+        <w:keepLines w:val="0"/>
+        <w:widowControl/>
+        <w:suppressLineNumbers w:val="0"/>
+        <w:ind w:left="720"/>
+        <w:rPr>
+          <w:sz w:val="20"/>
+          <w:szCs w:val="20"/>
+        </w:rPr>
+      </w:pPr>
+      <w:r>
+        <w:rPr>
+          <w:rStyle w:val="10"/>
+          <w:sz w:val="20"/>
+          <w:szCs w:val="20"/>
+        </w:rPr>
+        <w:t>Topics persist</w:t>
+      </w:r>
+      <w:r>
+        <w:rPr>
+          <w:sz w:val="20"/>
+          <w:szCs w:val="20"/>
+        </w:rPr>
+        <w:t xml:space="preserve"> as long as the log directories (</w:t>
+      </w:r>
+      <w:r>
+        <w:rPr>
+          <w:rStyle w:val="7"/>
+          <w:sz w:val="20"/>
+          <w:szCs w:val="20"/>
+        </w:rPr>
+        <w:t>kraft-combined-logs</w:t>
+      </w:r>
+      <w:r>
+        <w:rPr>
+          <w:sz w:val="20"/>
+          <w:szCs w:val="20"/>
+        </w:rPr>
+        <w:t>) are not deleted.</w:t>
+      </w:r>
+    </w:p>
+    <w:p>
+      <w:pPr>
+        <w:pStyle w:val="9"/>
+        <w:keepNext w:val="0"/>
+        <w:keepLines w:val="0"/>
+        <w:widowControl/>
+        <w:suppressLineNumbers w:val="0"/>
+        <w:ind w:left="720"/>
+        <w:rPr>
+          <w:sz w:val="20"/>
+          <w:szCs w:val="20"/>
+        </w:rPr>
+      </w:pPr>
+      <w:r>
+        <w:rPr>
+          <w:sz w:val="20"/>
+          <w:szCs w:val="20"/>
+        </w:rPr>
+        <w:t xml:space="preserve">You </w:t>
+      </w:r>
+      <w:r>
+        <w:rPr>
+          <w:rStyle w:val="10"/>
+          <w:sz w:val="20"/>
+          <w:szCs w:val="20"/>
+        </w:rPr>
+        <w:t>do not need to create the topic again</w:t>
+      </w:r>
+      <w:r>
+        <w:rPr>
+          <w:sz w:val="20"/>
+          <w:szCs w:val="20"/>
+        </w:rPr>
+        <w:t>.</w:t>
+      </w:r>
+    </w:p>
+    <w:p>
+      <w:pPr>
+        <w:pStyle w:val="9"/>
+        <w:keepNext w:val="0"/>
+        <w:keepLines w:val="0"/>
+        <w:widowControl/>
+        <w:suppressLineNumbers w:val="0"/>
+        <w:ind w:left="720"/>
+        <w:rPr>
+          <w:sz w:val="20"/>
+          <w:szCs w:val="20"/>
+        </w:rPr>
+      </w:pPr>
+      <w:r>
+        <w:rPr>
+          <w:rStyle w:val="10"/>
+          <w:sz w:val="20"/>
+          <w:szCs w:val="20"/>
+        </w:rPr>
+        <w:t>Only start Kafka</w:t>
+      </w:r>
+      <w:r>
+        <w:rPr>
+          <w:sz w:val="20"/>
+          <w:szCs w:val="20"/>
+        </w:rPr>
+        <w:t>, then start consumers/producers.</w:t>
+      </w:r>
+    </w:p>
+    <w:p>
+      <w:pPr>
+        <w:pStyle w:val="9"/>
+        <w:keepNext w:val="0"/>
+        <w:keepLines w:val="0"/>
+        <w:widowControl/>
+        <w:suppressLineNumbers w:val="0"/>
+        <w:rPr>
+          <w:sz w:val="20"/>
+          <w:szCs w:val="20"/>
+        </w:rPr>
+      </w:pPr>
+      <w:r>
+        <w:rPr>
+          <w:rStyle w:val="10"/>
+          <w:sz w:val="20"/>
+          <w:szCs w:val="20"/>
+        </w:rPr>
+        <w:t>Command to check existing topics:</w:t>
+      </w:r>
+    </w:p>
+    <w:p>
+      <w:pPr>
+        <w:pStyle w:val="8"/>
+        <w:keepNext w:val="0"/>
+        <w:keepLines w:val="0"/>
+        <w:widowControl/>
+        <w:suppressLineNumbers w:val="0"/>
+        <w:rPr>
+          <w:sz w:val="20"/>
+          <w:szCs w:val="20"/>
+        </w:rPr>
+      </w:pPr>
+      <w:r>
+        <w:rPr>
+          <w:rStyle w:val="7"/>
+          <w:sz w:val="20"/>
+          <w:szCs w:val="20"/>
+        </w:rPr>
+        <w:t>.\kafka-topics.bat --list --bootstrap-server localhost:9092</w:t>
+      </w:r>
+    </w:p>
+    <w:p>
+      <w:pPr>
+        <w:keepNext w:val="0"/>
+        <w:keepLines w:val="0"/>
+        <w:widowControl/>
+        <w:suppressLineNumbers w:val="0"/>
+        <w:rPr>
+          <w:sz w:val="20"/>
+          <w:szCs w:val="20"/>
+        </w:rPr>
+      </w:pPr>
+      <w:r>
+        <w:rPr>
+          <w:sz w:val="20"/>
+          <w:szCs w:val="20"/>
+        </w:rPr>
+        <w:pict>
+          <v:rect id="_x0000_i1054" o:spt="1" style="height:1.5pt;width:432pt;" fillcolor="#A0A0A0" filled="t" stroked="f" coordsize="21600,21600" o:hr="t" o:hrstd="t" o:hralign="center">
+            <v:path/>
+            <v:fill on="t" focussize="0,0"/>
+            <v:stroke on="f"/>
+            <v:imagedata o:title=""/>
+            <o:lock v:ext="edit"/>
+            <w10:wrap type="none"/>
+            <w10:anchorlock/>
+          </v:rect>
+        </w:pict>
+      </w:r>
+    </w:p>
+    <w:p>
+      <w:pPr>
+        <w:pStyle w:val="3"/>
+        <w:keepNext w:val="0"/>
+        <w:keepLines w:val="0"/>
+        <w:widowControl/>
+        <w:suppressLineNumbers w:val="0"/>
+        <w:rPr>
+          <w:sz w:val="20"/>
+          <w:szCs w:val="20"/>
+        </w:rPr>
+      </w:pPr>
+      <w:r>
+        <w:rPr>
+          <w:rStyle w:val="10"/>
+          <w:b/>
+          <w:bCs/>
+          <w:sz w:val="20"/>
+          <w:szCs w:val="20"/>
+        </w:rPr>
+        <w:t>2️⃣ Starting Consumers &amp; Producer After Kafka Restart</w:t>
+      </w:r>
+    </w:p>
+    <w:p>
+      <w:pPr>
+        <w:pStyle w:val="9"/>
+        <w:keepNext w:val="0"/>
+        <w:keepLines w:val="0"/>
+        <w:widowControl/>
+        <w:suppressLineNumbers w:val="0"/>
+        <w:rPr>
+          <w:sz w:val="20"/>
+          <w:szCs w:val="20"/>
+        </w:rPr>
+      </w:pPr>
+      <w:r>
+        <w:rPr>
+          <w:rStyle w:val="10"/>
+          <w:sz w:val="20"/>
+          <w:szCs w:val="20"/>
+        </w:rPr>
+        <w:t>Scenario / Doubt:</w:t>
+      </w:r>
+    </w:p>
+    <w:p>
+      <w:pPr>
+        <w:pStyle w:val="9"/>
+        <w:keepNext w:val="0"/>
+        <w:keepLines w:val="0"/>
+        <w:widowControl/>
+        <w:suppressLineNumbers w:val="0"/>
+        <w:ind w:left="720"/>
+        <w:rPr>
+          <w:sz w:val="20"/>
+          <w:szCs w:val="20"/>
+        </w:rPr>
+      </w:pPr>
+      <w:r>
+        <w:rPr>
+          <w:sz w:val="20"/>
+          <w:szCs w:val="20"/>
+        </w:rPr>
+        <w:t>After stopping everything, can we reuse the same group? Do we need to start fresh consumers?</w:t>
+      </w:r>
+    </w:p>
+    <w:p>
+      <w:pPr>
+        <w:pStyle w:val="9"/>
+        <w:keepNext w:val="0"/>
+        <w:keepLines w:val="0"/>
+        <w:widowControl/>
+        <w:suppressLineNumbers w:val="0"/>
+        <w:rPr>
+          <w:sz w:val="20"/>
+          <w:szCs w:val="20"/>
+        </w:rPr>
+      </w:pPr>
+      <w:r>
+        <w:rPr>
+          <w:rStyle w:val="10"/>
+          <w:sz w:val="20"/>
+          <w:szCs w:val="20"/>
+        </w:rPr>
+        <w:t>Answer:</w:t>
+      </w:r>
+    </w:p>
+    <w:p>
+      <w:pPr>
+        <w:pStyle w:val="9"/>
+        <w:keepNext w:val="0"/>
+        <w:keepLines w:val="0"/>
+        <w:widowControl/>
+        <w:suppressLineNumbers w:val="0"/>
+        <w:ind w:left="720"/>
+        <w:rPr>
+          <w:sz w:val="20"/>
+          <w:szCs w:val="20"/>
+        </w:rPr>
+      </w:pPr>
+      <w:r>
+        <w:rPr>
+          <w:rStyle w:val="10"/>
+          <w:sz w:val="20"/>
+          <w:szCs w:val="20"/>
+        </w:rPr>
+        <w:t>Producer</w:t>
+      </w:r>
+      <w:r>
+        <w:rPr>
+          <w:sz w:val="20"/>
+          <w:szCs w:val="20"/>
+        </w:rPr>
+        <w:t>: Can start fresh anytime; it just writes messages.</w:t>
+      </w:r>
+    </w:p>
+    <w:p>
+      <w:pPr>
+        <w:pStyle w:val="9"/>
+        <w:keepNext w:val="0"/>
+        <w:keepLines w:val="0"/>
+        <w:widowControl/>
+        <w:suppressLineNumbers w:val="0"/>
+        <w:ind w:left="720"/>
+        <w:rPr>
+          <w:sz w:val="20"/>
+          <w:szCs w:val="20"/>
+        </w:rPr>
+      </w:pPr>
+      <w:r>
+        <w:rPr>
+          <w:rStyle w:val="10"/>
+          <w:sz w:val="20"/>
+          <w:szCs w:val="20"/>
+        </w:rPr>
+        <w:t>Consumer</w:t>
+      </w:r>
+      <w:r>
+        <w:rPr>
+          <w:sz w:val="20"/>
+          <w:szCs w:val="20"/>
+        </w:rPr>
+        <w:t>:</w:t>
+      </w:r>
+    </w:p>
+    <w:p>
+      <w:pPr>
+        <w:pStyle w:val="9"/>
+        <w:keepNext w:val="0"/>
+        <w:keepLines w:val="0"/>
+        <w:widowControl/>
+        <w:suppressLineNumbers w:val="0"/>
+        <w:ind w:left="1440"/>
+        <w:rPr>
+          <w:sz w:val="20"/>
+          <w:szCs w:val="20"/>
+        </w:rPr>
+      </w:pPr>
+      <w:r>
+        <w:rPr>
+          <w:sz w:val="20"/>
+          <w:szCs w:val="20"/>
+        </w:rPr>
+        <w:t xml:space="preserve">Kafka tracks </w:t>
+      </w:r>
+      <w:r>
+        <w:rPr>
+          <w:rStyle w:val="10"/>
+          <w:sz w:val="20"/>
+          <w:szCs w:val="20"/>
+        </w:rPr>
+        <w:t>group offsets</w:t>
+      </w:r>
+      <w:r>
+        <w:rPr>
+          <w:sz w:val="20"/>
+          <w:szCs w:val="20"/>
+        </w:rPr>
+        <w:t>, not consumer processes.</w:t>
+      </w:r>
+    </w:p>
+    <w:p>
+      <w:pPr>
+        <w:pStyle w:val="9"/>
+        <w:keepNext w:val="0"/>
+        <w:keepLines w:val="0"/>
+        <w:widowControl/>
+        <w:suppressLineNumbers w:val="0"/>
+        <w:ind w:left="1440"/>
+        <w:rPr>
+          <w:sz w:val="20"/>
+          <w:szCs w:val="20"/>
+          <w:highlight w:val="green"/>
+        </w:rPr>
+      </w:pPr>
+      <w:r>
+        <w:rPr>
+          <w:sz w:val="20"/>
+          <w:szCs w:val="20"/>
+          <w:highlight w:val="green"/>
+        </w:rPr>
+        <w:t xml:space="preserve">Starting a </w:t>
+      </w:r>
+      <w:r>
+        <w:rPr>
+          <w:rStyle w:val="10"/>
+          <w:sz w:val="20"/>
+          <w:szCs w:val="20"/>
+          <w:highlight w:val="green"/>
+        </w:rPr>
+        <w:t>new consumer in the same group</w:t>
+      </w:r>
+      <w:r>
+        <w:rPr>
+          <w:sz w:val="20"/>
+          <w:szCs w:val="20"/>
+          <w:highlight w:val="green"/>
+        </w:rPr>
+        <w:t xml:space="preserve"> → gets a </w:t>
+      </w:r>
+      <w:r>
+        <w:rPr>
+          <w:rStyle w:val="10"/>
+          <w:sz w:val="20"/>
+          <w:szCs w:val="20"/>
+          <w:highlight w:val="green"/>
+        </w:rPr>
+        <w:t>new consumer ID</w:t>
+      </w:r>
+      <w:r>
+        <w:rPr>
+          <w:sz w:val="20"/>
+          <w:szCs w:val="20"/>
+          <w:highlight w:val="green"/>
+        </w:rPr>
+        <w:t xml:space="preserve"> but reuses the </w:t>
+      </w:r>
+      <w:r>
+        <w:rPr>
+          <w:rStyle w:val="10"/>
+          <w:sz w:val="20"/>
+          <w:szCs w:val="20"/>
+          <w:highlight w:val="green"/>
+        </w:rPr>
+        <w:t>same group offsets</w:t>
+      </w:r>
+      <w:r>
+        <w:rPr>
+          <w:sz w:val="20"/>
+          <w:szCs w:val="20"/>
+          <w:highlight w:val="green"/>
+        </w:rPr>
+        <w:t>.</w:t>
+      </w:r>
+    </w:p>
+    <w:p>
+      <w:pPr>
+        <w:pStyle w:val="9"/>
+        <w:keepNext w:val="0"/>
+        <w:keepLines w:val="0"/>
+        <w:widowControl/>
+        <w:suppressLineNumbers w:val="0"/>
+        <w:ind w:left="1440"/>
+        <w:rPr>
+          <w:sz w:val="20"/>
+          <w:szCs w:val="20"/>
+          <w:highlight w:val="green"/>
+        </w:rPr>
+      </w:pPr>
+      <w:r>
+        <w:rPr>
+          <w:sz w:val="20"/>
+          <w:szCs w:val="20"/>
+          <w:highlight w:val="green"/>
+        </w:rPr>
+        <w:t>Old consumers (processes) are gone.</w:t>
+      </w:r>
+    </w:p>
+    <w:p>
+      <w:pPr>
+        <w:pStyle w:val="9"/>
+        <w:keepNext w:val="0"/>
+        <w:keepLines w:val="0"/>
+        <w:widowControl/>
+        <w:suppressLineNumbers w:val="0"/>
+        <w:ind w:left="720"/>
+        <w:rPr>
+          <w:sz w:val="20"/>
+          <w:szCs w:val="20"/>
+        </w:rPr>
+      </w:pPr>
+      <w:r>
+        <w:rPr>
+          <w:rStyle w:val="10"/>
+          <w:sz w:val="20"/>
+          <w:szCs w:val="20"/>
+        </w:rPr>
+        <w:t xml:space="preserve">Option </w:t>
+      </w:r>
+      <w:r>
+        <w:rPr>
+          <w:rStyle w:val="7"/>
+          <w:sz w:val="20"/>
+          <w:szCs w:val="20"/>
+        </w:rPr>
+        <w:t>--from-beginning</w:t>
+      </w:r>
+      <w:r>
+        <w:rPr>
+          <w:sz w:val="20"/>
+          <w:szCs w:val="20"/>
+        </w:rPr>
+        <w:t xml:space="preserve"> reads all messages from the start, ignoring stored offsets.</w:t>
+      </w:r>
+    </w:p>
+    <w:p>
+      <w:pPr>
+        <w:pStyle w:val="9"/>
+        <w:keepNext w:val="0"/>
+        <w:keepLines w:val="0"/>
+        <w:widowControl/>
+        <w:suppressLineNumbers w:val="0"/>
+        <w:rPr>
+          <w:sz w:val="20"/>
+          <w:szCs w:val="20"/>
+        </w:rPr>
+      </w:pPr>
+      <w:r>
+        <w:rPr>
+          <w:rStyle w:val="10"/>
+          <w:sz w:val="20"/>
+          <w:szCs w:val="20"/>
+        </w:rPr>
+        <w:t>Commands:</w:t>
+      </w:r>
+    </w:p>
+    <w:p>
+      <w:pPr>
+        <w:pStyle w:val="8"/>
+        <w:keepNext w:val="0"/>
+        <w:keepLines w:val="0"/>
+        <w:widowControl/>
+        <w:suppressLineNumbers w:val="0"/>
+        <w:rPr>
+          <w:rStyle w:val="7"/>
+          <w:sz w:val="20"/>
+          <w:szCs w:val="20"/>
+        </w:rPr>
+      </w:pPr>
+      <w:r>
+        <w:rPr>
+          <w:rStyle w:val="7"/>
+          <w:sz w:val="20"/>
+          <w:szCs w:val="20"/>
+        </w:rPr>
+        <w:t># Consumer 1</w:t>
+      </w:r>
+    </w:p>
+    <w:p>
+      <w:pPr>
+        <w:pStyle w:val="8"/>
+        <w:keepNext w:val="0"/>
+        <w:keepLines w:val="0"/>
+        <w:widowControl/>
+        <w:suppressLineNumbers w:val="0"/>
+        <w:rPr>
+          <w:rStyle w:val="7"/>
+          <w:sz w:val="20"/>
+          <w:szCs w:val="20"/>
+        </w:rPr>
+      </w:pPr>
+      <w:r>
+        <w:rPr>
+          <w:rStyle w:val="7"/>
+          <w:sz w:val="20"/>
+          <w:szCs w:val="20"/>
+        </w:rPr>
+        <w:t>.\kafka-console-consumer.bat --topic first-kraft-topic --group group1 --bootstrap-server localhost:9092 --from-beginning</w:t>
+      </w:r>
+    </w:p>
+    <w:p>
+      <w:pPr>
+        <w:pStyle w:val="8"/>
+        <w:keepNext w:val="0"/>
+        <w:keepLines w:val="0"/>
+        <w:widowControl/>
+        <w:suppressLineNumbers w:val="0"/>
+        <w:rPr>
+          <w:rStyle w:val="7"/>
+          <w:sz w:val="20"/>
+          <w:szCs w:val="20"/>
+        </w:rPr>
+      </w:pPr>
+    </w:p>
+    <w:p>
+      <w:pPr>
+        <w:pStyle w:val="8"/>
+        <w:keepNext w:val="0"/>
+        <w:keepLines w:val="0"/>
+        <w:widowControl/>
+        <w:suppressLineNumbers w:val="0"/>
+        <w:rPr>
+          <w:rStyle w:val="7"/>
+          <w:sz w:val="20"/>
+          <w:szCs w:val="20"/>
+        </w:rPr>
+      </w:pPr>
+      <w:r>
+        <w:rPr>
+          <w:rStyle w:val="7"/>
+          <w:sz w:val="20"/>
+          <w:szCs w:val="20"/>
+        </w:rPr>
+        <w:t># Consumer 2 (same group)</w:t>
+      </w:r>
+    </w:p>
+    <w:p>
+      <w:pPr>
+        <w:pStyle w:val="8"/>
+        <w:keepNext w:val="0"/>
+        <w:keepLines w:val="0"/>
+        <w:widowControl/>
+        <w:suppressLineNumbers w:val="0"/>
+        <w:rPr>
+          <w:rStyle w:val="7"/>
+          <w:sz w:val="20"/>
+          <w:szCs w:val="20"/>
+        </w:rPr>
+      </w:pPr>
+      <w:r>
+        <w:rPr>
+          <w:rStyle w:val="7"/>
+          <w:sz w:val="20"/>
+          <w:szCs w:val="20"/>
+        </w:rPr>
+        <w:t>.\kafka-console-consumer.bat --topic first-kraft-topic --group group1 --bootstrap-server localhost:9092 --from-beginning</w:t>
+      </w:r>
+    </w:p>
+    <w:p>
+      <w:pPr>
+        <w:pStyle w:val="8"/>
+        <w:keepNext w:val="0"/>
+        <w:keepLines w:val="0"/>
+        <w:widowControl/>
+        <w:suppressLineNumbers w:val="0"/>
+        <w:rPr>
+          <w:rStyle w:val="7"/>
+          <w:sz w:val="20"/>
+          <w:szCs w:val="20"/>
+        </w:rPr>
+      </w:pPr>
+    </w:p>
+    <w:p>
+      <w:pPr>
+        <w:pStyle w:val="8"/>
+        <w:keepNext w:val="0"/>
+        <w:keepLines w:val="0"/>
+        <w:widowControl/>
+        <w:suppressLineNumbers w:val="0"/>
+        <w:rPr>
+          <w:rStyle w:val="7"/>
+          <w:sz w:val="20"/>
+          <w:szCs w:val="20"/>
+        </w:rPr>
+      </w:pPr>
+      <w:r>
+        <w:rPr>
+          <w:rStyle w:val="7"/>
+          <w:sz w:val="20"/>
+          <w:szCs w:val="20"/>
+        </w:rPr>
+        <w:t># Consumer in different group</w:t>
+      </w:r>
+    </w:p>
+    <w:p>
+      <w:pPr>
+        <w:pStyle w:val="8"/>
+        <w:keepNext w:val="0"/>
+        <w:keepLines w:val="0"/>
+        <w:widowControl/>
+        <w:suppressLineNumbers w:val="0"/>
+        <w:rPr>
+          <w:sz w:val="20"/>
+          <w:szCs w:val="20"/>
+        </w:rPr>
+      </w:pPr>
+      <w:r>
+        <w:rPr>
+          <w:rStyle w:val="7"/>
+          <w:sz w:val="20"/>
+          <w:szCs w:val="20"/>
+        </w:rPr>
+        <w:t>.\kafka-console-consumer.bat --topic first-kraft-topic --group group2 --bootstrap-server localhost:9092 --from-beginning</w:t>
+      </w:r>
+    </w:p>
+    <w:p>
+      <w:pPr>
+        <w:keepNext w:val="0"/>
+        <w:keepLines w:val="0"/>
+        <w:widowControl/>
+        <w:suppressLineNumbers w:val="0"/>
+        <w:rPr>
+          <w:sz w:val="20"/>
+          <w:szCs w:val="20"/>
+        </w:rPr>
+      </w:pPr>
+      <w:r>
+        <w:rPr>
+          <w:sz w:val="20"/>
+          <w:szCs w:val="20"/>
+        </w:rPr>
+        <w:pict>
           <v:rect id="_x0000_i1055" o:spt="1" style="height:1.5pt;width:432pt;" fillcolor="#A0A0A0" filled="t" stroked="f" coordsize="21600,21600" o:hr="t" o:hrstd="t" o:hralign="center">
             <v:path/>
             <v:fill on="t" focussize="0,0"/>
@@ -8630,852 +9477,6 @@
           <w:sz w:val="20"/>
           <w:szCs w:val="20"/>
         </w:rPr>
-        <w:t>1️⃣ Kafka Restart &amp; Topic Persistence</w:t>
-      </w:r>
-    </w:p>
-    <w:p>
-      <w:pPr>
-        <w:pStyle w:val="9"/>
-        <w:keepNext w:val="0"/>
-        <w:keepLines w:val="0"/>
-        <w:widowControl/>
-        <w:suppressLineNumbers w:val="0"/>
-        <w:rPr>
-          <w:sz w:val="20"/>
-          <w:szCs w:val="20"/>
-        </w:rPr>
-      </w:pPr>
-      <w:r>
-        <w:rPr>
-          <w:rStyle w:val="10"/>
-          <w:sz w:val="20"/>
-          <w:szCs w:val="20"/>
-        </w:rPr>
-        <w:t>Scenario / Doubt:</w:t>
-      </w:r>
-    </w:p>
-    <w:p>
-      <w:pPr>
-        <w:pStyle w:val="9"/>
-        <w:keepNext w:val="0"/>
-        <w:keepLines w:val="0"/>
-        <w:widowControl/>
-        <w:suppressLineNumbers w:val="0"/>
-        <w:ind w:left="720"/>
-        <w:rPr>
-          <w:sz w:val="20"/>
-          <w:szCs w:val="20"/>
-        </w:rPr>
-      </w:pPr>
-      <w:r>
-        <w:rPr>
-          <w:sz w:val="20"/>
-          <w:szCs w:val="20"/>
-        </w:rPr>
-        <w:t xml:space="preserve">You created a topic </w:t>
-      </w:r>
-      <w:r>
-        <w:rPr>
-          <w:rStyle w:val="7"/>
-          <w:sz w:val="20"/>
-          <w:szCs w:val="20"/>
-        </w:rPr>
-        <w:t>first-kraft-topic</w:t>
-      </w:r>
-      <w:r>
-        <w:rPr>
-          <w:sz w:val="20"/>
-          <w:szCs w:val="20"/>
-        </w:rPr>
-        <w:t xml:space="preserve"> and started producer &amp; consumer.</w:t>
-      </w:r>
-    </w:p>
-    <w:p>
-      <w:pPr>
-        <w:pStyle w:val="9"/>
-        <w:keepNext w:val="0"/>
-        <w:keepLines w:val="0"/>
-        <w:widowControl/>
-        <w:suppressLineNumbers w:val="0"/>
-        <w:ind w:left="720"/>
-        <w:rPr>
-          <w:sz w:val="20"/>
-          <w:szCs w:val="20"/>
-        </w:rPr>
-      </w:pPr>
-      <w:r>
-        <w:rPr>
-          <w:sz w:val="20"/>
-          <w:szCs w:val="20"/>
-        </w:rPr>
-        <w:t>Stopped Kafka, consumers, and producer.</w:t>
-      </w:r>
-    </w:p>
-    <w:p>
-      <w:pPr>
-        <w:pStyle w:val="9"/>
-        <w:keepNext w:val="0"/>
-        <w:keepLines w:val="0"/>
-        <w:widowControl/>
-        <w:suppressLineNumbers w:val="0"/>
-        <w:ind w:left="720"/>
-        <w:rPr>
-          <w:sz w:val="20"/>
-          <w:szCs w:val="20"/>
-        </w:rPr>
-      </w:pPr>
-      <w:r>
-        <w:rPr>
-          <w:sz w:val="20"/>
-          <w:szCs w:val="20"/>
-        </w:rPr>
-        <w:t>Wanted to know: After restarting Kafka, do you need to create the topic again?</w:t>
-      </w:r>
-    </w:p>
-    <w:p>
-      <w:pPr>
-        <w:pStyle w:val="9"/>
-        <w:keepNext w:val="0"/>
-        <w:keepLines w:val="0"/>
-        <w:widowControl/>
-        <w:suppressLineNumbers w:val="0"/>
-        <w:rPr>
-          <w:sz w:val="20"/>
-          <w:szCs w:val="20"/>
-        </w:rPr>
-      </w:pPr>
-      <w:r>
-        <w:rPr>
-          <w:rStyle w:val="10"/>
-          <w:sz w:val="20"/>
-          <w:szCs w:val="20"/>
-        </w:rPr>
-        <w:t>Answer:</w:t>
-      </w:r>
-    </w:p>
-    <w:p>
-      <w:pPr>
-        <w:pStyle w:val="9"/>
-        <w:keepNext w:val="0"/>
-        <w:keepLines w:val="0"/>
-        <w:widowControl/>
-        <w:suppressLineNumbers w:val="0"/>
-        <w:ind w:left="720"/>
-        <w:rPr>
-          <w:sz w:val="20"/>
-          <w:szCs w:val="20"/>
-        </w:rPr>
-      </w:pPr>
-      <w:r>
-        <w:rPr>
-          <w:rStyle w:val="10"/>
-          <w:sz w:val="20"/>
-          <w:szCs w:val="20"/>
-        </w:rPr>
-        <w:t>Topics persist</w:t>
-      </w:r>
-      <w:r>
-        <w:rPr>
-          <w:sz w:val="20"/>
-          <w:szCs w:val="20"/>
-        </w:rPr>
-        <w:t xml:space="preserve"> as long as the log directories (</w:t>
-      </w:r>
-      <w:r>
-        <w:rPr>
-          <w:rStyle w:val="7"/>
-          <w:sz w:val="20"/>
-          <w:szCs w:val="20"/>
-        </w:rPr>
-        <w:t>kraft-combined-logs</w:t>
-      </w:r>
-      <w:r>
-        <w:rPr>
-          <w:sz w:val="20"/>
-          <w:szCs w:val="20"/>
-        </w:rPr>
-        <w:t>) are not deleted.</w:t>
-      </w:r>
-    </w:p>
-    <w:p>
-      <w:pPr>
-        <w:pStyle w:val="9"/>
-        <w:keepNext w:val="0"/>
-        <w:keepLines w:val="0"/>
-        <w:widowControl/>
-        <w:suppressLineNumbers w:val="0"/>
-        <w:ind w:left="720"/>
-        <w:rPr>
-          <w:sz w:val="20"/>
-          <w:szCs w:val="20"/>
-        </w:rPr>
-      </w:pPr>
-      <w:r>
-        <w:rPr>
-          <w:sz w:val="20"/>
-          <w:szCs w:val="20"/>
-        </w:rPr>
-        <w:t xml:space="preserve">You </w:t>
-      </w:r>
-      <w:r>
-        <w:rPr>
-          <w:rStyle w:val="10"/>
-          <w:sz w:val="20"/>
-          <w:szCs w:val="20"/>
-        </w:rPr>
-        <w:t>do not need to create the topic again</w:t>
-      </w:r>
-      <w:r>
-        <w:rPr>
-          <w:sz w:val="20"/>
-          <w:szCs w:val="20"/>
-        </w:rPr>
-        <w:t>.</w:t>
-      </w:r>
-    </w:p>
-    <w:p>
-      <w:pPr>
-        <w:pStyle w:val="9"/>
-        <w:keepNext w:val="0"/>
-        <w:keepLines w:val="0"/>
-        <w:widowControl/>
-        <w:suppressLineNumbers w:val="0"/>
-        <w:ind w:left="720"/>
-        <w:rPr>
-          <w:sz w:val="20"/>
-          <w:szCs w:val="20"/>
-        </w:rPr>
-      </w:pPr>
-      <w:r>
-        <w:rPr>
-          <w:rStyle w:val="10"/>
-          <w:sz w:val="20"/>
-          <w:szCs w:val="20"/>
-        </w:rPr>
-        <w:t>Only start Kafka</w:t>
-      </w:r>
-      <w:r>
-        <w:rPr>
-          <w:sz w:val="20"/>
-          <w:szCs w:val="20"/>
-        </w:rPr>
-        <w:t>, then start consumers/producers.</w:t>
-      </w:r>
-    </w:p>
-    <w:p>
-      <w:pPr>
-        <w:pStyle w:val="9"/>
-        <w:keepNext w:val="0"/>
-        <w:keepLines w:val="0"/>
-        <w:widowControl/>
-        <w:suppressLineNumbers w:val="0"/>
-        <w:rPr>
-          <w:sz w:val="20"/>
-          <w:szCs w:val="20"/>
-        </w:rPr>
-      </w:pPr>
-      <w:r>
-        <w:rPr>
-          <w:rStyle w:val="10"/>
-          <w:sz w:val="20"/>
-          <w:szCs w:val="20"/>
-        </w:rPr>
-        <w:t>Command to check existing topics:</w:t>
-      </w:r>
-    </w:p>
-    <w:p>
-      <w:pPr>
-        <w:pStyle w:val="8"/>
-        <w:keepNext w:val="0"/>
-        <w:keepLines w:val="0"/>
-        <w:widowControl/>
-        <w:suppressLineNumbers w:val="0"/>
-        <w:rPr>
-          <w:sz w:val="20"/>
-          <w:szCs w:val="20"/>
-        </w:rPr>
-      </w:pPr>
-      <w:r>
-        <w:rPr>
-          <w:rStyle w:val="7"/>
-          <w:sz w:val="20"/>
-          <w:szCs w:val="20"/>
-        </w:rPr>
-        <w:t>.\kafka-topics.bat --list --bootstrap-server localhost:9092</w:t>
-      </w:r>
-    </w:p>
-    <w:p>
-      <w:pPr>
-        <w:keepNext w:val="0"/>
-        <w:keepLines w:val="0"/>
-        <w:widowControl/>
-        <w:suppressLineNumbers w:val="0"/>
-        <w:rPr>
-          <w:sz w:val="20"/>
-          <w:szCs w:val="20"/>
-        </w:rPr>
-      </w:pPr>
-      <w:r>
-        <w:rPr>
-          <w:sz w:val="20"/>
-          <w:szCs w:val="20"/>
-        </w:rPr>
-        <w:pict>
-          <v:rect id="_x0000_i1056" o:spt="1" style="height:1.5pt;width:432pt;" fillcolor="#A0A0A0" filled="t" stroked="f" coordsize="21600,21600" o:hr="t" o:hrstd="t" o:hralign="center">
-            <v:path/>
-            <v:fill on="t" focussize="0,0"/>
-            <v:stroke on="f"/>
-            <v:imagedata o:title=""/>
-            <o:lock v:ext="edit"/>
-            <w10:wrap type="none"/>
-            <w10:anchorlock/>
-          </v:rect>
-        </w:pict>
-      </w:r>
-    </w:p>
-    <w:p>
-      <w:pPr>
-        <w:pStyle w:val="3"/>
-        <w:keepNext w:val="0"/>
-        <w:keepLines w:val="0"/>
-        <w:widowControl/>
-        <w:suppressLineNumbers w:val="0"/>
-        <w:rPr>
-          <w:sz w:val="20"/>
-          <w:szCs w:val="20"/>
-        </w:rPr>
-      </w:pPr>
-      <w:r>
-        <w:rPr>
-          <w:rStyle w:val="10"/>
-          <w:b/>
-          <w:bCs/>
-          <w:sz w:val="20"/>
-          <w:szCs w:val="20"/>
-        </w:rPr>
-        <w:t>2️⃣ Starting Consumers &amp; Producer After Kafka Restart</w:t>
-      </w:r>
-    </w:p>
-    <w:p>
-      <w:pPr>
-        <w:pStyle w:val="9"/>
-        <w:keepNext w:val="0"/>
-        <w:keepLines w:val="0"/>
-        <w:widowControl/>
-        <w:suppressLineNumbers w:val="0"/>
-        <w:rPr>
-          <w:sz w:val="20"/>
-          <w:szCs w:val="20"/>
-        </w:rPr>
-      </w:pPr>
-      <w:r>
-        <w:rPr>
-          <w:rStyle w:val="10"/>
-          <w:sz w:val="20"/>
-          <w:szCs w:val="20"/>
-        </w:rPr>
-        <w:t>Scenario / Doubt:</w:t>
-      </w:r>
-    </w:p>
-    <w:p>
-      <w:pPr>
-        <w:pStyle w:val="9"/>
-        <w:keepNext w:val="0"/>
-        <w:keepLines w:val="0"/>
-        <w:widowControl/>
-        <w:suppressLineNumbers w:val="0"/>
-        <w:ind w:left="720"/>
-        <w:rPr>
-          <w:sz w:val="20"/>
-          <w:szCs w:val="20"/>
-        </w:rPr>
-      </w:pPr>
-      <w:r>
-        <w:rPr>
-          <w:sz w:val="20"/>
-          <w:szCs w:val="20"/>
-        </w:rPr>
-        <w:t>After stopping everything, can we reuse the same group? Do we need to start fresh consumers?</w:t>
-      </w:r>
-    </w:p>
-    <w:p>
-      <w:pPr>
-        <w:pStyle w:val="9"/>
-        <w:keepNext w:val="0"/>
-        <w:keepLines w:val="0"/>
-        <w:widowControl/>
-        <w:suppressLineNumbers w:val="0"/>
-        <w:rPr>
-          <w:sz w:val="20"/>
-          <w:szCs w:val="20"/>
-        </w:rPr>
-      </w:pPr>
-      <w:r>
-        <w:rPr>
-          <w:rStyle w:val="10"/>
-          <w:sz w:val="20"/>
-          <w:szCs w:val="20"/>
-        </w:rPr>
-        <w:t>Answer:</w:t>
-      </w:r>
-    </w:p>
-    <w:p>
-      <w:pPr>
-        <w:pStyle w:val="9"/>
-        <w:keepNext w:val="0"/>
-        <w:keepLines w:val="0"/>
-        <w:widowControl/>
-        <w:suppressLineNumbers w:val="0"/>
-        <w:ind w:left="720"/>
-        <w:rPr>
-          <w:sz w:val="20"/>
-          <w:szCs w:val="20"/>
-        </w:rPr>
-      </w:pPr>
-      <w:r>
-        <w:rPr>
-          <w:rStyle w:val="10"/>
-          <w:sz w:val="20"/>
-          <w:szCs w:val="20"/>
-        </w:rPr>
-        <w:t>Producer</w:t>
-      </w:r>
-      <w:r>
-        <w:rPr>
-          <w:sz w:val="20"/>
-          <w:szCs w:val="20"/>
-        </w:rPr>
-        <w:t>: Can start fresh anytime; it just writes messages.</w:t>
-      </w:r>
-    </w:p>
-    <w:p>
-      <w:pPr>
-        <w:pStyle w:val="9"/>
-        <w:keepNext w:val="0"/>
-        <w:keepLines w:val="0"/>
-        <w:widowControl/>
-        <w:suppressLineNumbers w:val="0"/>
-        <w:ind w:left="720"/>
-        <w:rPr>
-          <w:sz w:val="20"/>
-          <w:szCs w:val="20"/>
-        </w:rPr>
-      </w:pPr>
-      <w:r>
-        <w:rPr>
-          <w:rStyle w:val="10"/>
-          <w:sz w:val="20"/>
-          <w:szCs w:val="20"/>
-        </w:rPr>
-        <w:t>Consumer</w:t>
-      </w:r>
-      <w:r>
-        <w:rPr>
-          <w:sz w:val="20"/>
-          <w:szCs w:val="20"/>
-        </w:rPr>
-        <w:t>:</w:t>
-      </w:r>
-    </w:p>
-    <w:p>
-      <w:pPr>
-        <w:pStyle w:val="9"/>
-        <w:keepNext w:val="0"/>
-        <w:keepLines w:val="0"/>
-        <w:widowControl/>
-        <w:suppressLineNumbers w:val="0"/>
-        <w:ind w:left="1440"/>
-        <w:rPr>
-          <w:sz w:val="20"/>
-          <w:szCs w:val="20"/>
-        </w:rPr>
-      </w:pPr>
-      <w:r>
-        <w:rPr>
-          <w:sz w:val="20"/>
-          <w:szCs w:val="20"/>
-        </w:rPr>
-        <w:t xml:space="preserve">Kafka tracks </w:t>
-      </w:r>
-      <w:r>
-        <w:rPr>
-          <w:rStyle w:val="10"/>
-          <w:sz w:val="20"/>
-          <w:szCs w:val="20"/>
-        </w:rPr>
-        <w:t>group offsets</w:t>
-      </w:r>
-      <w:r>
-        <w:rPr>
-          <w:sz w:val="20"/>
-          <w:szCs w:val="20"/>
-        </w:rPr>
-        <w:t>, not consumer processes.</w:t>
-      </w:r>
-    </w:p>
-    <w:p>
-      <w:pPr>
-        <w:pStyle w:val="9"/>
-        <w:keepNext w:val="0"/>
-        <w:keepLines w:val="0"/>
-        <w:widowControl/>
-        <w:suppressLineNumbers w:val="0"/>
-        <w:ind w:left="1440"/>
-        <w:rPr>
-          <w:sz w:val="20"/>
-          <w:szCs w:val="20"/>
-          <w:highlight w:val="green"/>
-        </w:rPr>
-      </w:pPr>
-      <w:r>
-        <w:rPr>
-          <w:sz w:val="20"/>
-          <w:szCs w:val="20"/>
-          <w:highlight w:val="green"/>
-        </w:rPr>
-        <w:t xml:space="preserve">Starting a </w:t>
-      </w:r>
-      <w:r>
-        <w:rPr>
-          <w:rStyle w:val="10"/>
-          <w:sz w:val="20"/>
-          <w:szCs w:val="20"/>
-          <w:highlight w:val="green"/>
-        </w:rPr>
-        <w:t>new consumer in the same group</w:t>
-      </w:r>
-      <w:r>
-        <w:rPr>
-          <w:sz w:val="20"/>
-          <w:szCs w:val="20"/>
-          <w:highlight w:val="green"/>
-        </w:rPr>
-        <w:t xml:space="preserve"> → gets a </w:t>
-      </w:r>
-      <w:r>
-        <w:rPr>
-          <w:rStyle w:val="10"/>
-          <w:sz w:val="20"/>
-          <w:szCs w:val="20"/>
-          <w:highlight w:val="green"/>
-        </w:rPr>
-        <w:t>new consumer ID</w:t>
-      </w:r>
-      <w:r>
-        <w:rPr>
-          <w:sz w:val="20"/>
-          <w:szCs w:val="20"/>
-          <w:highlight w:val="green"/>
-        </w:rPr>
-        <w:t xml:space="preserve"> but reuses the </w:t>
-      </w:r>
-      <w:r>
-        <w:rPr>
-          <w:rStyle w:val="10"/>
-          <w:sz w:val="20"/>
-          <w:szCs w:val="20"/>
-          <w:highlight w:val="green"/>
-        </w:rPr>
-        <w:t>same group offsets</w:t>
-      </w:r>
-      <w:r>
-        <w:rPr>
-          <w:sz w:val="20"/>
-          <w:szCs w:val="20"/>
-          <w:highlight w:val="green"/>
-        </w:rPr>
-        <w:t>.</w:t>
-      </w:r>
-    </w:p>
-    <w:p>
-      <w:pPr>
-        <w:pStyle w:val="9"/>
-        <w:keepNext w:val="0"/>
-        <w:keepLines w:val="0"/>
-        <w:widowControl/>
-        <w:suppressLineNumbers w:val="0"/>
-        <w:ind w:left="1440"/>
-        <w:rPr>
-          <w:sz w:val="20"/>
-          <w:szCs w:val="20"/>
-          <w:highlight w:val="green"/>
-        </w:rPr>
-      </w:pPr>
-      <w:r>
-        <w:rPr>
-          <w:sz w:val="20"/>
-          <w:szCs w:val="20"/>
-          <w:highlight w:val="green"/>
-        </w:rPr>
-        <w:t>Old consumers (processes) are gone.</w:t>
-      </w:r>
-    </w:p>
-    <w:p>
-      <w:pPr>
-        <w:pStyle w:val="9"/>
-        <w:keepNext w:val="0"/>
-        <w:keepLines w:val="0"/>
-        <w:widowControl/>
-        <w:suppressLineNumbers w:val="0"/>
-        <w:ind w:left="720"/>
-        <w:rPr>
-          <w:sz w:val="20"/>
-          <w:szCs w:val="20"/>
-        </w:rPr>
-      </w:pPr>
-      <w:r>
-        <w:rPr>
-          <w:rStyle w:val="10"/>
-          <w:sz w:val="20"/>
-          <w:szCs w:val="20"/>
-        </w:rPr>
-        <w:t xml:space="preserve">Option </w:t>
-      </w:r>
-      <w:r>
-        <w:rPr>
-          <w:rStyle w:val="7"/>
-          <w:sz w:val="20"/>
-          <w:szCs w:val="20"/>
-        </w:rPr>
-        <w:t>--from-beginning</w:t>
-      </w:r>
-      <w:r>
-        <w:rPr>
-          <w:sz w:val="20"/>
-          <w:szCs w:val="20"/>
-        </w:rPr>
-        <w:t xml:space="preserve"> reads all messages from the start, ignoring stored offsets.</w:t>
-      </w:r>
-    </w:p>
-    <w:p>
-      <w:pPr>
-        <w:pStyle w:val="9"/>
-        <w:keepNext w:val="0"/>
-        <w:keepLines w:val="0"/>
-        <w:widowControl/>
-        <w:suppressLineNumbers w:val="0"/>
-        <w:rPr>
-          <w:sz w:val="20"/>
-          <w:szCs w:val="20"/>
-        </w:rPr>
-      </w:pPr>
-      <w:r>
-        <w:rPr>
-          <w:rStyle w:val="10"/>
-          <w:sz w:val="20"/>
-          <w:szCs w:val="20"/>
-        </w:rPr>
-        <w:t>Commands:</w:t>
-      </w:r>
-    </w:p>
-    <w:p>
-      <w:pPr>
-        <w:pStyle w:val="8"/>
-        <w:keepNext w:val="0"/>
-        <w:keepLines w:val="0"/>
-        <w:widowControl/>
-        <w:suppressLineNumbers w:val="0"/>
-        <w:rPr>
-          <w:rStyle w:val="7"/>
-          <w:sz w:val="20"/>
-          <w:szCs w:val="20"/>
-        </w:rPr>
-      </w:pPr>
-      <w:r>
-        <w:rPr>
-          <w:rStyle w:val="7"/>
-          <w:sz w:val="20"/>
-          <w:szCs w:val="20"/>
-        </w:rPr>
-        <w:t># Consumer 1</w:t>
-      </w:r>
-    </w:p>
-    <w:p>
-      <w:pPr>
-        <w:pStyle w:val="8"/>
-        <w:keepNext w:val="0"/>
-        <w:keepLines w:val="0"/>
-        <w:widowControl/>
-        <w:suppressLineNumbers w:val="0"/>
-        <w:rPr>
-          <w:rStyle w:val="7"/>
-          <w:sz w:val="20"/>
-          <w:szCs w:val="20"/>
-        </w:rPr>
-      </w:pPr>
-      <w:r>
-        <w:rPr>
-          <w:rStyle w:val="7"/>
-          <w:sz w:val="20"/>
-          <w:szCs w:val="20"/>
-        </w:rPr>
-        <w:t>.\kafka-console-consumer.bat --topic first-kraft-topic --group group1 --bootstrap-server localhost:9092 --from-beginning</w:t>
-      </w:r>
-    </w:p>
-    <w:p>
-      <w:pPr>
-        <w:pStyle w:val="8"/>
-        <w:keepNext w:val="0"/>
-        <w:keepLines w:val="0"/>
-        <w:widowControl/>
-        <w:suppressLineNumbers w:val="0"/>
-        <w:rPr>
-          <w:rStyle w:val="7"/>
-          <w:sz w:val="20"/>
-          <w:szCs w:val="20"/>
-        </w:rPr>
-      </w:pPr>
-    </w:p>
-    <w:p>
-      <w:pPr>
-        <w:pStyle w:val="8"/>
-        <w:keepNext w:val="0"/>
-        <w:keepLines w:val="0"/>
-        <w:widowControl/>
-        <w:suppressLineNumbers w:val="0"/>
-        <w:rPr>
-          <w:rStyle w:val="7"/>
-          <w:sz w:val="20"/>
-          <w:szCs w:val="20"/>
-        </w:rPr>
-      </w:pPr>
-      <w:r>
-        <w:rPr>
-          <w:rStyle w:val="7"/>
-          <w:sz w:val="20"/>
-          <w:szCs w:val="20"/>
-        </w:rPr>
-        <w:t># Consumer 2 (same group)</w:t>
-      </w:r>
-    </w:p>
-    <w:p>
-      <w:pPr>
-        <w:pStyle w:val="8"/>
-        <w:keepNext w:val="0"/>
-        <w:keepLines w:val="0"/>
-        <w:widowControl/>
-        <w:suppressLineNumbers w:val="0"/>
-        <w:rPr>
-          <w:rStyle w:val="7"/>
-          <w:sz w:val="20"/>
-          <w:szCs w:val="20"/>
-        </w:rPr>
-      </w:pPr>
-      <w:r>
-        <w:rPr>
-          <w:rStyle w:val="7"/>
-          <w:sz w:val="20"/>
-          <w:szCs w:val="20"/>
-        </w:rPr>
-        <w:t>.\kafka-console-consumer.bat --topic first-kraft-topic --group group1 --bootstrap-server localhost:9092 --from-beginning</w:t>
-      </w:r>
-    </w:p>
-    <w:p>
-      <w:pPr>
-        <w:pStyle w:val="8"/>
-        <w:keepNext w:val="0"/>
-        <w:keepLines w:val="0"/>
-        <w:widowControl/>
-        <w:suppressLineNumbers w:val="0"/>
-        <w:rPr>
-          <w:rStyle w:val="7"/>
-          <w:sz w:val="20"/>
-          <w:szCs w:val="20"/>
-        </w:rPr>
-      </w:pPr>
-    </w:p>
-    <w:p>
-      <w:pPr>
-        <w:pStyle w:val="8"/>
-        <w:keepNext w:val="0"/>
-        <w:keepLines w:val="0"/>
-        <w:widowControl/>
-        <w:suppressLineNumbers w:val="0"/>
-        <w:rPr>
-          <w:rStyle w:val="7"/>
-          <w:sz w:val="20"/>
-          <w:szCs w:val="20"/>
-        </w:rPr>
-      </w:pPr>
-      <w:r>
-        <w:rPr>
-          <w:rStyle w:val="7"/>
-          <w:sz w:val="20"/>
-          <w:szCs w:val="20"/>
-        </w:rPr>
-        <w:t># Consumer in different group</w:t>
-      </w:r>
-    </w:p>
-    <w:p>
-      <w:pPr>
-        <w:pStyle w:val="8"/>
-        <w:keepNext w:val="0"/>
-        <w:keepLines w:val="0"/>
-        <w:widowControl/>
-        <w:suppressLineNumbers w:val="0"/>
-        <w:rPr>
-          <w:sz w:val="20"/>
-          <w:szCs w:val="20"/>
-        </w:rPr>
-      </w:pPr>
-      <w:r>
-        <w:rPr>
-          <w:rStyle w:val="7"/>
-          <w:sz w:val="20"/>
-          <w:szCs w:val="20"/>
-        </w:rPr>
-        <w:t>.\kafka-console-consumer.bat --topic first-kraft-topic --group group2 --bootstrap-server localhost:9092 --from-beginning</w:t>
-      </w:r>
-    </w:p>
-    <w:p>
-      <w:pPr>
-        <w:keepNext w:val="0"/>
-        <w:keepLines w:val="0"/>
-        <w:widowControl/>
-        <w:suppressLineNumbers w:val="0"/>
-        <w:rPr>
-          <w:sz w:val="20"/>
-          <w:szCs w:val="20"/>
-        </w:rPr>
-      </w:pPr>
-      <w:r>
-        <w:rPr>
-          <w:sz w:val="20"/>
-          <w:szCs w:val="20"/>
-        </w:rPr>
-        <w:pict>
-          <v:rect id="_x0000_i1057" o:spt="1" style="height:1.5pt;width:432pt;" fillcolor="#A0A0A0" filled="t" stroked="f" coordsize="21600,21600" o:hr="t" o:hrstd="t" o:hralign="center">
-            <v:path/>
-            <v:fill on="t" focussize="0,0"/>
-            <v:stroke on="f"/>
-            <v:imagedata o:title=""/>
-            <o:lock v:ext="edit"/>
-            <w10:wrap type="none"/>
-            <w10:anchorlock/>
-          </v:rect>
-        </w:pict>
-      </w:r>
-    </w:p>
-    <w:p>
-      <w:pPr>
-        <w:pStyle w:val="3"/>
-        <w:keepNext w:val="0"/>
-        <w:keepLines w:val="0"/>
-        <w:widowControl/>
-        <w:suppressLineNumbers w:val="0"/>
-        <w:rPr>
-          <w:sz w:val="20"/>
-          <w:szCs w:val="20"/>
-        </w:rPr>
-      </w:pPr>
-      <w:r>
-        <w:rPr>
-          <w:rStyle w:val="10"/>
-          <w:b/>
-          <w:bCs/>
-          <w:sz w:val="20"/>
-          <w:szCs w:val="20"/>
-        </w:rPr>
         <w:t>3️⃣ Consumers in Same Group vs Different Groups</w:t>
       </w:r>
     </w:p>
@@ -9595,6 +9596,7 @@
     </w:p>
     <w:tbl>
       <w:tblPr>
+        <w:tblStyle w:val="6"/>
         <w:tblW w:w="0" w:type="auto"/>
         <w:tblCellSpacing w:w="15" w:type="dxa"/>
         <w:tblInd w:w="0" w:type="dxa"/>
@@ -9606,7 +9608,7 @@
           <w:insideH w:val="none" w:color="auto" w:sz="0" w:space="0"/>
           <w:insideV w:val="none" w:color="auto" w:sz="0" w:space="0"/>
         </w:tblBorders>
-        <w:shd w:val="clear"/>
+        <w:shd w:val="clear" w:color="auto" w:fill="auto"/>
         <w:tblLayout w:type="autofit"/>
         <w:tblCellMar>
           <w:top w:w="15" w:type="dxa"/>
@@ -9629,7 +9631,7 @@
             <w:insideH w:val="none" w:color="auto" w:sz="0" w:space="0"/>
             <w:insideV w:val="none" w:color="auto" w:sz="0" w:space="0"/>
           </w:tblBorders>
-          <w:shd w:val="clear"/>
+          <w:shd w:val="clear" w:color="auto" w:fill="auto"/>
           <w:tblCellMar>
             <w:top w:w="15" w:type="dxa"/>
             <w:left w:w="15" w:type="dxa"/>
@@ -9644,7 +9646,7 @@
         <w:tc>
           <w:tcPr>
             <w:tcW w:w="0" w:type="auto"/>
-            <w:shd w:val="clear"/>
+            <w:shd w:val="clear" w:color="auto" w:fill="auto"/>
             <w:vAlign w:val="center"/>
           </w:tcPr>
           <w:p>
@@ -9678,7 +9680,7 @@
         <w:tc>
           <w:tcPr>
             <w:tcW w:w="0" w:type="auto"/>
-            <w:shd w:val="clear"/>
+            <w:shd w:val="clear" w:color="auto" w:fill="auto"/>
             <w:vAlign w:val="center"/>
           </w:tcPr>
           <w:p>
@@ -9720,7 +9722,6 @@
             <w:insideH w:val="none" w:color="auto" w:sz="0" w:space="0"/>
             <w:insideV w:val="none" w:color="auto" w:sz="0" w:space="0"/>
           </w:tblBorders>
-          <w:shd w:val="clear"/>
           <w:tblCellMar>
             <w:top w:w="15" w:type="dxa"/>
             <w:left w:w="15" w:type="dxa"/>
@@ -9734,7 +9735,7 @@
         <w:tc>
           <w:tcPr>
             <w:tcW w:w="0" w:type="auto"/>
-            <w:shd w:val="clear"/>
+            <w:shd w:val="clear" w:color="auto" w:fill="auto"/>
             <w:vAlign w:val="center"/>
           </w:tcPr>
           <w:p>
@@ -9764,7 +9765,7 @@
         <w:tc>
           <w:tcPr>
             <w:tcW w:w="0" w:type="auto"/>
-            <w:shd w:val="clear"/>
+            <w:shd w:val="clear" w:color="auto" w:fill="auto"/>
             <w:vAlign w:val="center"/>
           </w:tcPr>
           <w:p>
@@ -9823,7 +9824,6 @@
             <w:insideH w:val="none" w:color="auto" w:sz="0" w:space="0"/>
             <w:insideV w:val="none" w:color="auto" w:sz="0" w:space="0"/>
           </w:tblBorders>
-          <w:shd w:val="clear"/>
           <w:tblCellMar>
             <w:top w:w="15" w:type="dxa"/>
             <w:left w:w="15" w:type="dxa"/>
@@ -9837,7 +9837,7 @@
         <w:tc>
           <w:tcPr>
             <w:tcW w:w="0" w:type="auto"/>
-            <w:shd w:val="clear"/>
+            <w:shd w:val="clear" w:color="auto" w:fill="auto"/>
             <w:vAlign w:val="center"/>
           </w:tcPr>
           <w:p>
@@ -9867,7 +9867,7 @@
         <w:tc>
           <w:tcPr>
             <w:tcW w:w="0" w:type="auto"/>
-            <w:shd w:val="clear"/>
+            <w:shd w:val="clear" w:color="auto" w:fill="auto"/>
             <w:vAlign w:val="center"/>
           </w:tcPr>
           <w:p>
@@ -10178,7 +10178,7 @@
           <w:szCs w:val="20"/>
         </w:rPr>
         <w:pict>
-          <v:rect id="_x0000_i1058" o:spt="1" style="height:1.5pt;width:432pt;" fillcolor="#A0A0A0" filled="t" stroked="f" coordsize="21600,21600" o:hr="t" o:hrstd="t" o:hralign="center">
+          <v:rect id="_x0000_i1056" o:spt="1" style="height:1.5pt;width:432pt;" fillcolor="#A0A0A0" filled="t" stroked="f" coordsize="21600,21600" o:hr="t" o:hrstd="t" o:hralign="center">
             <v:path/>
             <v:fill on="t" focussize="0,0"/>
             <v:stroke on="f"/>
@@ -10510,6 +10510,7 @@
     </w:p>
     <w:tbl>
       <w:tblPr>
+        <w:tblStyle w:val="6"/>
         <w:tblW w:w="0" w:type="auto"/>
         <w:tblCellSpacing w:w="15" w:type="dxa"/>
         <w:tblInd w:w="0" w:type="dxa"/>
@@ -10521,7 +10522,7 @@
           <w:insideH w:val="none" w:color="auto" w:sz="0" w:space="0"/>
           <w:insideV w:val="none" w:color="auto" w:sz="0" w:space="0"/>
         </w:tblBorders>
-        <w:shd w:val="clear"/>
+        <w:shd w:val="clear" w:color="auto" w:fill="auto"/>
         <w:tblLayout w:type="autofit"/>
         <w:tblCellMar>
           <w:top w:w="15" w:type="dxa"/>
@@ -10544,6 +10545,13 @@
             <w:insideH w:val="none" w:color="auto" w:sz="0" w:space="0"/>
             <w:insideV w:val="none" w:color="auto" w:sz="0" w:space="0"/>
           </w:tblBorders>
+          <w:shd w:val="clear" w:color="auto" w:fill="auto"/>
+          <w:tblCellMar>
+            <w:top w:w="15" w:type="dxa"/>
+            <w:left w:w="15" w:type="dxa"/>
+            <w:bottom w:w="15" w:type="dxa"/>
+            <w:right w:w="15" w:type="dxa"/>
+          </w:tblCellMar>
         </w:tblPrEx>
         <w:trPr>
           <w:tblHeader/>
@@ -10552,7 +10560,7 @@
         <w:tc>
           <w:tcPr>
             <w:tcW w:w="0" w:type="auto"/>
-            <w:shd w:val="clear"/>
+            <w:shd w:val="clear" w:color="auto" w:fill="auto"/>
             <w:vAlign w:val="center"/>
           </w:tcPr>
           <w:p>
@@ -10586,7 +10594,7 @@
         <w:tc>
           <w:tcPr>
             <w:tcW w:w="0" w:type="auto"/>
-            <w:shd w:val="clear"/>
+            <w:shd w:val="clear" w:color="auto" w:fill="auto"/>
             <w:vAlign w:val="center"/>
           </w:tcPr>
           <w:p>
@@ -10628,7 +10636,6 @@
             <w:insideH w:val="none" w:color="auto" w:sz="0" w:space="0"/>
             <w:insideV w:val="none" w:color="auto" w:sz="0" w:space="0"/>
           </w:tblBorders>
-          <w:shd w:val="clear"/>
           <w:tblCellMar>
             <w:top w:w="15" w:type="dxa"/>
             <w:left w:w="15" w:type="dxa"/>
@@ -10642,7 +10649,7 @@
         <w:tc>
           <w:tcPr>
             <w:tcW w:w="0" w:type="auto"/>
-            <w:shd w:val="clear"/>
+            <w:shd w:val="clear" w:color="auto" w:fill="auto"/>
             <w:vAlign w:val="center"/>
           </w:tcPr>
           <w:p>
@@ -10672,7 +10679,7 @@
         <w:tc>
           <w:tcPr>
             <w:tcW w:w="0" w:type="auto"/>
-            <w:shd w:val="clear"/>
+            <w:shd w:val="clear" w:color="auto" w:fill="auto"/>
             <w:vAlign w:val="center"/>
           </w:tcPr>
           <w:p>
@@ -10723,7 +10730,7 @@
         <w:tc>
           <w:tcPr>
             <w:tcW w:w="0" w:type="auto"/>
-            <w:shd w:val="clear"/>
+            <w:shd w:val="clear" w:color="auto" w:fill="auto"/>
             <w:vAlign w:val="center"/>
           </w:tcPr>
           <w:p>
@@ -10753,7 +10760,7 @@
         <w:tc>
           <w:tcPr>
             <w:tcW w:w="0" w:type="auto"/>
-            <w:shd w:val="clear"/>
+            <w:shd w:val="clear" w:color="auto" w:fill="auto"/>
             <w:vAlign w:val="center"/>
           </w:tcPr>
           <w:p>
@@ -10804,7 +10811,7 @@
         <w:tc>
           <w:tcPr>
             <w:tcW w:w="0" w:type="auto"/>
-            <w:shd w:val="clear"/>
+            <w:shd w:val="clear" w:color="auto" w:fill="auto"/>
             <w:vAlign w:val="center"/>
           </w:tcPr>
           <w:p>
@@ -10834,7 +10841,7 @@
         <w:tc>
           <w:tcPr>
             <w:tcW w:w="0" w:type="auto"/>
-            <w:shd w:val="clear"/>
+            <w:shd w:val="clear" w:color="auto" w:fill="auto"/>
             <w:vAlign w:val="center"/>
           </w:tcPr>
           <w:p>
@@ -10961,6 +10968,907 @@
           <w:szCs w:val="20"/>
         </w:rPr>
         <w:pict>
+          <v:rect id="_x0000_i1057" o:spt="1" style="height:1.5pt;width:432pt;" fillcolor="#A0A0A0" filled="t" stroked="f" coordsize="21600,21600" o:hr="t" o:hrstd="t" o:hralign="center">
+            <v:path/>
+            <v:fill on="t" focussize="0,0"/>
+            <v:stroke on="f"/>
+            <v:imagedata o:title=""/>
+            <o:lock v:ext="edit"/>
+            <w10:wrap type="none"/>
+            <w10:anchorlock/>
+          </v:rect>
+        </w:pict>
+      </w:r>
+    </w:p>
+    <w:p>
+      <w:pPr>
+        <w:pStyle w:val="3"/>
+        <w:keepNext w:val="0"/>
+        <w:keepLines w:val="0"/>
+        <w:widowControl/>
+        <w:suppressLineNumbers w:val="0"/>
+        <w:rPr>
+          <w:sz w:val="20"/>
+          <w:szCs w:val="20"/>
+        </w:rPr>
+      </w:pPr>
+      <w:r>
+        <w:rPr>
+          <w:rStyle w:val="10"/>
+          <w:b/>
+          <w:bCs/>
+          <w:sz w:val="20"/>
+          <w:szCs w:val="20"/>
+        </w:rPr>
+        <w:t>5️⃣ How Kafka Handles New Consumer in Same Group After Stop</w:t>
+      </w:r>
+    </w:p>
+    <w:p>
+      <w:pPr>
+        <w:pStyle w:val="9"/>
+        <w:keepNext w:val="0"/>
+        <w:keepLines w:val="0"/>
+        <w:widowControl/>
+        <w:suppressLineNumbers w:val="0"/>
+        <w:rPr>
+          <w:sz w:val="20"/>
+          <w:szCs w:val="20"/>
+        </w:rPr>
+      </w:pPr>
+      <w:r>
+        <w:rPr>
+          <w:rStyle w:val="10"/>
+          <w:sz w:val="20"/>
+          <w:szCs w:val="20"/>
+        </w:rPr>
+        <w:t>Scenario / Doubt:</w:t>
+      </w:r>
+    </w:p>
+    <w:p>
+      <w:pPr>
+        <w:pStyle w:val="9"/>
+        <w:keepNext w:val="0"/>
+        <w:keepLines w:val="0"/>
+        <w:widowControl/>
+        <w:suppressLineNumbers w:val="0"/>
+        <w:ind w:left="720"/>
+        <w:rPr>
+          <w:sz w:val="20"/>
+          <w:szCs w:val="20"/>
+        </w:rPr>
+      </w:pPr>
+      <w:r>
+        <w:rPr>
+          <w:sz w:val="20"/>
+          <w:szCs w:val="20"/>
+        </w:rPr>
+        <w:t xml:space="preserve">Old consumers stopped, then a new consumer starts with same group name </w:t>
+      </w:r>
+      <w:r>
+        <w:rPr>
+          <w:rStyle w:val="7"/>
+          <w:sz w:val="20"/>
+          <w:szCs w:val="20"/>
+        </w:rPr>
+        <w:t>group1</w:t>
+      </w:r>
+      <w:r>
+        <w:rPr>
+          <w:sz w:val="20"/>
+          <w:szCs w:val="20"/>
+        </w:rPr>
+        <w:t>.</w:t>
+      </w:r>
+    </w:p>
+    <w:p>
+      <w:pPr>
+        <w:pStyle w:val="9"/>
+        <w:keepNext w:val="0"/>
+        <w:keepLines w:val="0"/>
+        <w:widowControl/>
+        <w:suppressLineNumbers w:val="0"/>
+        <w:ind w:left="720"/>
+        <w:rPr>
+          <w:sz w:val="20"/>
+          <w:szCs w:val="20"/>
+        </w:rPr>
+      </w:pPr>
+      <w:r>
+        <w:rPr>
+          <w:sz w:val="20"/>
+          <w:szCs w:val="20"/>
+        </w:rPr>
+        <w:t>Which old consumer does it reconnect to?</w:t>
+      </w:r>
+    </w:p>
+    <w:p>
+      <w:pPr>
+        <w:pStyle w:val="9"/>
+        <w:keepNext w:val="0"/>
+        <w:keepLines w:val="0"/>
+        <w:widowControl/>
+        <w:suppressLineNumbers w:val="0"/>
+        <w:rPr>
+          <w:sz w:val="20"/>
+          <w:szCs w:val="20"/>
+        </w:rPr>
+      </w:pPr>
+      <w:r>
+        <w:rPr>
+          <w:rStyle w:val="10"/>
+          <w:sz w:val="20"/>
+          <w:szCs w:val="20"/>
+        </w:rPr>
+        <w:t>Answer:</w:t>
+      </w:r>
+    </w:p>
+    <w:p>
+      <w:pPr>
+        <w:pStyle w:val="9"/>
+        <w:keepNext w:val="0"/>
+        <w:keepLines w:val="0"/>
+        <w:widowControl/>
+        <w:suppressLineNumbers w:val="0"/>
+        <w:ind w:left="720"/>
+        <w:rPr>
+          <w:sz w:val="20"/>
+          <w:szCs w:val="20"/>
+        </w:rPr>
+      </w:pPr>
+      <w:r>
+        <w:rPr>
+          <w:sz w:val="20"/>
+          <w:szCs w:val="20"/>
+        </w:rPr>
+        <w:t xml:space="preserve">Kafka </w:t>
+      </w:r>
+      <w:r>
+        <w:rPr>
+          <w:rStyle w:val="10"/>
+          <w:sz w:val="20"/>
+          <w:szCs w:val="20"/>
+        </w:rPr>
+        <w:t>does not reconnect to old consumer IDs</w:t>
+      </w:r>
+      <w:r>
+        <w:rPr>
+          <w:sz w:val="20"/>
+          <w:szCs w:val="20"/>
+        </w:rPr>
+        <w:t>.</w:t>
+      </w:r>
+    </w:p>
+    <w:p>
+      <w:pPr>
+        <w:pStyle w:val="9"/>
+        <w:keepNext w:val="0"/>
+        <w:keepLines w:val="0"/>
+        <w:widowControl/>
+        <w:suppressLineNumbers w:val="0"/>
+        <w:ind w:left="720"/>
+        <w:rPr>
+          <w:sz w:val="20"/>
+          <w:szCs w:val="20"/>
+        </w:rPr>
+      </w:pPr>
+      <w:r>
+        <w:rPr>
+          <w:sz w:val="20"/>
+          <w:szCs w:val="20"/>
+        </w:rPr>
+        <w:t xml:space="preserve">New consumer gets </w:t>
+      </w:r>
+      <w:r>
+        <w:rPr>
+          <w:rStyle w:val="10"/>
+          <w:sz w:val="20"/>
+          <w:szCs w:val="20"/>
+        </w:rPr>
+        <w:t>new consumer ID</w:t>
+      </w:r>
+      <w:r>
+        <w:rPr>
+          <w:sz w:val="20"/>
+          <w:szCs w:val="20"/>
+        </w:rPr>
+        <w:t>.</w:t>
+      </w:r>
+    </w:p>
+    <w:p>
+      <w:pPr>
+        <w:pStyle w:val="9"/>
+        <w:keepNext w:val="0"/>
+        <w:keepLines w:val="0"/>
+        <w:widowControl/>
+        <w:suppressLineNumbers w:val="0"/>
+        <w:ind w:left="720"/>
+        <w:rPr>
+          <w:sz w:val="20"/>
+          <w:szCs w:val="20"/>
+        </w:rPr>
+      </w:pPr>
+      <w:r>
+        <w:rPr>
+          <w:sz w:val="20"/>
+          <w:szCs w:val="20"/>
+        </w:rPr>
+        <w:t xml:space="preserve">Uses </w:t>
+      </w:r>
+      <w:r>
+        <w:rPr>
+          <w:rStyle w:val="10"/>
+          <w:sz w:val="20"/>
+          <w:szCs w:val="20"/>
+        </w:rPr>
+        <w:t>group offsets</w:t>
+      </w:r>
+      <w:r>
+        <w:rPr>
+          <w:sz w:val="20"/>
+          <w:szCs w:val="20"/>
+        </w:rPr>
+        <w:t xml:space="preserve"> stored in </w:t>
+      </w:r>
+      <w:r>
+        <w:rPr>
+          <w:rStyle w:val="7"/>
+          <w:sz w:val="20"/>
+          <w:szCs w:val="20"/>
+        </w:rPr>
+        <w:t>__consumer_offsets</w:t>
+      </w:r>
+      <w:r>
+        <w:rPr>
+          <w:sz w:val="20"/>
+          <w:szCs w:val="20"/>
+        </w:rPr>
+        <w:t>.</w:t>
+      </w:r>
+    </w:p>
+    <w:p>
+      <w:pPr>
+        <w:pStyle w:val="9"/>
+        <w:keepNext w:val="0"/>
+        <w:keepLines w:val="0"/>
+        <w:widowControl/>
+        <w:suppressLineNumbers w:val="0"/>
+        <w:ind w:left="720"/>
+        <w:rPr>
+          <w:sz w:val="20"/>
+          <w:szCs w:val="20"/>
+        </w:rPr>
+      </w:pPr>
+      <w:r>
+        <w:rPr>
+          <w:sz w:val="20"/>
+          <w:szCs w:val="20"/>
+        </w:rPr>
+        <w:t>Old consumer processes are gone → only current active consumers matter.</w:t>
+      </w:r>
+    </w:p>
+    <w:p>
+      <w:pPr>
+        <w:pStyle w:val="9"/>
+        <w:keepNext w:val="0"/>
+        <w:keepLines w:val="0"/>
+        <w:widowControl/>
+        <w:suppressLineNumbers w:val="0"/>
+        <w:rPr>
+          <w:sz w:val="20"/>
+          <w:szCs w:val="20"/>
+        </w:rPr>
+      </w:pPr>
+      <w:r>
+        <w:rPr>
+          <w:rStyle w:val="10"/>
+          <w:sz w:val="20"/>
+          <w:szCs w:val="20"/>
+        </w:rPr>
+        <w:t>Diagram:</w:t>
+      </w:r>
+    </w:p>
+    <w:p>
+      <w:pPr>
+        <w:pStyle w:val="8"/>
+        <w:keepNext w:val="0"/>
+        <w:keepLines w:val="0"/>
+        <w:widowControl/>
+        <w:suppressLineNumbers w:val="0"/>
+        <w:rPr>
+          <w:rStyle w:val="7"/>
+          <w:sz w:val="20"/>
+          <w:szCs w:val="20"/>
+        </w:rPr>
+      </w:pPr>
+      <w:r>
+        <w:rPr>
+          <w:rStyle w:val="7"/>
+          <w:sz w:val="20"/>
+          <w:szCs w:val="20"/>
+        </w:rPr>
+        <w:t>Before stopping:</w:t>
+      </w:r>
+    </w:p>
+    <w:p>
+      <w:pPr>
+        <w:pStyle w:val="8"/>
+        <w:keepNext w:val="0"/>
+        <w:keepLines w:val="0"/>
+        <w:widowControl/>
+        <w:suppressLineNumbers w:val="0"/>
+        <w:rPr>
+          <w:rStyle w:val="7"/>
+          <w:sz w:val="20"/>
+          <w:szCs w:val="20"/>
+        </w:rPr>
+      </w:pPr>
+      <w:r>
+        <w:rPr>
+          <w:rStyle w:val="7"/>
+          <w:sz w:val="20"/>
+          <w:szCs w:val="20"/>
+        </w:rPr>
+        <w:t>P0 → Consumer1</w:t>
+      </w:r>
+    </w:p>
+    <w:p>
+      <w:pPr>
+        <w:pStyle w:val="8"/>
+        <w:keepNext w:val="0"/>
+        <w:keepLines w:val="0"/>
+        <w:widowControl/>
+        <w:suppressLineNumbers w:val="0"/>
+        <w:rPr>
+          <w:rStyle w:val="7"/>
+          <w:sz w:val="20"/>
+          <w:szCs w:val="20"/>
+        </w:rPr>
+      </w:pPr>
+      <w:r>
+        <w:rPr>
+          <w:rStyle w:val="7"/>
+          <w:sz w:val="20"/>
+          <w:szCs w:val="20"/>
+        </w:rPr>
+        <w:t>P1 → Consumer2</w:t>
+      </w:r>
+    </w:p>
+    <w:p>
+      <w:pPr>
+        <w:pStyle w:val="8"/>
+        <w:keepNext w:val="0"/>
+        <w:keepLines w:val="0"/>
+        <w:widowControl/>
+        <w:suppressLineNumbers w:val="0"/>
+        <w:rPr>
+          <w:rStyle w:val="7"/>
+          <w:sz w:val="20"/>
+          <w:szCs w:val="20"/>
+        </w:rPr>
+      </w:pPr>
+      <w:r>
+        <w:rPr>
+          <w:rStyle w:val="7"/>
+          <w:sz w:val="20"/>
+          <w:szCs w:val="20"/>
+        </w:rPr>
+        <w:t>P2 → Consumer1</w:t>
+      </w:r>
+    </w:p>
+    <w:p>
+      <w:pPr>
+        <w:pStyle w:val="8"/>
+        <w:keepNext w:val="0"/>
+        <w:keepLines w:val="0"/>
+        <w:widowControl/>
+        <w:suppressLineNumbers w:val="0"/>
+        <w:rPr>
+          <w:rStyle w:val="7"/>
+          <w:sz w:val="20"/>
+          <w:szCs w:val="20"/>
+        </w:rPr>
+      </w:pPr>
+    </w:p>
+    <w:p>
+      <w:pPr>
+        <w:pStyle w:val="8"/>
+        <w:keepNext w:val="0"/>
+        <w:keepLines w:val="0"/>
+        <w:widowControl/>
+        <w:suppressLineNumbers w:val="0"/>
+        <w:rPr>
+          <w:rStyle w:val="7"/>
+          <w:sz w:val="20"/>
+          <w:szCs w:val="20"/>
+        </w:rPr>
+      </w:pPr>
+      <w:r>
+        <w:rPr>
+          <w:rStyle w:val="7"/>
+          <w:sz w:val="20"/>
+          <w:szCs w:val="20"/>
+        </w:rPr>
+        <w:t>After stopping:</w:t>
+      </w:r>
+    </w:p>
+    <w:p>
+      <w:pPr>
+        <w:pStyle w:val="8"/>
+        <w:keepNext w:val="0"/>
+        <w:keepLines w:val="0"/>
+        <w:widowControl/>
+        <w:suppressLineNumbers w:val="0"/>
+        <w:rPr>
+          <w:rStyle w:val="7"/>
+          <w:sz w:val="20"/>
+          <w:szCs w:val="20"/>
+        </w:rPr>
+      </w:pPr>
+      <w:r>
+        <w:rPr>
+          <w:rStyle w:val="7"/>
+          <w:sz w:val="20"/>
+          <w:szCs w:val="20"/>
+        </w:rPr>
+        <w:t>Old consumers gone, group1 offsets stored in Kafka</w:t>
+      </w:r>
+    </w:p>
+    <w:p>
+      <w:pPr>
+        <w:pStyle w:val="8"/>
+        <w:keepNext w:val="0"/>
+        <w:keepLines w:val="0"/>
+        <w:widowControl/>
+        <w:suppressLineNumbers w:val="0"/>
+        <w:rPr>
+          <w:rStyle w:val="7"/>
+          <w:sz w:val="20"/>
+          <w:szCs w:val="20"/>
+        </w:rPr>
+      </w:pPr>
+    </w:p>
+    <w:p>
+      <w:pPr>
+        <w:pStyle w:val="8"/>
+        <w:keepNext w:val="0"/>
+        <w:keepLines w:val="0"/>
+        <w:widowControl/>
+        <w:suppressLineNumbers w:val="0"/>
+        <w:rPr>
+          <w:rStyle w:val="7"/>
+          <w:sz w:val="20"/>
+          <w:szCs w:val="20"/>
+        </w:rPr>
+      </w:pPr>
+      <w:r>
+        <w:rPr>
+          <w:rStyle w:val="7"/>
+          <w:sz w:val="20"/>
+          <w:szCs w:val="20"/>
+        </w:rPr>
+        <w:t>Start new consumer in group1:</w:t>
+      </w:r>
+    </w:p>
+    <w:p>
+      <w:pPr>
+        <w:pStyle w:val="8"/>
+        <w:keepNext w:val="0"/>
+        <w:keepLines w:val="0"/>
+        <w:widowControl/>
+        <w:suppressLineNumbers w:val="0"/>
+        <w:rPr>
+          <w:rStyle w:val="7"/>
+          <w:sz w:val="20"/>
+          <w:szCs w:val="20"/>
+        </w:rPr>
+      </w:pPr>
+      <w:r>
+        <w:rPr>
+          <w:rStyle w:val="7"/>
+          <w:sz w:val="20"/>
+          <w:szCs w:val="20"/>
+        </w:rPr>
+        <w:t>Kafka assigns partitions dynamically:</w:t>
+      </w:r>
+    </w:p>
+    <w:p>
+      <w:pPr>
+        <w:pStyle w:val="8"/>
+        <w:keepNext w:val="0"/>
+        <w:keepLines w:val="0"/>
+        <w:widowControl/>
+        <w:suppressLineNumbers w:val="0"/>
+        <w:rPr>
+          <w:rStyle w:val="7"/>
+          <w:sz w:val="20"/>
+          <w:szCs w:val="20"/>
+        </w:rPr>
+      </w:pPr>
+      <w:r>
+        <w:rPr>
+          <w:rStyle w:val="7"/>
+          <w:sz w:val="20"/>
+          <w:szCs w:val="20"/>
+        </w:rPr>
+        <w:t>P0 → NewConsumer</w:t>
+      </w:r>
+    </w:p>
+    <w:p>
+      <w:pPr>
+        <w:pStyle w:val="8"/>
+        <w:keepNext w:val="0"/>
+        <w:keepLines w:val="0"/>
+        <w:widowControl/>
+        <w:suppressLineNumbers w:val="0"/>
+        <w:rPr>
+          <w:rStyle w:val="7"/>
+          <w:sz w:val="20"/>
+          <w:szCs w:val="20"/>
+        </w:rPr>
+      </w:pPr>
+      <w:r>
+        <w:rPr>
+          <w:rStyle w:val="7"/>
+          <w:sz w:val="20"/>
+          <w:szCs w:val="20"/>
+        </w:rPr>
+        <w:t>P1 → NewConsumer</w:t>
+      </w:r>
+    </w:p>
+    <w:p>
+      <w:pPr>
+        <w:pStyle w:val="8"/>
+        <w:keepNext w:val="0"/>
+        <w:keepLines w:val="0"/>
+        <w:widowControl/>
+        <w:suppressLineNumbers w:val="0"/>
+        <w:rPr>
+          <w:sz w:val="20"/>
+          <w:szCs w:val="20"/>
+        </w:rPr>
+      </w:pPr>
+      <w:r>
+        <w:rPr>
+          <w:rStyle w:val="7"/>
+          <w:sz w:val="20"/>
+          <w:szCs w:val="20"/>
+        </w:rPr>
+        <w:t>P2 → NewConsumer</w:t>
+      </w:r>
+    </w:p>
+    <w:p>
+      <w:pPr>
+        <w:keepNext w:val="0"/>
+        <w:keepLines w:val="0"/>
+        <w:widowControl/>
+        <w:suppressLineNumbers w:val="0"/>
+        <w:rPr>
+          <w:sz w:val="20"/>
+          <w:szCs w:val="20"/>
+        </w:rPr>
+      </w:pPr>
+      <w:r>
+        <w:rPr>
+          <w:sz w:val="20"/>
+          <w:szCs w:val="20"/>
+        </w:rPr>
+        <w:pict>
+          <v:rect id="_x0000_i1058" o:spt="1" style="height:1.5pt;width:432pt;" fillcolor="#A0A0A0" filled="t" stroked="f" coordsize="21600,21600" o:hr="t" o:hrstd="t" o:hralign="center">
+            <v:path/>
+            <v:fill on="t" focussize="0,0"/>
+            <v:stroke on="f"/>
+            <v:imagedata o:title=""/>
+            <o:lock v:ext="edit"/>
+            <w10:wrap type="none"/>
+            <w10:anchorlock/>
+          </v:rect>
+        </w:pict>
+      </w:r>
+    </w:p>
+    <w:p>
+      <w:pPr>
+        <w:pStyle w:val="3"/>
+        <w:keepNext w:val="0"/>
+        <w:keepLines w:val="0"/>
+        <w:widowControl/>
+        <w:suppressLineNumbers w:val="0"/>
+        <w:rPr>
+          <w:sz w:val="20"/>
+          <w:szCs w:val="20"/>
+        </w:rPr>
+      </w:pPr>
+      <w:r>
+        <w:rPr>
+          <w:rStyle w:val="10"/>
+          <w:b/>
+          <w:bCs/>
+          <w:sz w:val="20"/>
+          <w:szCs w:val="20"/>
+        </w:rPr>
+        <w:t>6️⃣ Retrieving Older Messages</w:t>
+      </w:r>
+    </w:p>
+    <w:p>
+      <w:pPr>
+        <w:pStyle w:val="9"/>
+        <w:keepNext w:val="0"/>
+        <w:keepLines w:val="0"/>
+        <w:widowControl/>
+        <w:suppressLineNumbers w:val="0"/>
+        <w:rPr>
+          <w:sz w:val="20"/>
+          <w:szCs w:val="20"/>
+        </w:rPr>
+      </w:pPr>
+      <w:r>
+        <w:rPr>
+          <w:rStyle w:val="10"/>
+          <w:sz w:val="20"/>
+          <w:szCs w:val="20"/>
+        </w:rPr>
+        <w:t>Scenario / Doubt:</w:t>
+      </w:r>
+    </w:p>
+    <w:p>
+      <w:pPr>
+        <w:pStyle w:val="9"/>
+        <w:keepNext w:val="0"/>
+        <w:keepLines w:val="0"/>
+        <w:widowControl/>
+        <w:suppressLineNumbers w:val="0"/>
+        <w:ind w:left="720"/>
+        <w:rPr>
+          <w:sz w:val="20"/>
+          <w:szCs w:val="20"/>
+        </w:rPr>
+      </w:pPr>
+      <w:r>
+        <w:rPr>
+          <w:sz w:val="20"/>
+          <w:szCs w:val="20"/>
+        </w:rPr>
+        <w:t>New consumer with same group reads older messages. How?</w:t>
+      </w:r>
+    </w:p>
+    <w:p>
+      <w:pPr>
+        <w:pStyle w:val="9"/>
+        <w:keepNext w:val="0"/>
+        <w:keepLines w:val="0"/>
+        <w:widowControl/>
+        <w:suppressLineNumbers w:val="0"/>
+        <w:rPr>
+          <w:sz w:val="20"/>
+          <w:szCs w:val="20"/>
+        </w:rPr>
+      </w:pPr>
+      <w:r>
+        <w:rPr>
+          <w:rStyle w:val="10"/>
+          <w:sz w:val="20"/>
+          <w:szCs w:val="20"/>
+        </w:rPr>
+        <w:t>Answer:</w:t>
+      </w:r>
+    </w:p>
+    <w:p>
+      <w:pPr>
+        <w:pStyle w:val="9"/>
+        <w:keepNext w:val="0"/>
+        <w:keepLines w:val="0"/>
+        <w:widowControl/>
+        <w:suppressLineNumbers w:val="0"/>
+        <w:ind w:left="720"/>
+        <w:rPr>
+          <w:sz w:val="20"/>
+          <w:szCs w:val="20"/>
+        </w:rPr>
+      </w:pPr>
+      <w:r>
+        <w:rPr>
+          <w:sz w:val="20"/>
+          <w:szCs w:val="20"/>
+        </w:rPr>
+        <w:t xml:space="preserve">Messages remain in </w:t>
+      </w:r>
+      <w:r>
+        <w:rPr>
+          <w:rStyle w:val="10"/>
+          <w:sz w:val="20"/>
+          <w:szCs w:val="20"/>
+        </w:rPr>
+        <w:t>topic partitions</w:t>
+      </w:r>
+      <w:r>
+        <w:rPr>
+          <w:sz w:val="20"/>
+          <w:szCs w:val="20"/>
+        </w:rPr>
+        <w:t xml:space="preserve"> until </w:t>
+      </w:r>
+      <w:r>
+        <w:rPr>
+          <w:rStyle w:val="10"/>
+          <w:sz w:val="20"/>
+          <w:szCs w:val="20"/>
+        </w:rPr>
+        <w:t>retention period expires</w:t>
+      </w:r>
+      <w:r>
+        <w:rPr>
+          <w:sz w:val="20"/>
+          <w:szCs w:val="20"/>
+        </w:rPr>
+        <w:t>.</w:t>
+      </w:r>
+    </w:p>
+    <w:p>
+      <w:pPr>
+        <w:pStyle w:val="9"/>
+        <w:keepNext w:val="0"/>
+        <w:keepLines w:val="0"/>
+        <w:widowControl/>
+        <w:suppressLineNumbers w:val="0"/>
+        <w:ind w:left="720"/>
+        <w:rPr>
+          <w:sz w:val="20"/>
+          <w:szCs w:val="20"/>
+        </w:rPr>
+      </w:pPr>
+      <w:r>
+        <w:rPr>
+          <w:sz w:val="20"/>
+          <w:szCs w:val="20"/>
+        </w:rPr>
+        <w:t>Consumer group offsets track last read positions.</w:t>
+      </w:r>
+    </w:p>
+    <w:p>
+      <w:pPr>
+        <w:pStyle w:val="9"/>
+        <w:keepNext w:val="0"/>
+        <w:keepLines w:val="0"/>
+        <w:widowControl/>
+        <w:suppressLineNumbers w:val="0"/>
+        <w:ind w:left="720"/>
+        <w:rPr>
+          <w:sz w:val="20"/>
+          <w:szCs w:val="20"/>
+        </w:rPr>
+      </w:pPr>
+      <w:r>
+        <w:rPr>
+          <w:sz w:val="20"/>
+          <w:szCs w:val="20"/>
+        </w:rPr>
+        <w:t xml:space="preserve">Command </w:t>
+      </w:r>
+      <w:r>
+        <w:rPr>
+          <w:rStyle w:val="7"/>
+          <w:sz w:val="20"/>
+          <w:szCs w:val="20"/>
+        </w:rPr>
+        <w:t>--from-beginning</w:t>
+      </w:r>
+      <w:r>
+        <w:rPr>
+          <w:sz w:val="20"/>
+          <w:szCs w:val="20"/>
+        </w:rPr>
+        <w:t xml:space="preserve"> → starts from </w:t>
+      </w:r>
+      <w:r>
+        <w:rPr>
+          <w:rStyle w:val="10"/>
+          <w:sz w:val="20"/>
+          <w:szCs w:val="20"/>
+        </w:rPr>
+        <w:t>earliest message</w:t>
+      </w:r>
+      <w:r>
+        <w:rPr>
+          <w:sz w:val="20"/>
+          <w:szCs w:val="20"/>
+        </w:rPr>
+        <w:t>, ignoring offsets.</w:t>
+      </w:r>
+    </w:p>
+    <w:p>
+      <w:pPr>
+        <w:pStyle w:val="9"/>
+        <w:keepNext w:val="0"/>
+        <w:keepLines w:val="0"/>
+        <w:widowControl/>
+        <w:suppressLineNumbers w:val="0"/>
+        <w:ind w:left="720"/>
+        <w:rPr>
+          <w:sz w:val="20"/>
+          <w:szCs w:val="20"/>
+        </w:rPr>
+      </w:pPr>
+      <w:r>
+        <w:rPr>
+          <w:sz w:val="20"/>
+          <w:szCs w:val="20"/>
+        </w:rPr>
+        <w:t xml:space="preserve">Producer </w:t>
+      </w:r>
+      <w:r>
+        <w:rPr>
+          <w:rStyle w:val="10"/>
+          <w:sz w:val="20"/>
+          <w:szCs w:val="20"/>
+        </w:rPr>
+        <w:t>does not control this</w:t>
+      </w:r>
+      <w:r>
+        <w:rPr>
+          <w:sz w:val="20"/>
+          <w:szCs w:val="20"/>
+        </w:rPr>
+        <w:t>; Kafka’s logs and offsets do.</w:t>
+      </w:r>
+    </w:p>
+    <w:p>
+      <w:pPr>
+        <w:pStyle w:val="9"/>
+        <w:keepNext w:val="0"/>
+        <w:keepLines w:val="0"/>
+        <w:widowControl/>
+        <w:suppressLineNumbers w:val="0"/>
+        <w:rPr>
+          <w:sz w:val="20"/>
+          <w:szCs w:val="20"/>
+        </w:rPr>
+      </w:pPr>
+      <w:r>
+        <w:rPr>
+          <w:rStyle w:val="10"/>
+          <w:sz w:val="20"/>
+          <w:szCs w:val="20"/>
+        </w:rPr>
+        <w:t>Command Example:</w:t>
+      </w:r>
+    </w:p>
+    <w:p>
+      <w:pPr>
+        <w:pStyle w:val="8"/>
+        <w:keepNext w:val="0"/>
+        <w:keepLines w:val="0"/>
+        <w:widowControl/>
+        <w:suppressLineNumbers w:val="0"/>
+        <w:rPr>
+          <w:sz w:val="20"/>
+          <w:szCs w:val="20"/>
+        </w:rPr>
+      </w:pPr>
+      <w:r>
+        <w:rPr>
+          <w:rStyle w:val="7"/>
+          <w:sz w:val="20"/>
+          <w:szCs w:val="20"/>
+        </w:rPr>
+        <w:t>.\kafka-console-consumer.bat --topic first-kraft-topic --group group1 --bootstrap-server localhost:9092 --from-beginning</w:t>
+      </w:r>
+    </w:p>
+    <w:p>
+      <w:pPr>
+        <w:keepNext w:val="0"/>
+        <w:keepLines w:val="0"/>
+        <w:widowControl/>
+        <w:suppressLineNumbers w:val="0"/>
+        <w:rPr>
+          <w:sz w:val="20"/>
+          <w:szCs w:val="20"/>
+        </w:rPr>
+      </w:pPr>
+      <w:r>
+        <w:rPr>
+          <w:sz w:val="20"/>
+          <w:szCs w:val="20"/>
+        </w:rPr>
+        <w:pict>
           <v:rect id="_x0000_i1059" o:spt="1" style="height:1.5pt;width:432pt;" fillcolor="#A0A0A0" filled="t" stroked="f" coordsize="21600,21600" o:hr="t" o:hrstd="t" o:hralign="center">
             <v:path/>
             <v:fill on="t" focussize="0,0"/>
@@ -10993,271 +11901,28 @@
           <w:sz w:val="20"/>
           <w:szCs w:val="20"/>
         </w:rPr>
-        <w:t>5️⃣ How Kafka Handles New Consumer in Same Group After Stop</w:t>
-      </w:r>
-    </w:p>
-    <w:p>
-      <w:pPr>
-        <w:pStyle w:val="9"/>
-        <w:keepNext w:val="0"/>
-        <w:keepLines w:val="0"/>
-        <w:widowControl/>
-        <w:suppressLineNumbers w:val="0"/>
-        <w:rPr>
-          <w:sz w:val="20"/>
-          <w:szCs w:val="20"/>
-        </w:rPr>
-      </w:pPr>
-      <w:r>
-        <w:rPr>
-          <w:rStyle w:val="10"/>
-          <w:sz w:val="20"/>
-          <w:szCs w:val="20"/>
-        </w:rPr>
-        <w:t>Scenario / Doubt:</w:t>
-      </w:r>
-    </w:p>
-    <w:p>
-      <w:pPr>
-        <w:pStyle w:val="9"/>
-        <w:keepNext w:val="0"/>
-        <w:keepLines w:val="0"/>
-        <w:widowControl/>
-        <w:suppressLineNumbers w:val="0"/>
-        <w:ind w:left="720"/>
-        <w:rPr>
-          <w:sz w:val="20"/>
-          <w:szCs w:val="20"/>
-        </w:rPr>
-      </w:pPr>
-      <w:r>
-        <w:rPr>
-          <w:sz w:val="20"/>
-          <w:szCs w:val="20"/>
-        </w:rPr>
-        <w:t xml:space="preserve">Old consumers stopped, then a new consumer starts with same group name </w:t>
-      </w:r>
-      <w:r>
-        <w:rPr>
-          <w:rStyle w:val="7"/>
-          <w:sz w:val="20"/>
-          <w:szCs w:val="20"/>
-        </w:rPr>
-        <w:t>group1</w:t>
-      </w:r>
-      <w:r>
-        <w:rPr>
-          <w:sz w:val="20"/>
-          <w:szCs w:val="20"/>
-        </w:rPr>
-        <w:t>.</w:t>
-      </w:r>
-    </w:p>
-    <w:p>
-      <w:pPr>
-        <w:pStyle w:val="9"/>
-        <w:keepNext w:val="0"/>
-        <w:keepLines w:val="0"/>
-        <w:widowControl/>
-        <w:suppressLineNumbers w:val="0"/>
-        <w:ind w:left="720"/>
-        <w:rPr>
-          <w:sz w:val="20"/>
-          <w:szCs w:val="20"/>
-        </w:rPr>
-      </w:pPr>
-      <w:r>
-        <w:rPr>
-          <w:sz w:val="20"/>
-          <w:szCs w:val="20"/>
-        </w:rPr>
-        <w:t>Which old consumer does it reconnect to?</w:t>
-      </w:r>
-    </w:p>
-    <w:p>
-      <w:pPr>
-        <w:pStyle w:val="9"/>
-        <w:keepNext w:val="0"/>
-        <w:keepLines w:val="0"/>
-        <w:widowControl/>
-        <w:suppressLineNumbers w:val="0"/>
-        <w:rPr>
-          <w:sz w:val="20"/>
-          <w:szCs w:val="20"/>
-        </w:rPr>
-      </w:pPr>
-      <w:r>
-        <w:rPr>
-          <w:rStyle w:val="10"/>
-          <w:sz w:val="20"/>
-          <w:szCs w:val="20"/>
-        </w:rPr>
-        <w:t>Answer:</w:t>
-      </w:r>
-    </w:p>
-    <w:p>
-      <w:pPr>
-        <w:pStyle w:val="9"/>
-        <w:keepNext w:val="0"/>
-        <w:keepLines w:val="0"/>
-        <w:widowControl/>
-        <w:suppressLineNumbers w:val="0"/>
-        <w:ind w:left="720"/>
-        <w:rPr>
-          <w:sz w:val="20"/>
-          <w:szCs w:val="20"/>
-        </w:rPr>
-      </w:pPr>
-      <w:r>
-        <w:rPr>
-          <w:sz w:val="20"/>
-          <w:szCs w:val="20"/>
-        </w:rPr>
-        <w:t xml:space="preserve">Kafka </w:t>
-      </w:r>
-      <w:r>
-        <w:rPr>
-          <w:rStyle w:val="10"/>
-          <w:sz w:val="20"/>
-          <w:szCs w:val="20"/>
-        </w:rPr>
-        <w:t>does not reconnect to old consumer IDs</w:t>
-      </w:r>
-      <w:r>
-        <w:rPr>
-          <w:sz w:val="20"/>
-          <w:szCs w:val="20"/>
-        </w:rPr>
-        <w:t>.</w:t>
-      </w:r>
-    </w:p>
-    <w:p>
-      <w:pPr>
-        <w:pStyle w:val="9"/>
-        <w:keepNext w:val="0"/>
-        <w:keepLines w:val="0"/>
-        <w:widowControl/>
-        <w:suppressLineNumbers w:val="0"/>
-        <w:ind w:left="720"/>
-        <w:rPr>
-          <w:sz w:val="20"/>
-          <w:szCs w:val="20"/>
-        </w:rPr>
-      </w:pPr>
-      <w:r>
-        <w:rPr>
-          <w:sz w:val="20"/>
-          <w:szCs w:val="20"/>
-        </w:rPr>
-        <w:t xml:space="preserve">New consumer gets </w:t>
-      </w:r>
-      <w:r>
-        <w:rPr>
-          <w:rStyle w:val="10"/>
-          <w:sz w:val="20"/>
-          <w:szCs w:val="20"/>
-        </w:rPr>
-        <w:t>new consumer ID</w:t>
-      </w:r>
-      <w:r>
-        <w:rPr>
-          <w:sz w:val="20"/>
-          <w:szCs w:val="20"/>
-        </w:rPr>
-        <w:t>.</w:t>
-      </w:r>
-    </w:p>
-    <w:p>
-      <w:pPr>
-        <w:pStyle w:val="9"/>
-        <w:keepNext w:val="0"/>
-        <w:keepLines w:val="0"/>
-        <w:widowControl/>
-        <w:suppressLineNumbers w:val="0"/>
-        <w:ind w:left="720"/>
-        <w:rPr>
-          <w:sz w:val="20"/>
-          <w:szCs w:val="20"/>
-        </w:rPr>
-      </w:pPr>
-      <w:r>
-        <w:rPr>
-          <w:sz w:val="20"/>
-          <w:szCs w:val="20"/>
-        </w:rPr>
-        <w:t xml:space="preserve">Uses </w:t>
-      </w:r>
-      <w:r>
-        <w:rPr>
-          <w:rStyle w:val="10"/>
-          <w:sz w:val="20"/>
-          <w:szCs w:val="20"/>
-        </w:rPr>
-        <w:t>group offsets</w:t>
-      </w:r>
-      <w:r>
-        <w:rPr>
-          <w:sz w:val="20"/>
-          <w:szCs w:val="20"/>
-        </w:rPr>
-        <w:t xml:space="preserve"> stored in </w:t>
-      </w:r>
-      <w:r>
-        <w:rPr>
-          <w:rStyle w:val="7"/>
-          <w:sz w:val="20"/>
-          <w:szCs w:val="20"/>
-        </w:rPr>
-        <w:t>__consumer_offsets</w:t>
-      </w:r>
-      <w:r>
-        <w:rPr>
-          <w:sz w:val="20"/>
-          <w:szCs w:val="20"/>
-        </w:rPr>
-        <w:t>.</w:t>
-      </w:r>
-    </w:p>
-    <w:p>
-      <w:pPr>
-        <w:pStyle w:val="9"/>
-        <w:keepNext w:val="0"/>
-        <w:keepLines w:val="0"/>
-        <w:widowControl/>
-        <w:suppressLineNumbers w:val="0"/>
-        <w:ind w:left="720"/>
-        <w:rPr>
-          <w:sz w:val="20"/>
-          <w:szCs w:val="20"/>
-        </w:rPr>
-      </w:pPr>
-      <w:r>
-        <w:rPr>
-          <w:sz w:val="20"/>
-          <w:szCs w:val="20"/>
-        </w:rPr>
-        <w:t>Old consumer processes are gone → only current active consumers matter.</w:t>
-      </w:r>
-    </w:p>
-    <w:p>
-      <w:pPr>
-        <w:pStyle w:val="9"/>
-        <w:keepNext w:val="0"/>
-        <w:keepLines w:val="0"/>
-        <w:widowControl/>
-        <w:suppressLineNumbers w:val="0"/>
-        <w:rPr>
-          <w:sz w:val="20"/>
-          <w:szCs w:val="20"/>
-        </w:rPr>
-      </w:pPr>
-      <w:r>
-        <w:rPr>
-          <w:rStyle w:val="10"/>
-          <w:sz w:val="20"/>
-          <w:szCs w:val="20"/>
-        </w:rPr>
-        <w:t>Diagram:</w:t>
+        <w:t>7️⃣ PowerShell Commands for Kafka (Windows)</w:t>
+      </w:r>
+    </w:p>
+    <w:p>
+      <w:pPr>
+        <w:pStyle w:val="9"/>
+        <w:keepNext w:val="0"/>
+        <w:keepLines w:val="0"/>
+        <w:widowControl/>
+        <w:suppressLineNumbers w:val="0"/>
+        <w:rPr>
+          <w:sz w:val="20"/>
+          <w:szCs w:val="20"/>
+        </w:rPr>
+      </w:pPr>
+      <w:r>
+        <w:rPr>
+          <w:rStyle w:val="10"/>
+          <w:sz w:val="20"/>
+          <w:szCs w:val="20"/>
+        </w:rPr>
+        <w:t>Generate UUID &amp; Format Logs:</w:t>
       </w:r>
     </w:p>
     <w:p>
@@ -11279,7 +11944,7 @@
           <w:sz w:val="20"/>
           <w:szCs w:val="20"/>
         </w:rPr>
-        <w:t>Before stopping:</w:t>
+        <w:t># Generate UUID</w:t>
       </w:r>
     </w:p>
     <w:p>
@@ -11301,7 +11966,7 @@
           <w:sz w:val="20"/>
           <w:szCs w:val="20"/>
         </w:rPr>
-        <w:t>P0 → Consumer1</w:t>
+        <w:t>.\kafka-storage.bat random-uuid</w:t>
       </w:r>
     </w:p>
     <w:p>
@@ -11317,14 +11982,6 @@
           <w:szCs w:val="20"/>
         </w:rPr>
       </w:pPr>
-      <w:r>
-        <w:rPr>
-          <w:rStyle w:val="7"/>
-          <w:sz w:val="20"/>
-          <w:szCs w:val="20"/>
-        </w:rPr>
-        <w:t>P1 → Consumer2</w:t>
-      </w:r>
     </w:p>
     <w:p>
       <w:pPr>
@@ -11345,7 +12002,7 @@
           <w:sz w:val="20"/>
           <w:szCs w:val="20"/>
         </w:rPr>
-        <w:t>P2 → Consumer1</w:t>
+        <w:t># Set UUID variable</w:t>
       </w:r>
     </w:p>
     <w:p>
@@ -11361,6 +12018,14 @@
           <w:szCs w:val="20"/>
         </w:rPr>
       </w:pPr>
+      <w:r>
+        <w:rPr>
+          <w:rStyle w:val="7"/>
+          <w:sz w:val="20"/>
+          <w:szCs w:val="20"/>
+        </w:rPr>
+        <w:t>$env:KAFKA_CLUSTER_ID="your-uuid-here"</w:t>
+      </w:r>
     </w:p>
     <w:p>
       <w:pPr>
@@ -11375,14 +12040,6 @@
           <w:szCs w:val="20"/>
         </w:rPr>
       </w:pPr>
-      <w:r>
-        <w:rPr>
-          <w:rStyle w:val="7"/>
-          <w:sz w:val="20"/>
-          <w:szCs w:val="20"/>
-        </w:rPr>
-        <w:t>After stopping:</w:t>
-      </w:r>
     </w:p>
     <w:p>
       <w:pPr>
@@ -11403,7 +12060,7 @@
           <w:sz w:val="20"/>
           <w:szCs w:val="20"/>
         </w:rPr>
-        <w:t>Old consumers gone, group1 offsets stored in Kafka</w:t>
+        <w:t># Format log directories</w:t>
       </w:r>
     </w:p>
     <w:p>
@@ -11419,6 +12076,14 @@
           <w:szCs w:val="20"/>
         </w:rPr>
       </w:pPr>
+      <w:r>
+        <w:rPr>
+          <w:rStyle w:val="7"/>
+          <w:sz w:val="20"/>
+          <w:szCs w:val="20"/>
+        </w:rPr>
+        <w:t>.\kafka-storage.bat format -t $env:KAFKA_CLUSTER_ID -c ..\..\config\kraft\server.properties</w:t>
+      </w:r>
     </w:p>
     <w:p>
       <w:pPr>
@@ -11433,14 +12098,6 @@
           <w:szCs w:val="20"/>
         </w:rPr>
       </w:pPr>
-      <w:r>
-        <w:rPr>
-          <w:rStyle w:val="7"/>
-          <w:sz w:val="20"/>
-          <w:szCs w:val="20"/>
-        </w:rPr>
-        <w:t>Start new consumer in group1:</w:t>
-      </w:r>
     </w:p>
     <w:p>
       <w:pPr>
@@ -11461,7 +12118,7 @@
           <w:sz w:val="20"/>
           <w:szCs w:val="20"/>
         </w:rPr>
-        <w:t>Kafka assigns partitions dynamically:</w:t>
+        <w:t># Start Kafka</w:t>
       </w:r>
     </w:p>
     <w:p>
@@ -11472,18 +12129,38 @@
         <w:widowControl/>
         <w:suppressLineNumbers w:val="0"/>
         <w:rPr>
-          <w:rStyle w:val="7"/>
-          <w:sz w:val="20"/>
-          <w:szCs w:val="20"/>
-        </w:rPr>
-      </w:pPr>
-      <w:r>
-        <w:rPr>
-          <w:rStyle w:val="7"/>
-          <w:sz w:val="20"/>
-          <w:szCs w:val="20"/>
-        </w:rPr>
-        <w:t>P0 → NewConsumer</w:t>
+          <w:sz w:val="20"/>
+          <w:szCs w:val="20"/>
+        </w:rPr>
+      </w:pPr>
+      <w:r>
+        <w:rPr>
+          <w:rStyle w:val="7"/>
+          <w:sz w:val="20"/>
+          <w:szCs w:val="20"/>
+        </w:rPr>
+        <w:t>.\kafka-server-start.bat ..\..\config\kraft\server.properties</w:t>
+      </w:r>
+    </w:p>
+    <w:p>
+      <w:pPr>
+        <w:pStyle w:val="9"/>
+        <w:keepNext w:val="0"/>
+        <w:keepLines w:val="0"/>
+        <w:widowControl/>
+        <w:suppressLineNumbers w:val="0"/>
+        <w:rPr>
+          <w:sz w:val="20"/>
+          <w:szCs w:val="20"/>
+        </w:rPr>
+      </w:pPr>
+      <w:r>
+        <w:rPr>
+          <w:rStyle w:val="10"/>
+          <w:sz w:val="20"/>
+          <w:szCs w:val="20"/>
+        </w:rPr>
+        <w:t>Topic &amp; Messages:</w:t>
       </w:r>
     </w:p>
     <w:p>
@@ -11505,7 +12182,7 @@
           <w:sz w:val="20"/>
           <w:szCs w:val="20"/>
         </w:rPr>
-        <w:t>P1 → NewConsumer</w:t>
+        <w:t># Create topic</w:t>
       </w:r>
     </w:p>
     <w:p>
@@ -11516,17 +12193,191 @@
         <w:widowControl/>
         <w:suppressLineNumbers w:val="0"/>
         <w:rPr>
-          <w:sz w:val="20"/>
-          <w:szCs w:val="20"/>
-        </w:rPr>
-      </w:pPr>
-      <w:r>
-        <w:rPr>
-          <w:rStyle w:val="7"/>
-          <w:sz w:val="20"/>
-          <w:szCs w:val="20"/>
-        </w:rPr>
-        <w:t>P2 → NewConsumer</w:t>
+          <w:rStyle w:val="7"/>
+          <w:sz w:val="20"/>
+          <w:szCs w:val="20"/>
+        </w:rPr>
+      </w:pPr>
+      <w:r>
+        <w:rPr>
+          <w:rStyle w:val="7"/>
+          <w:sz w:val="20"/>
+          <w:szCs w:val="20"/>
+        </w:rPr>
+        <w:t>.\kafka-topics.bat --create --topic first-kraft-topic --bootstrap-server localhost:9092</w:t>
+      </w:r>
+    </w:p>
+    <w:p>
+      <w:pPr>
+        <w:pStyle w:val="8"/>
+        <w:keepNext w:val="0"/>
+        <w:keepLines w:val="0"/>
+        <w:widowControl/>
+        <w:suppressLineNumbers w:val="0"/>
+        <w:rPr>
+          <w:rStyle w:val="7"/>
+          <w:sz w:val="20"/>
+          <w:szCs w:val="20"/>
+        </w:rPr>
+      </w:pPr>
+    </w:p>
+    <w:p>
+      <w:pPr>
+        <w:pStyle w:val="8"/>
+        <w:keepNext w:val="0"/>
+        <w:keepLines w:val="0"/>
+        <w:widowControl/>
+        <w:suppressLineNumbers w:val="0"/>
+        <w:rPr>
+          <w:rStyle w:val="7"/>
+          <w:sz w:val="20"/>
+          <w:szCs w:val="20"/>
+        </w:rPr>
+      </w:pPr>
+      <w:r>
+        <w:rPr>
+          <w:rStyle w:val="7"/>
+          <w:sz w:val="20"/>
+          <w:szCs w:val="20"/>
+        </w:rPr>
+        <w:t># List topics</w:t>
+      </w:r>
+    </w:p>
+    <w:p>
+      <w:pPr>
+        <w:pStyle w:val="8"/>
+        <w:keepNext w:val="0"/>
+        <w:keepLines w:val="0"/>
+        <w:widowControl/>
+        <w:suppressLineNumbers w:val="0"/>
+        <w:rPr>
+          <w:rStyle w:val="7"/>
+          <w:sz w:val="20"/>
+          <w:szCs w:val="20"/>
+        </w:rPr>
+      </w:pPr>
+      <w:r>
+        <w:rPr>
+          <w:rStyle w:val="7"/>
+          <w:sz w:val="20"/>
+          <w:szCs w:val="20"/>
+        </w:rPr>
+        <w:t>.\kafka-topics.bat --list --bootstrap-server localhost:9092</w:t>
+      </w:r>
+    </w:p>
+    <w:p>
+      <w:pPr>
+        <w:pStyle w:val="8"/>
+        <w:keepNext w:val="0"/>
+        <w:keepLines w:val="0"/>
+        <w:widowControl/>
+        <w:suppressLineNumbers w:val="0"/>
+        <w:rPr>
+          <w:rStyle w:val="7"/>
+          <w:sz w:val="20"/>
+          <w:szCs w:val="20"/>
+        </w:rPr>
+      </w:pPr>
+    </w:p>
+    <w:p>
+      <w:pPr>
+        <w:pStyle w:val="8"/>
+        <w:keepNext w:val="0"/>
+        <w:keepLines w:val="0"/>
+        <w:widowControl/>
+        <w:suppressLineNumbers w:val="0"/>
+        <w:rPr>
+          <w:rStyle w:val="7"/>
+          <w:sz w:val="20"/>
+          <w:szCs w:val="20"/>
+        </w:rPr>
+      </w:pPr>
+      <w:r>
+        <w:rPr>
+          <w:rStyle w:val="7"/>
+          <w:sz w:val="20"/>
+          <w:szCs w:val="20"/>
+        </w:rPr>
+        <w:t># Produce messages</w:t>
+      </w:r>
+    </w:p>
+    <w:p>
+      <w:pPr>
+        <w:pStyle w:val="8"/>
+        <w:keepNext w:val="0"/>
+        <w:keepLines w:val="0"/>
+        <w:widowControl/>
+        <w:suppressLineNumbers w:val="0"/>
+        <w:rPr>
+          <w:rStyle w:val="7"/>
+          <w:sz w:val="20"/>
+          <w:szCs w:val="20"/>
+        </w:rPr>
+      </w:pPr>
+      <w:r>
+        <w:rPr>
+          <w:rStyle w:val="7"/>
+          <w:sz w:val="20"/>
+          <w:szCs w:val="20"/>
+        </w:rPr>
+        <w:t>.\kafka-console-producer.bat --topic first-kraft-topic --bootstrap-server localhost:9092</w:t>
+      </w:r>
+    </w:p>
+    <w:p>
+      <w:pPr>
+        <w:pStyle w:val="8"/>
+        <w:keepNext w:val="0"/>
+        <w:keepLines w:val="0"/>
+        <w:widowControl/>
+        <w:suppressLineNumbers w:val="0"/>
+        <w:rPr>
+          <w:rStyle w:val="7"/>
+          <w:sz w:val="20"/>
+          <w:szCs w:val="20"/>
+        </w:rPr>
+      </w:pPr>
+    </w:p>
+    <w:p>
+      <w:pPr>
+        <w:pStyle w:val="8"/>
+        <w:keepNext w:val="0"/>
+        <w:keepLines w:val="0"/>
+        <w:widowControl/>
+        <w:suppressLineNumbers w:val="0"/>
+        <w:rPr>
+          <w:rStyle w:val="7"/>
+          <w:sz w:val="20"/>
+          <w:szCs w:val="20"/>
+        </w:rPr>
+      </w:pPr>
+      <w:r>
+        <w:rPr>
+          <w:rStyle w:val="7"/>
+          <w:sz w:val="20"/>
+          <w:szCs w:val="20"/>
+        </w:rPr>
+        <w:t># Consume messages</w:t>
+      </w:r>
+    </w:p>
+    <w:p>
+      <w:pPr>
+        <w:pStyle w:val="8"/>
+        <w:keepNext w:val="0"/>
+        <w:keepLines w:val="0"/>
+        <w:widowControl/>
+        <w:suppressLineNumbers w:val="0"/>
+        <w:rPr>
+          <w:sz w:val="20"/>
+          <w:szCs w:val="20"/>
+        </w:rPr>
+      </w:pPr>
+      <w:r>
+        <w:rPr>
+          <w:rStyle w:val="7"/>
+          <w:sz w:val="20"/>
+          <w:szCs w:val="20"/>
+        </w:rPr>
+        <w:t>.\kafka-console-consumer.bat --topic first-kraft-topic --group group1 --bootstrap-server localhost:9092 --from-beginning</w:t>
       </w:r>
     </w:p>
     <w:p>
@@ -11566,8 +12417,10 @@
         <w:widowControl/>
         <w:suppressLineNumbers w:val="0"/>
         <w:rPr>
-          <w:sz w:val="20"/>
-          <w:szCs w:val="20"/>
+          <w:rFonts w:hint="default"/>
+          <w:sz w:val="20"/>
+          <w:szCs w:val="20"/>
+          <w:lang w:val="en-US"/>
         </w:rPr>
       </w:pPr>
       <w:r>
@@ -11577,29 +12430,105 @@
           <w:bCs/>
           <w:sz w:val="20"/>
           <w:szCs w:val="20"/>
-        </w:rPr>
-        <w:t>6️⃣ Retrieving Older Messages</w:t>
-      </w:r>
-    </w:p>
-    <w:p>
-      <w:pPr>
-        <w:pStyle w:val="9"/>
-        <w:keepNext w:val="0"/>
-        <w:keepLines w:val="0"/>
-        <w:widowControl/>
-        <w:suppressLineNumbers w:val="0"/>
-        <w:rPr>
-          <w:sz w:val="20"/>
-          <w:szCs w:val="20"/>
-        </w:rPr>
-      </w:pPr>
-      <w:r>
-        <w:rPr>
-          <w:rStyle w:val="10"/>
-          <w:sz w:val="20"/>
-          <w:szCs w:val="20"/>
-        </w:rPr>
-        <w:t>Scenario / Doubt:</w:t>
+          <w:highlight w:val="green"/>
+        </w:rPr>
+        <w:t>8️⃣ Checking Groups and Offsets</w:t>
+      </w:r>
+      <w:r>
+        <w:rPr>
+          <w:rStyle w:val="10"/>
+          <w:rFonts w:hint="default"/>
+          <w:b/>
+          <w:bCs/>
+          <w:sz w:val="20"/>
+          <w:szCs w:val="20"/>
+          <w:lang w:val="en-US"/>
+        </w:rPr>
+        <w:t xml:space="preserve"> ( group list chudali ante)</w:t>
+      </w:r>
+    </w:p>
+    <w:p>
+      <w:pPr>
+        <w:pStyle w:val="9"/>
+        <w:keepNext w:val="0"/>
+        <w:keepLines w:val="0"/>
+        <w:widowControl/>
+        <w:suppressLineNumbers w:val="0"/>
+        <w:rPr>
+          <w:sz w:val="20"/>
+          <w:szCs w:val="20"/>
+        </w:rPr>
+      </w:pPr>
+      <w:r>
+        <w:rPr>
+          <w:rStyle w:val="10"/>
+          <w:sz w:val="20"/>
+          <w:szCs w:val="20"/>
+        </w:rPr>
+        <w:t>List consumer groups:</w:t>
+      </w:r>
+    </w:p>
+    <w:p>
+      <w:pPr>
+        <w:pStyle w:val="8"/>
+        <w:keepNext w:val="0"/>
+        <w:keepLines w:val="0"/>
+        <w:widowControl/>
+        <w:suppressLineNumbers w:val="0"/>
+        <w:rPr>
+          <w:sz w:val="20"/>
+          <w:szCs w:val="20"/>
+        </w:rPr>
+      </w:pPr>
+      <w:r>
+        <w:rPr>
+          <w:rStyle w:val="7"/>
+          <w:sz w:val="20"/>
+          <w:szCs w:val="20"/>
+        </w:rPr>
+        <w:t>.\kafka-consumer-groups.bat --bootstrap-server localhost:9092 --list</w:t>
+      </w:r>
+    </w:p>
+    <w:p>
+      <w:pPr>
+        <w:pStyle w:val="9"/>
+        <w:keepNext w:val="0"/>
+        <w:keepLines w:val="0"/>
+        <w:widowControl/>
+        <w:suppressLineNumbers w:val="0"/>
+        <w:rPr>
+          <w:sz w:val="20"/>
+          <w:szCs w:val="20"/>
+        </w:rPr>
+      </w:pPr>
+      <w:r>
+        <w:rPr>
+          <w:rStyle w:val="10"/>
+          <w:sz w:val="20"/>
+          <w:szCs w:val="20"/>
+        </w:rPr>
+        <w:t>Describe group offsets:</w:t>
+      </w:r>
+    </w:p>
+    <w:p>
+      <w:pPr>
+        <w:pStyle w:val="8"/>
+        <w:keepNext w:val="0"/>
+        <w:keepLines w:val="0"/>
+        <w:widowControl/>
+        <w:suppressLineNumbers w:val="0"/>
+        <w:rPr>
+          <w:sz w:val="20"/>
+          <w:szCs w:val="20"/>
+        </w:rPr>
+      </w:pPr>
+      <w:r>
+        <w:rPr>
+          <w:rStyle w:val="7"/>
+          <w:sz w:val="20"/>
+          <w:szCs w:val="20"/>
+        </w:rPr>
+        <w:t>.\kafka-consumer-groups.bat --bootstrap-server localhost:9092 --describe --group group1</w:t>
       </w:r>
     </w:p>
     <w:p>
@@ -11620,28 +12549,32 @@
           <w:sz w:val="20"/>
           <w:szCs w:val="20"/>
         </w:rPr>
-        <w:t>New consumer with same group reads older messages. How?</w:t>
-      </w:r>
-    </w:p>
-    <w:p>
-      <w:pPr>
-        <w:pStyle w:val="9"/>
-        <w:keepNext w:val="0"/>
-        <w:keepLines w:val="0"/>
-        <w:widowControl/>
-        <w:suppressLineNumbers w:val="0"/>
-        <w:rPr>
-          <w:sz w:val="20"/>
-          <w:szCs w:val="20"/>
-        </w:rPr>
-      </w:pPr>
-      <w:r>
-        <w:rPr>
-          <w:rStyle w:val="10"/>
-          <w:sz w:val="20"/>
-          <w:szCs w:val="20"/>
-        </w:rPr>
-        <w:t>Answer:</w:t>
+        <w:t xml:space="preserve">If output shows </w:t>
+      </w:r>
+      <w:bookmarkStart w:id="0" w:name="_GoBack"/>
+      <w:r>
+        <w:rPr>
+          <w:rStyle w:val="7"/>
+          <w:sz w:val="20"/>
+          <w:szCs w:val="20"/>
+        </w:rPr>
+        <w:t xml:space="preserve">Consumer </w:t>
+      </w:r>
+      <w:bookmarkEnd w:id="0"/>
+      <w:r>
+        <w:rPr>
+          <w:rStyle w:val="7"/>
+          <w:sz w:val="20"/>
+          <w:szCs w:val="20"/>
+        </w:rPr>
+        <w:t>group 'group1' has no active members</w:t>
+      </w:r>
+      <w:r>
+        <w:rPr>
+          <w:sz w:val="20"/>
+          <w:szCs w:val="20"/>
+        </w:rPr>
+        <w:t xml:space="preserve"> → no consumer process is running for that group.</w:t>
       </w:r>
     </w:p>
     <w:p>
@@ -11659,190 +12592,33 @@
       </w:pPr>
       <w:r>
         <w:rPr>
-          <w:sz w:val="20"/>
-          <w:szCs w:val="20"/>
-        </w:rPr>
-        <w:t xml:space="preserve">Messages remain in </w:t>
-      </w:r>
-      <w:r>
-        <w:rPr>
-          <w:rStyle w:val="10"/>
-          <w:sz w:val="20"/>
-          <w:szCs w:val="20"/>
-        </w:rPr>
-        <w:t>topic partitions</w:t>
-      </w:r>
-      <w:r>
-        <w:rPr>
-          <w:sz w:val="20"/>
-          <w:szCs w:val="20"/>
-        </w:rPr>
-        <w:t xml:space="preserve"> until </w:t>
-      </w:r>
-      <w:r>
-        <w:rPr>
-          <w:rStyle w:val="10"/>
-          <w:sz w:val="20"/>
-          <w:szCs w:val="20"/>
-        </w:rPr>
-        <w:t>retention period expires</w:t>
-      </w:r>
-      <w:r>
-        <w:rPr>
-          <w:sz w:val="20"/>
-          <w:szCs w:val="20"/>
-        </w:rPr>
-        <w:t>.</w:t>
-      </w:r>
-    </w:p>
-    <w:p>
-      <w:pPr>
-        <w:pStyle w:val="9"/>
-        <w:keepNext w:val="0"/>
-        <w:keepLines w:val="0"/>
-        <w:widowControl/>
-        <w:suppressLineNumbers w:val="0"/>
-        <w:ind w:left="720"/>
-        <w:rPr>
-          <w:sz w:val="20"/>
-          <w:szCs w:val="20"/>
-        </w:rPr>
-      </w:pPr>
-      <w:r>
-        <w:rPr>
-          <w:sz w:val="20"/>
-          <w:szCs w:val="20"/>
-        </w:rPr>
-        <w:t>Consumer group offsets track last read positions.</w:t>
-      </w:r>
-    </w:p>
-    <w:p>
-      <w:pPr>
-        <w:pStyle w:val="9"/>
-        <w:keepNext w:val="0"/>
-        <w:keepLines w:val="0"/>
-        <w:widowControl/>
-        <w:suppressLineNumbers w:val="0"/>
-        <w:ind w:left="720"/>
-        <w:rPr>
-          <w:sz w:val="20"/>
-          <w:szCs w:val="20"/>
-        </w:rPr>
-      </w:pPr>
-      <w:r>
-        <w:rPr>
-          <w:sz w:val="20"/>
-          <w:szCs w:val="20"/>
-        </w:rPr>
-        <w:t xml:space="preserve">Command </w:t>
-      </w:r>
-      <w:r>
-        <w:rPr>
-          <w:rStyle w:val="7"/>
-          <w:sz w:val="20"/>
-          <w:szCs w:val="20"/>
-        </w:rPr>
-        <w:t>--from-beginning</w:t>
-      </w:r>
-      <w:r>
-        <w:rPr>
-          <w:sz w:val="20"/>
-          <w:szCs w:val="20"/>
-        </w:rPr>
-        <w:t xml:space="preserve"> → starts from </w:t>
-      </w:r>
-      <w:r>
-        <w:rPr>
-          <w:rStyle w:val="10"/>
-          <w:sz w:val="20"/>
-          <w:szCs w:val="20"/>
-        </w:rPr>
-        <w:t>earliest message</w:t>
-      </w:r>
-      <w:r>
-        <w:rPr>
-          <w:sz w:val="20"/>
-          <w:szCs w:val="20"/>
-        </w:rPr>
-        <w:t>, ignoring offsets.</w:t>
-      </w:r>
-    </w:p>
-    <w:p>
-      <w:pPr>
-        <w:pStyle w:val="9"/>
-        <w:keepNext w:val="0"/>
-        <w:keepLines w:val="0"/>
-        <w:widowControl/>
-        <w:suppressLineNumbers w:val="0"/>
-        <w:ind w:left="720"/>
-        <w:rPr>
-          <w:sz w:val="20"/>
-          <w:szCs w:val="20"/>
-        </w:rPr>
-      </w:pPr>
-      <w:r>
-        <w:rPr>
-          <w:sz w:val="20"/>
-          <w:szCs w:val="20"/>
-        </w:rPr>
-        <w:t xml:space="preserve">Producer </w:t>
-      </w:r>
-      <w:r>
-        <w:rPr>
-          <w:rStyle w:val="10"/>
-          <w:sz w:val="20"/>
-          <w:szCs w:val="20"/>
-        </w:rPr>
-        <w:t>does not control this</w:t>
-      </w:r>
-      <w:r>
-        <w:rPr>
-          <w:sz w:val="20"/>
-          <w:szCs w:val="20"/>
-        </w:rPr>
-        <w:t>; Kafka’s logs and offsets do.</w:t>
-      </w:r>
-    </w:p>
-    <w:p>
-      <w:pPr>
-        <w:pStyle w:val="9"/>
-        <w:keepNext w:val="0"/>
-        <w:keepLines w:val="0"/>
-        <w:widowControl/>
-        <w:suppressLineNumbers w:val="0"/>
-        <w:rPr>
-          <w:sz w:val="20"/>
-          <w:szCs w:val="20"/>
-        </w:rPr>
-      </w:pPr>
-      <w:r>
-        <w:rPr>
-          <w:rStyle w:val="10"/>
-          <w:sz w:val="20"/>
-          <w:szCs w:val="20"/>
-        </w:rPr>
-        <w:t>Command Example:</w:t>
-      </w:r>
-    </w:p>
-    <w:p>
-      <w:pPr>
-        <w:pStyle w:val="8"/>
-        <w:keepNext w:val="0"/>
-        <w:keepLines w:val="0"/>
-        <w:widowControl/>
-        <w:suppressLineNumbers w:val="0"/>
-        <w:rPr>
-          <w:sz w:val="20"/>
-          <w:szCs w:val="20"/>
-        </w:rPr>
-      </w:pPr>
-      <w:r>
-        <w:rPr>
-          <w:rStyle w:val="7"/>
-          <w:sz w:val="20"/>
-          <w:szCs w:val="20"/>
-        </w:rPr>
-        <w:t>.\kafka-console-consumer.bat --topic first-kraft-topic --group group1 --bootstrap-server localhost:9092 --from-beginning</w:t>
+          <w:rStyle w:val="7"/>
+          <w:sz w:val="20"/>
+          <w:szCs w:val="20"/>
+        </w:rPr>
+        <w:t>CURRENT-OFFSET</w:t>
+      </w:r>
+      <w:r>
+        <w:rPr>
+          <w:sz w:val="20"/>
+          <w:szCs w:val="20"/>
+        </w:rPr>
+        <w:t xml:space="preserve"> and </w:t>
+      </w:r>
+      <w:r>
+        <w:rPr>
+          <w:rStyle w:val="7"/>
+          <w:sz w:val="20"/>
+          <w:szCs w:val="20"/>
+        </w:rPr>
+        <w:t>LOG-END-OFFSET</w:t>
+      </w:r>
+      <w:r>
+        <w:rPr>
+          <w:sz w:val="20"/>
+          <w:szCs w:val="20"/>
+        </w:rPr>
+        <w:t xml:space="preserve"> show the progress of that group.</w:t>
       </w:r>
     </w:p>
     <w:p>
@@ -11894,483 +12670,326 @@
           <w:sz w:val="20"/>
           <w:szCs w:val="20"/>
         </w:rPr>
-        <w:t>7️⃣ PowerShell Commands for Kafka (Windows)</w:t>
-      </w:r>
-    </w:p>
-    <w:p>
-      <w:pPr>
-        <w:pStyle w:val="9"/>
-        <w:keepNext w:val="0"/>
-        <w:keepLines w:val="0"/>
-        <w:widowControl/>
-        <w:suppressLineNumbers w:val="0"/>
-        <w:rPr>
-          <w:sz w:val="20"/>
-          <w:szCs w:val="20"/>
-        </w:rPr>
-      </w:pPr>
-      <w:r>
-        <w:rPr>
-          <w:rStyle w:val="10"/>
-          <w:sz w:val="20"/>
-          <w:szCs w:val="20"/>
-        </w:rPr>
-        <w:t>Generate UUID &amp; Format Logs:</w:t>
-      </w:r>
-    </w:p>
-    <w:p>
-      <w:pPr>
-        <w:pStyle w:val="8"/>
-        <w:keepNext w:val="0"/>
-        <w:keepLines w:val="0"/>
-        <w:widowControl/>
-        <w:suppressLineNumbers w:val="0"/>
-        <w:rPr>
-          <w:rStyle w:val="7"/>
-          <w:sz w:val="20"/>
-          <w:szCs w:val="20"/>
-        </w:rPr>
-      </w:pPr>
-      <w:r>
-        <w:rPr>
-          <w:rStyle w:val="7"/>
-          <w:sz w:val="20"/>
-          <w:szCs w:val="20"/>
-        </w:rPr>
-        <w:t># Generate UUID</w:t>
-      </w:r>
-    </w:p>
-    <w:p>
-      <w:pPr>
-        <w:pStyle w:val="8"/>
-        <w:keepNext w:val="0"/>
-        <w:keepLines w:val="0"/>
-        <w:widowControl/>
-        <w:suppressLineNumbers w:val="0"/>
-        <w:rPr>
-          <w:rStyle w:val="7"/>
-          <w:sz w:val="20"/>
-          <w:szCs w:val="20"/>
-        </w:rPr>
-      </w:pPr>
-      <w:r>
-        <w:rPr>
-          <w:rStyle w:val="7"/>
-          <w:sz w:val="20"/>
-          <w:szCs w:val="20"/>
-        </w:rPr>
-        <w:t>.\kafka-storage.bat random-uuid</w:t>
-      </w:r>
-    </w:p>
-    <w:p>
-      <w:pPr>
-        <w:pStyle w:val="8"/>
-        <w:keepNext w:val="0"/>
-        <w:keepLines w:val="0"/>
-        <w:widowControl/>
-        <w:suppressLineNumbers w:val="0"/>
-        <w:rPr>
-          <w:rStyle w:val="7"/>
-          <w:sz w:val="20"/>
-          <w:szCs w:val="20"/>
-        </w:rPr>
-      </w:pPr>
-    </w:p>
-    <w:p>
-      <w:pPr>
-        <w:pStyle w:val="8"/>
-        <w:keepNext w:val="0"/>
-        <w:keepLines w:val="0"/>
-        <w:widowControl/>
-        <w:suppressLineNumbers w:val="0"/>
-        <w:rPr>
-          <w:rStyle w:val="7"/>
-          <w:sz w:val="20"/>
-          <w:szCs w:val="20"/>
-        </w:rPr>
-      </w:pPr>
-      <w:r>
-        <w:rPr>
-          <w:rStyle w:val="7"/>
-          <w:sz w:val="20"/>
-          <w:szCs w:val="20"/>
-        </w:rPr>
-        <w:t># Set UUID variable</w:t>
-      </w:r>
-    </w:p>
-    <w:p>
-      <w:pPr>
-        <w:pStyle w:val="8"/>
-        <w:keepNext w:val="0"/>
-        <w:keepLines w:val="0"/>
-        <w:widowControl/>
-        <w:suppressLineNumbers w:val="0"/>
-        <w:rPr>
-          <w:rStyle w:val="7"/>
-          <w:sz w:val="20"/>
-          <w:szCs w:val="20"/>
-        </w:rPr>
-      </w:pPr>
-      <w:r>
-        <w:rPr>
-          <w:rStyle w:val="7"/>
-          <w:sz w:val="20"/>
-          <w:szCs w:val="20"/>
-        </w:rPr>
-        <w:t>$env:KAFKA_CLUSTER_ID="your-uuid-here"</w:t>
-      </w:r>
-    </w:p>
-    <w:p>
-      <w:pPr>
-        <w:pStyle w:val="8"/>
-        <w:keepNext w:val="0"/>
-        <w:keepLines w:val="0"/>
-        <w:widowControl/>
-        <w:suppressLineNumbers w:val="0"/>
-        <w:rPr>
-          <w:rStyle w:val="7"/>
-          <w:sz w:val="20"/>
-          <w:szCs w:val="20"/>
-        </w:rPr>
-      </w:pPr>
-    </w:p>
-    <w:p>
-      <w:pPr>
-        <w:pStyle w:val="8"/>
-        <w:keepNext w:val="0"/>
-        <w:keepLines w:val="0"/>
-        <w:widowControl/>
-        <w:suppressLineNumbers w:val="0"/>
-        <w:rPr>
-          <w:rStyle w:val="7"/>
-          <w:sz w:val="20"/>
-          <w:szCs w:val="20"/>
-        </w:rPr>
-      </w:pPr>
-      <w:r>
-        <w:rPr>
-          <w:rStyle w:val="7"/>
-          <w:sz w:val="20"/>
-          <w:szCs w:val="20"/>
-        </w:rPr>
-        <w:t># Format log directories</w:t>
-      </w:r>
-    </w:p>
-    <w:p>
-      <w:pPr>
-        <w:pStyle w:val="8"/>
-        <w:keepNext w:val="0"/>
-        <w:keepLines w:val="0"/>
-        <w:widowControl/>
-        <w:suppressLineNumbers w:val="0"/>
-        <w:rPr>
-          <w:rStyle w:val="7"/>
-          <w:sz w:val="20"/>
-          <w:szCs w:val="20"/>
-        </w:rPr>
-      </w:pPr>
-      <w:r>
-        <w:rPr>
-          <w:rStyle w:val="7"/>
-          <w:sz w:val="20"/>
-          <w:szCs w:val="20"/>
-        </w:rPr>
-        <w:t>.\kafka-storage.bat format -t $env:KAFKA_CLUSTER_ID -c ..\..\config\kraft\server.properties</w:t>
-      </w:r>
-    </w:p>
-    <w:p>
-      <w:pPr>
-        <w:pStyle w:val="8"/>
-        <w:keepNext w:val="0"/>
-        <w:keepLines w:val="0"/>
-        <w:widowControl/>
-        <w:suppressLineNumbers w:val="0"/>
-        <w:rPr>
-          <w:rStyle w:val="7"/>
-          <w:sz w:val="20"/>
-          <w:szCs w:val="20"/>
-        </w:rPr>
-      </w:pPr>
-    </w:p>
-    <w:p>
-      <w:pPr>
-        <w:pStyle w:val="8"/>
-        <w:keepNext w:val="0"/>
-        <w:keepLines w:val="0"/>
-        <w:widowControl/>
-        <w:suppressLineNumbers w:val="0"/>
-        <w:rPr>
-          <w:rStyle w:val="7"/>
-          <w:sz w:val="20"/>
-          <w:szCs w:val="20"/>
-        </w:rPr>
-      </w:pPr>
-      <w:r>
-        <w:rPr>
-          <w:rStyle w:val="7"/>
-          <w:sz w:val="20"/>
-          <w:szCs w:val="20"/>
-        </w:rPr>
-        <w:t># Start Kafka</w:t>
-      </w:r>
-    </w:p>
-    <w:p>
-      <w:pPr>
-        <w:pStyle w:val="8"/>
-        <w:keepNext w:val="0"/>
-        <w:keepLines w:val="0"/>
-        <w:widowControl/>
-        <w:suppressLineNumbers w:val="0"/>
-        <w:rPr>
-          <w:sz w:val="20"/>
-          <w:szCs w:val="20"/>
-        </w:rPr>
-      </w:pPr>
-      <w:r>
-        <w:rPr>
-          <w:rStyle w:val="7"/>
-          <w:sz w:val="20"/>
-          <w:szCs w:val="20"/>
-        </w:rPr>
-        <w:t>.\kafka-server-start.bat ..\..\config\kraft\server.properties</w:t>
-      </w:r>
-    </w:p>
-    <w:p>
-      <w:pPr>
-        <w:pStyle w:val="9"/>
-        <w:keepNext w:val="0"/>
-        <w:keepLines w:val="0"/>
-        <w:widowControl/>
-        <w:suppressLineNumbers w:val="0"/>
-        <w:rPr>
-          <w:sz w:val="20"/>
-          <w:szCs w:val="20"/>
-        </w:rPr>
-      </w:pPr>
-      <w:r>
-        <w:rPr>
-          <w:rStyle w:val="10"/>
-          <w:sz w:val="20"/>
-          <w:szCs w:val="20"/>
-        </w:rPr>
-        <w:t>Topic &amp; Messages:</w:t>
-      </w:r>
-    </w:p>
-    <w:p>
-      <w:pPr>
-        <w:pStyle w:val="8"/>
-        <w:keepNext w:val="0"/>
-        <w:keepLines w:val="0"/>
-        <w:widowControl/>
-        <w:suppressLineNumbers w:val="0"/>
-        <w:rPr>
-          <w:rStyle w:val="7"/>
-          <w:sz w:val="20"/>
-          <w:szCs w:val="20"/>
-        </w:rPr>
-      </w:pPr>
-      <w:r>
-        <w:rPr>
-          <w:rStyle w:val="7"/>
-          <w:sz w:val="20"/>
-          <w:szCs w:val="20"/>
-        </w:rPr>
-        <w:t># Create topic</w:t>
-      </w:r>
-    </w:p>
-    <w:p>
-      <w:pPr>
-        <w:pStyle w:val="8"/>
-        <w:keepNext w:val="0"/>
-        <w:keepLines w:val="0"/>
-        <w:widowControl/>
-        <w:suppressLineNumbers w:val="0"/>
-        <w:rPr>
-          <w:rStyle w:val="7"/>
-          <w:sz w:val="20"/>
-          <w:szCs w:val="20"/>
-        </w:rPr>
-      </w:pPr>
-      <w:r>
-        <w:rPr>
-          <w:rStyle w:val="7"/>
-          <w:sz w:val="20"/>
-          <w:szCs w:val="20"/>
-        </w:rPr>
-        <w:t>.\kafka-topics.bat --create --topic first-kraft-topic --bootstrap-server localhost:9092</w:t>
-      </w:r>
-    </w:p>
-    <w:p>
-      <w:pPr>
-        <w:pStyle w:val="8"/>
-        <w:keepNext w:val="0"/>
-        <w:keepLines w:val="0"/>
-        <w:widowControl/>
-        <w:suppressLineNumbers w:val="0"/>
-        <w:rPr>
-          <w:rStyle w:val="7"/>
-          <w:sz w:val="20"/>
-          <w:szCs w:val="20"/>
-        </w:rPr>
-      </w:pPr>
-    </w:p>
-    <w:p>
-      <w:pPr>
-        <w:pStyle w:val="8"/>
-        <w:keepNext w:val="0"/>
-        <w:keepLines w:val="0"/>
-        <w:widowControl/>
-        <w:suppressLineNumbers w:val="0"/>
-        <w:rPr>
-          <w:rStyle w:val="7"/>
-          <w:sz w:val="20"/>
-          <w:szCs w:val="20"/>
-        </w:rPr>
-      </w:pPr>
-      <w:r>
-        <w:rPr>
-          <w:rStyle w:val="7"/>
-          <w:sz w:val="20"/>
-          <w:szCs w:val="20"/>
-        </w:rPr>
-        <w:t># List topics</w:t>
-      </w:r>
-    </w:p>
-    <w:p>
-      <w:pPr>
-        <w:pStyle w:val="8"/>
-        <w:keepNext w:val="0"/>
-        <w:keepLines w:val="0"/>
-        <w:widowControl/>
-        <w:suppressLineNumbers w:val="0"/>
-        <w:rPr>
-          <w:rStyle w:val="7"/>
-          <w:sz w:val="20"/>
-          <w:szCs w:val="20"/>
-        </w:rPr>
-      </w:pPr>
-      <w:r>
-        <w:rPr>
-          <w:rStyle w:val="7"/>
-          <w:sz w:val="20"/>
-          <w:szCs w:val="20"/>
-        </w:rPr>
-        <w:t>.\kafka-topics.bat --list --bootstrap-server localhost:9092</w:t>
-      </w:r>
-    </w:p>
-    <w:p>
-      <w:pPr>
-        <w:pStyle w:val="8"/>
-        <w:keepNext w:val="0"/>
-        <w:keepLines w:val="0"/>
-        <w:widowControl/>
-        <w:suppressLineNumbers w:val="0"/>
-        <w:rPr>
-          <w:rStyle w:val="7"/>
-          <w:sz w:val="20"/>
-          <w:szCs w:val="20"/>
-        </w:rPr>
-      </w:pPr>
-    </w:p>
-    <w:p>
-      <w:pPr>
-        <w:pStyle w:val="8"/>
-        <w:keepNext w:val="0"/>
-        <w:keepLines w:val="0"/>
-        <w:widowControl/>
-        <w:suppressLineNumbers w:val="0"/>
-        <w:rPr>
-          <w:rStyle w:val="7"/>
-          <w:sz w:val="20"/>
-          <w:szCs w:val="20"/>
-        </w:rPr>
-      </w:pPr>
-      <w:r>
-        <w:rPr>
-          <w:rStyle w:val="7"/>
-          <w:sz w:val="20"/>
-          <w:szCs w:val="20"/>
-        </w:rPr>
-        <w:t># Produce messages</w:t>
-      </w:r>
-    </w:p>
-    <w:p>
-      <w:pPr>
-        <w:pStyle w:val="8"/>
-        <w:keepNext w:val="0"/>
-        <w:keepLines w:val="0"/>
-        <w:widowControl/>
-        <w:suppressLineNumbers w:val="0"/>
-        <w:rPr>
-          <w:rStyle w:val="7"/>
-          <w:sz w:val="20"/>
-          <w:szCs w:val="20"/>
-        </w:rPr>
-      </w:pPr>
-      <w:r>
-        <w:rPr>
-          <w:rStyle w:val="7"/>
-          <w:sz w:val="20"/>
-          <w:szCs w:val="20"/>
-        </w:rPr>
-        <w:t>.\kafka-console-producer.bat --topic first-kraft-topic --bootstrap-server localhost:9092</w:t>
-      </w:r>
-    </w:p>
-    <w:p>
-      <w:pPr>
-        <w:pStyle w:val="8"/>
-        <w:keepNext w:val="0"/>
-        <w:keepLines w:val="0"/>
-        <w:widowControl/>
-        <w:suppressLineNumbers w:val="0"/>
-        <w:rPr>
-          <w:rStyle w:val="7"/>
-          <w:sz w:val="20"/>
-          <w:szCs w:val="20"/>
-        </w:rPr>
-      </w:pPr>
-    </w:p>
-    <w:p>
-      <w:pPr>
-        <w:pStyle w:val="8"/>
-        <w:keepNext w:val="0"/>
-        <w:keepLines w:val="0"/>
-        <w:widowControl/>
-        <w:suppressLineNumbers w:val="0"/>
-        <w:rPr>
-          <w:rStyle w:val="7"/>
-          <w:sz w:val="20"/>
-          <w:szCs w:val="20"/>
-        </w:rPr>
-      </w:pPr>
-      <w:r>
-        <w:rPr>
-          <w:rStyle w:val="7"/>
-          <w:sz w:val="20"/>
-          <w:szCs w:val="20"/>
-        </w:rPr>
-        <w:t># Consume messages</w:t>
-      </w:r>
-    </w:p>
-    <w:p>
-      <w:pPr>
-        <w:pStyle w:val="8"/>
-        <w:keepNext w:val="0"/>
-        <w:keepLines w:val="0"/>
-        <w:widowControl/>
-        <w:suppressLineNumbers w:val="0"/>
-        <w:rPr>
-          <w:sz w:val="20"/>
-          <w:szCs w:val="20"/>
-        </w:rPr>
-      </w:pPr>
-      <w:r>
-        <w:rPr>
-          <w:rStyle w:val="7"/>
-          <w:sz w:val="20"/>
-          <w:szCs w:val="20"/>
-        </w:rPr>
-        <w:t>.\kafka-console-consumer.bat --topic first-kraft-topic --group group1 --bootstrap-server localhost:9092 --from-beginning</w:t>
+        <w:t>9️⃣ Key Clarifications</w:t>
+      </w:r>
+    </w:p>
+    <w:p>
+      <w:pPr>
+        <w:pStyle w:val="9"/>
+        <w:keepNext w:val="0"/>
+        <w:keepLines w:val="0"/>
+        <w:widowControl/>
+        <w:suppressLineNumbers w:val="0"/>
+        <w:ind w:left="720"/>
+        <w:rPr>
+          <w:sz w:val="20"/>
+          <w:szCs w:val="20"/>
+        </w:rPr>
+      </w:pPr>
+      <w:r>
+        <w:rPr>
+          <w:rStyle w:val="10"/>
+          <w:sz w:val="20"/>
+          <w:szCs w:val="20"/>
+        </w:rPr>
+        <w:t>Consumer IDs</w:t>
+      </w:r>
+      <w:r>
+        <w:rPr>
+          <w:sz w:val="20"/>
+          <w:szCs w:val="20"/>
+        </w:rPr>
+        <w:t xml:space="preserve"> are ephemeral → Kafka only cares about </w:t>
+      </w:r>
+      <w:r>
+        <w:rPr>
+          <w:rStyle w:val="10"/>
+          <w:sz w:val="20"/>
+          <w:szCs w:val="20"/>
+        </w:rPr>
+        <w:t>group offsets</w:t>
+      </w:r>
+      <w:r>
+        <w:rPr>
+          <w:sz w:val="20"/>
+          <w:szCs w:val="20"/>
+        </w:rPr>
+        <w:t>.</w:t>
+      </w:r>
+    </w:p>
+    <w:p>
+      <w:pPr>
+        <w:pStyle w:val="9"/>
+        <w:keepNext w:val="0"/>
+        <w:keepLines w:val="0"/>
+        <w:widowControl/>
+        <w:suppressLineNumbers w:val="0"/>
+        <w:ind w:left="720"/>
+        <w:rPr>
+          <w:sz w:val="20"/>
+          <w:szCs w:val="20"/>
+        </w:rPr>
+      </w:pPr>
+      <w:r>
+        <w:rPr>
+          <w:sz w:val="20"/>
+          <w:szCs w:val="20"/>
+        </w:rPr>
+        <w:t xml:space="preserve">Stopping consumers → offsets persist in </w:t>
+      </w:r>
+      <w:r>
+        <w:rPr>
+          <w:rStyle w:val="7"/>
+          <w:sz w:val="20"/>
+          <w:szCs w:val="20"/>
+        </w:rPr>
+        <w:t>__consumer_offsets</w:t>
+      </w:r>
+      <w:r>
+        <w:rPr>
+          <w:sz w:val="20"/>
+          <w:szCs w:val="20"/>
+        </w:rPr>
+        <w:t>.</w:t>
+      </w:r>
+    </w:p>
+    <w:p>
+      <w:pPr>
+        <w:pStyle w:val="9"/>
+        <w:keepNext w:val="0"/>
+        <w:keepLines w:val="0"/>
+        <w:widowControl/>
+        <w:suppressLineNumbers w:val="0"/>
+        <w:ind w:left="720"/>
+        <w:rPr>
+          <w:sz w:val="20"/>
+          <w:szCs w:val="20"/>
+        </w:rPr>
+      </w:pPr>
+      <w:r>
+        <w:rPr>
+          <w:sz w:val="20"/>
+          <w:szCs w:val="20"/>
+        </w:rPr>
+        <w:t xml:space="preserve">New consumers in the same group → </w:t>
+      </w:r>
+      <w:r>
+        <w:rPr>
+          <w:rStyle w:val="10"/>
+          <w:sz w:val="20"/>
+          <w:szCs w:val="20"/>
+        </w:rPr>
+        <w:t>reuse group offsets</w:t>
+      </w:r>
+      <w:r>
+        <w:rPr>
+          <w:sz w:val="20"/>
+          <w:szCs w:val="20"/>
+        </w:rPr>
+        <w:t>; get new consumer IDs.</w:t>
+      </w:r>
+    </w:p>
+    <w:p>
+      <w:pPr>
+        <w:pStyle w:val="9"/>
+        <w:keepNext w:val="0"/>
+        <w:keepLines w:val="0"/>
+        <w:widowControl/>
+        <w:suppressLineNumbers w:val="0"/>
+        <w:ind w:left="720"/>
+        <w:rPr>
+          <w:sz w:val="20"/>
+          <w:szCs w:val="20"/>
+        </w:rPr>
+      </w:pPr>
+      <w:r>
+        <w:rPr>
+          <w:sz w:val="20"/>
+          <w:szCs w:val="20"/>
+        </w:rPr>
+        <w:t xml:space="preserve">Partitions are </w:t>
+      </w:r>
+      <w:r>
+        <w:rPr>
+          <w:rStyle w:val="10"/>
+          <w:sz w:val="20"/>
+          <w:szCs w:val="20"/>
+        </w:rPr>
+        <w:t>dynamically assigned</w:t>
+      </w:r>
+      <w:r>
+        <w:rPr>
+          <w:sz w:val="20"/>
+          <w:szCs w:val="20"/>
+        </w:rPr>
+        <w:t xml:space="preserve"> at runtime among active consumers.</w:t>
+      </w:r>
+    </w:p>
+    <w:p>
+      <w:pPr>
+        <w:pStyle w:val="9"/>
+        <w:keepNext w:val="0"/>
+        <w:keepLines w:val="0"/>
+        <w:widowControl/>
+        <w:suppressLineNumbers w:val="0"/>
+        <w:ind w:left="720"/>
+        <w:rPr>
+          <w:sz w:val="20"/>
+          <w:szCs w:val="20"/>
+        </w:rPr>
+      </w:pPr>
+      <w:r>
+        <w:rPr>
+          <w:sz w:val="20"/>
+          <w:szCs w:val="20"/>
+        </w:rPr>
+        <w:t xml:space="preserve">Older messages are </w:t>
+      </w:r>
+      <w:r>
+        <w:rPr>
+          <w:rStyle w:val="10"/>
+          <w:sz w:val="20"/>
+          <w:szCs w:val="20"/>
+        </w:rPr>
+        <w:t>still available</w:t>
+      </w:r>
+      <w:r>
+        <w:rPr>
+          <w:sz w:val="20"/>
+          <w:szCs w:val="20"/>
+        </w:rPr>
+        <w:t xml:space="preserve"> as long as retention allows.</w:t>
+      </w:r>
+    </w:p>
+    <w:p>
+      <w:pPr>
+        <w:pStyle w:val="9"/>
+        <w:keepNext w:val="0"/>
+        <w:keepLines w:val="0"/>
+        <w:widowControl/>
+        <w:suppressLineNumbers w:val="0"/>
+        <w:ind w:left="720"/>
+        <w:rPr>
+          <w:sz w:val="20"/>
+          <w:szCs w:val="20"/>
+        </w:rPr>
+      </w:pPr>
+      <w:r>
+        <w:rPr>
+          <w:rStyle w:val="7"/>
+          <w:sz w:val="20"/>
+          <w:szCs w:val="20"/>
+        </w:rPr>
+        <w:t>--from-beginning</w:t>
+      </w:r>
+      <w:r>
+        <w:rPr>
+          <w:sz w:val="20"/>
+          <w:szCs w:val="20"/>
+        </w:rPr>
+        <w:t xml:space="preserve"> → read all messages from start.</w:t>
+      </w:r>
+    </w:p>
+    <w:p>
+      <w:pPr>
+        <w:pStyle w:val="9"/>
+        <w:keepNext w:val="0"/>
+        <w:keepLines w:val="0"/>
+        <w:widowControl/>
+        <w:suppressLineNumbers w:val="0"/>
+        <w:ind w:left="720"/>
+        <w:rPr>
+          <w:sz w:val="20"/>
+          <w:szCs w:val="20"/>
+        </w:rPr>
+      </w:pPr>
+      <w:r>
+        <w:rPr>
+          <w:sz w:val="20"/>
+          <w:szCs w:val="20"/>
+        </w:rPr>
+        <w:t xml:space="preserve">Consumers in </w:t>
+      </w:r>
+      <w:r>
+        <w:rPr>
+          <w:rStyle w:val="10"/>
+          <w:sz w:val="20"/>
+          <w:szCs w:val="20"/>
+        </w:rPr>
+        <w:t>different groups</w:t>
+      </w:r>
+      <w:r>
+        <w:rPr>
+          <w:sz w:val="20"/>
+          <w:szCs w:val="20"/>
+        </w:rPr>
+        <w:t xml:space="preserve"> see </w:t>
+      </w:r>
+      <w:r>
+        <w:rPr>
+          <w:rStyle w:val="10"/>
+          <w:sz w:val="20"/>
+          <w:szCs w:val="20"/>
+        </w:rPr>
+        <w:t>all messages independently</w:t>
+      </w:r>
+      <w:r>
+        <w:rPr>
+          <w:sz w:val="20"/>
+          <w:szCs w:val="20"/>
+        </w:rPr>
+        <w:t>.</w:t>
+      </w:r>
+    </w:p>
+    <w:p>
+      <w:pPr>
+        <w:pStyle w:val="9"/>
+        <w:keepNext w:val="0"/>
+        <w:keepLines w:val="0"/>
+        <w:widowControl/>
+        <w:suppressLineNumbers w:val="0"/>
+        <w:ind w:left="720"/>
+        <w:rPr>
+          <w:sz w:val="20"/>
+          <w:szCs w:val="20"/>
+        </w:rPr>
+      </w:pPr>
+      <w:r>
+        <w:rPr>
+          <w:sz w:val="20"/>
+          <w:szCs w:val="20"/>
+        </w:rPr>
+        <w:t xml:space="preserve">Commands in </w:t>
+      </w:r>
+      <w:r>
+        <w:rPr>
+          <w:rStyle w:val="10"/>
+          <w:sz w:val="20"/>
+          <w:szCs w:val="20"/>
+        </w:rPr>
+        <w:t>PowerShell</w:t>
+      </w:r>
+      <w:r>
+        <w:rPr>
+          <w:sz w:val="20"/>
+          <w:szCs w:val="20"/>
+        </w:rPr>
+        <w:t xml:space="preserve"> slightly differ (use </w:t>
+      </w:r>
+      <w:r>
+        <w:rPr>
+          <w:rStyle w:val="7"/>
+          <w:sz w:val="20"/>
+          <w:szCs w:val="20"/>
+        </w:rPr>
+        <w:t>.\</w:t>
+      </w:r>
+      <w:r>
+        <w:rPr>
+          <w:sz w:val="20"/>
+          <w:szCs w:val="20"/>
+        </w:rPr>
+        <w:t>) vs CMD.</w:t>
       </w:r>
     </w:p>
     <w:p>
@@ -12410,10 +13029,8 @@
         <w:widowControl/>
         <w:suppressLineNumbers w:val="0"/>
         <w:rPr>
-          <w:rFonts w:hint="default"/>
-          <w:sz w:val="20"/>
-          <w:szCs w:val="20"/>
-          <w:lang w:val="en-US"/>
+          <w:sz w:val="20"/>
+          <w:szCs w:val="20"/>
         </w:rPr>
       </w:pPr>
       <w:r>
@@ -12423,185 +13040,568 @@
           <w:bCs/>
           <w:sz w:val="20"/>
           <w:szCs w:val="20"/>
-          <w:highlight w:val="green"/>
-        </w:rPr>
-        <w:t>8️⃣ Checking Groups and Offsets</w:t>
-      </w:r>
-      <w:r>
-        <w:rPr>
-          <w:rStyle w:val="10"/>
+        </w:rPr>
+        <w:t>10️⃣ Diagrams Recap</w:t>
+      </w:r>
+    </w:p>
+    <w:p>
+      <w:pPr>
+        <w:pStyle w:val="9"/>
+        <w:keepNext w:val="0"/>
+        <w:keepLines w:val="0"/>
+        <w:widowControl/>
+        <w:suppressLineNumbers w:val="0"/>
+        <w:rPr>
+          <w:sz w:val="20"/>
+          <w:szCs w:val="20"/>
+        </w:rPr>
+      </w:pPr>
+      <w:r>
+        <w:rPr>
+          <w:rStyle w:val="10"/>
+          <w:sz w:val="20"/>
+          <w:szCs w:val="20"/>
+        </w:rPr>
+        <w:t>A. Same Group, 2 Consumers, 3 Partitions</w:t>
+      </w:r>
+    </w:p>
+    <w:p>
+      <w:pPr>
+        <w:pStyle w:val="8"/>
+        <w:keepNext w:val="0"/>
+        <w:keepLines w:val="0"/>
+        <w:widowControl/>
+        <w:suppressLineNumbers w:val="0"/>
+        <w:rPr>
+          <w:rStyle w:val="7"/>
+          <w:sz w:val="20"/>
+          <w:szCs w:val="20"/>
+        </w:rPr>
+      </w:pPr>
+      <w:r>
+        <w:rPr>
+          <w:rStyle w:val="7"/>
+          <w:sz w:val="20"/>
+          <w:szCs w:val="20"/>
+        </w:rPr>
+        <w:t>Topic: first-kraft-topic</w:t>
+      </w:r>
+    </w:p>
+    <w:p>
+      <w:pPr>
+        <w:pStyle w:val="8"/>
+        <w:keepNext w:val="0"/>
+        <w:keepLines w:val="0"/>
+        <w:widowControl/>
+        <w:suppressLineNumbers w:val="0"/>
+        <w:rPr>
+          <w:rStyle w:val="7"/>
+          <w:sz w:val="20"/>
+          <w:szCs w:val="20"/>
+        </w:rPr>
+      </w:pPr>
+      <w:r>
+        <w:rPr>
+          <w:rStyle w:val="7"/>
+          <w:sz w:val="20"/>
+          <w:szCs w:val="20"/>
+        </w:rPr>
+        <w:t>Partitions: P0, P1, P2</w:t>
+      </w:r>
+    </w:p>
+    <w:p>
+      <w:pPr>
+        <w:pStyle w:val="8"/>
+        <w:keepNext w:val="0"/>
+        <w:keepLines w:val="0"/>
+        <w:widowControl/>
+        <w:suppressLineNumbers w:val="0"/>
+        <w:rPr>
+          <w:rStyle w:val="7"/>
+          <w:sz w:val="20"/>
+          <w:szCs w:val="20"/>
+        </w:rPr>
+      </w:pPr>
+    </w:p>
+    <w:p>
+      <w:pPr>
+        <w:pStyle w:val="8"/>
+        <w:keepNext w:val="0"/>
+        <w:keepLines w:val="0"/>
+        <w:widowControl/>
+        <w:suppressLineNumbers w:val="0"/>
+        <w:rPr>
+          <w:rStyle w:val="7"/>
+          <w:sz w:val="20"/>
+          <w:szCs w:val="20"/>
+        </w:rPr>
+      </w:pPr>
+      <w:r>
+        <w:rPr>
+          <w:rStyle w:val="7"/>
+          <w:sz w:val="20"/>
+          <w:szCs w:val="20"/>
+        </w:rPr>
+        <w:t>Consumer Group: group1</w:t>
+      </w:r>
+    </w:p>
+    <w:p>
+      <w:pPr>
+        <w:pStyle w:val="8"/>
+        <w:keepNext w:val="0"/>
+        <w:keepLines w:val="0"/>
+        <w:widowControl/>
+        <w:suppressLineNumbers w:val="0"/>
+        <w:rPr>
+          <w:rStyle w:val="7"/>
+          <w:sz w:val="20"/>
+          <w:szCs w:val="20"/>
+        </w:rPr>
+      </w:pPr>
+      <w:r>
+        <w:rPr>
+          <w:rStyle w:val="7"/>
+          <w:sz w:val="20"/>
+          <w:szCs w:val="20"/>
+        </w:rPr>
+        <w:t>----------------------</w:t>
+      </w:r>
+    </w:p>
+    <w:p>
+      <w:pPr>
+        <w:pStyle w:val="8"/>
+        <w:keepNext w:val="0"/>
+        <w:keepLines w:val="0"/>
+        <w:widowControl/>
+        <w:suppressLineNumbers w:val="0"/>
+        <w:rPr>
+          <w:rStyle w:val="7"/>
+          <w:sz w:val="20"/>
+          <w:szCs w:val="20"/>
+        </w:rPr>
+      </w:pPr>
+      <w:r>
+        <w:rPr>
+          <w:rStyle w:val="7"/>
+          <w:sz w:val="20"/>
+          <w:szCs w:val="20"/>
+        </w:rPr>
+        <w:t>Consumer1 → P0, P2</w:t>
+      </w:r>
+    </w:p>
+    <w:p>
+      <w:pPr>
+        <w:pStyle w:val="8"/>
+        <w:keepNext w:val="0"/>
+        <w:keepLines w:val="0"/>
+        <w:widowControl/>
+        <w:suppressLineNumbers w:val="0"/>
+        <w:rPr>
+          <w:sz w:val="20"/>
+          <w:szCs w:val="20"/>
+        </w:rPr>
+      </w:pPr>
+      <w:r>
+        <w:rPr>
+          <w:rStyle w:val="7"/>
+          <w:sz w:val="20"/>
+          <w:szCs w:val="20"/>
+        </w:rPr>
+        <w:t>Consumer2 → P1</w:t>
+      </w:r>
+    </w:p>
+    <w:p>
+      <w:pPr>
+        <w:pStyle w:val="9"/>
+        <w:keepNext w:val="0"/>
+        <w:keepLines w:val="0"/>
+        <w:widowControl/>
+        <w:suppressLineNumbers w:val="0"/>
+        <w:rPr>
+          <w:sz w:val="20"/>
+          <w:szCs w:val="20"/>
+        </w:rPr>
+      </w:pPr>
+      <w:r>
+        <w:rPr>
+          <w:rStyle w:val="10"/>
+          <w:sz w:val="20"/>
+          <w:szCs w:val="20"/>
+        </w:rPr>
+        <w:t>B. Different Groups</w:t>
+      </w:r>
+    </w:p>
+    <w:p>
+      <w:pPr>
+        <w:pStyle w:val="8"/>
+        <w:keepNext w:val="0"/>
+        <w:keepLines w:val="0"/>
+        <w:widowControl/>
+        <w:suppressLineNumbers w:val="0"/>
+        <w:rPr>
+          <w:rStyle w:val="7"/>
+          <w:sz w:val="20"/>
+          <w:szCs w:val="20"/>
+        </w:rPr>
+      </w:pPr>
+      <w:r>
+        <w:rPr>
+          <w:rStyle w:val="7"/>
+          <w:sz w:val="20"/>
+          <w:szCs w:val="20"/>
+        </w:rPr>
+        <w:t>Topic: first-kraft-topic</w:t>
+      </w:r>
+    </w:p>
+    <w:p>
+      <w:pPr>
+        <w:pStyle w:val="8"/>
+        <w:keepNext w:val="0"/>
+        <w:keepLines w:val="0"/>
+        <w:widowControl/>
+        <w:suppressLineNumbers w:val="0"/>
+        <w:rPr>
+          <w:rStyle w:val="7"/>
+          <w:sz w:val="20"/>
+          <w:szCs w:val="20"/>
+        </w:rPr>
+      </w:pPr>
+      <w:r>
+        <w:rPr>
+          <w:rStyle w:val="7"/>
+          <w:sz w:val="20"/>
+          <w:szCs w:val="20"/>
+        </w:rPr>
+        <w:t>Partitions: P0, P1, P2</w:t>
+      </w:r>
+    </w:p>
+    <w:p>
+      <w:pPr>
+        <w:pStyle w:val="8"/>
+        <w:keepNext w:val="0"/>
+        <w:keepLines w:val="0"/>
+        <w:widowControl/>
+        <w:suppressLineNumbers w:val="0"/>
+        <w:rPr>
+          <w:rStyle w:val="7"/>
+          <w:sz w:val="20"/>
+          <w:szCs w:val="20"/>
+        </w:rPr>
+      </w:pPr>
+    </w:p>
+    <w:p>
+      <w:pPr>
+        <w:pStyle w:val="8"/>
+        <w:keepNext w:val="0"/>
+        <w:keepLines w:val="0"/>
+        <w:widowControl/>
+        <w:suppressLineNumbers w:val="0"/>
+        <w:rPr>
+          <w:rStyle w:val="7"/>
+          <w:sz w:val="20"/>
+          <w:szCs w:val="20"/>
+        </w:rPr>
+      </w:pPr>
+      <w:r>
+        <w:rPr>
+          <w:rStyle w:val="7"/>
+          <w:sz w:val="20"/>
+          <w:szCs w:val="20"/>
+        </w:rPr>
+        <w:t>Group1 → Consumer1 → P0, P2</w:t>
+      </w:r>
+    </w:p>
+    <w:p>
+      <w:pPr>
+        <w:pStyle w:val="8"/>
+        <w:keepNext w:val="0"/>
+        <w:keepLines w:val="0"/>
+        <w:widowControl/>
+        <w:suppressLineNumbers w:val="0"/>
+        <w:rPr>
+          <w:sz w:val="20"/>
+          <w:szCs w:val="20"/>
+        </w:rPr>
+      </w:pPr>
+      <w:r>
+        <w:rPr>
+          <w:rStyle w:val="7"/>
+          <w:sz w:val="20"/>
+          <w:szCs w:val="20"/>
+        </w:rPr>
+        <w:t>Group2 → ConsumerA → P0, P1, P2</w:t>
+      </w:r>
+    </w:p>
+    <w:p>
+      <w:pPr>
+        <w:pStyle w:val="9"/>
+        <w:keepNext w:val="0"/>
+        <w:keepLines w:val="0"/>
+        <w:widowControl/>
+        <w:suppressLineNumbers w:val="0"/>
+        <w:rPr>
+          <w:sz w:val="20"/>
+          <w:szCs w:val="20"/>
+        </w:rPr>
+      </w:pPr>
+      <w:r>
+        <w:rPr>
+          <w:rStyle w:val="10"/>
+          <w:sz w:val="20"/>
+          <w:szCs w:val="20"/>
+        </w:rPr>
+        <w:t>C. Old Consumers Stopped, New Consumer Starts in Same Group</w:t>
+      </w:r>
+    </w:p>
+    <w:p>
+      <w:pPr>
+        <w:pStyle w:val="8"/>
+        <w:keepNext w:val="0"/>
+        <w:keepLines w:val="0"/>
+        <w:widowControl/>
+        <w:suppressLineNumbers w:val="0"/>
+        <w:rPr>
+          <w:rStyle w:val="7"/>
+          <w:sz w:val="20"/>
+          <w:szCs w:val="20"/>
+        </w:rPr>
+      </w:pPr>
+      <w:r>
+        <w:rPr>
+          <w:rStyle w:val="7"/>
+          <w:sz w:val="20"/>
+          <w:szCs w:val="20"/>
+        </w:rPr>
+        <w:t>Old Consumers:</w:t>
+      </w:r>
+    </w:p>
+    <w:p>
+      <w:pPr>
+        <w:pStyle w:val="8"/>
+        <w:keepNext w:val="0"/>
+        <w:keepLines w:val="0"/>
+        <w:widowControl/>
+        <w:suppressLineNumbers w:val="0"/>
+        <w:rPr>
+          <w:rStyle w:val="7"/>
+          <w:sz w:val="20"/>
+          <w:szCs w:val="20"/>
+        </w:rPr>
+      </w:pPr>
+      <w:r>
+        <w:rPr>
+          <w:rStyle w:val="7"/>
+          <w:sz w:val="20"/>
+          <w:szCs w:val="20"/>
+        </w:rPr>
+        <w:t>C1 → P0,P2</w:t>
+      </w:r>
+    </w:p>
+    <w:p>
+      <w:pPr>
+        <w:pStyle w:val="8"/>
+        <w:keepNext w:val="0"/>
+        <w:keepLines w:val="0"/>
+        <w:widowControl/>
+        <w:suppressLineNumbers w:val="0"/>
+        <w:rPr>
+          <w:rStyle w:val="7"/>
+          <w:sz w:val="20"/>
+          <w:szCs w:val="20"/>
+        </w:rPr>
+      </w:pPr>
+      <w:r>
+        <w:rPr>
+          <w:rStyle w:val="7"/>
+          <w:sz w:val="20"/>
+          <w:szCs w:val="20"/>
+        </w:rPr>
+        <w:t>C2 → P1</w:t>
+      </w:r>
+    </w:p>
+    <w:p>
+      <w:pPr>
+        <w:pStyle w:val="8"/>
+        <w:keepNext w:val="0"/>
+        <w:keepLines w:val="0"/>
+        <w:widowControl/>
+        <w:suppressLineNumbers w:val="0"/>
+        <w:rPr>
+          <w:rStyle w:val="7"/>
+          <w:sz w:val="20"/>
+          <w:szCs w:val="20"/>
+        </w:rPr>
+      </w:pPr>
+    </w:p>
+    <w:p>
+      <w:pPr>
+        <w:pStyle w:val="8"/>
+        <w:keepNext w:val="0"/>
+        <w:keepLines w:val="0"/>
+        <w:widowControl/>
+        <w:suppressLineNumbers w:val="0"/>
+        <w:rPr>
+          <w:rStyle w:val="7"/>
+          <w:sz w:val="20"/>
+          <w:szCs w:val="20"/>
+        </w:rPr>
+      </w:pPr>
+      <w:r>
+        <w:rPr>
+          <w:rStyle w:val="7"/>
+          <w:sz w:val="20"/>
+          <w:szCs w:val="20"/>
+        </w:rPr>
+        <w:t>Stopped → offsets stored, consumer IDs gone</w:t>
+      </w:r>
+    </w:p>
+    <w:p>
+      <w:pPr>
+        <w:pStyle w:val="8"/>
+        <w:keepNext w:val="0"/>
+        <w:keepLines w:val="0"/>
+        <w:widowControl/>
+        <w:suppressLineNumbers w:val="0"/>
+        <w:rPr>
+          <w:rStyle w:val="7"/>
+          <w:sz w:val="20"/>
+          <w:szCs w:val="20"/>
+        </w:rPr>
+      </w:pPr>
+    </w:p>
+    <w:p>
+      <w:pPr>
+        <w:pStyle w:val="8"/>
+        <w:keepNext w:val="0"/>
+        <w:keepLines w:val="0"/>
+        <w:widowControl/>
+        <w:suppressLineNumbers w:val="0"/>
+        <w:rPr>
+          <w:rStyle w:val="7"/>
+          <w:sz w:val="20"/>
+          <w:szCs w:val="20"/>
+        </w:rPr>
+      </w:pPr>
+      <w:r>
+        <w:rPr>
+          <w:rStyle w:val="7"/>
+          <w:sz w:val="20"/>
+          <w:szCs w:val="20"/>
+        </w:rPr>
+        <w:t>New Consumer C3 (group1 starts):</w:t>
+      </w:r>
+    </w:p>
+    <w:p>
+      <w:pPr>
+        <w:pStyle w:val="8"/>
+        <w:keepNext w:val="0"/>
+        <w:keepLines w:val="0"/>
+        <w:widowControl/>
+        <w:suppressLineNumbers w:val="0"/>
+        <w:rPr>
+          <w:sz w:val="20"/>
+          <w:szCs w:val="20"/>
+        </w:rPr>
+      </w:pPr>
+      <w:r>
+        <w:rPr>
+          <w:rStyle w:val="7"/>
+          <w:sz w:val="20"/>
+          <w:szCs w:val="20"/>
+        </w:rPr>
+        <w:t>C3 → P0, P1, P2 (dynamic assignment)</w:t>
+      </w:r>
+    </w:p>
+    <w:p>
+      <w:pPr>
+        <w:keepNext w:val="0"/>
+        <w:keepLines w:val="0"/>
+        <w:widowControl/>
+        <w:suppressLineNumbers w:val="0"/>
+        <w:rPr>
           <w:rFonts w:hint="default"/>
-          <w:b/>
-          <w:bCs/>
-          <w:sz w:val="20"/>
-          <w:szCs w:val="20"/>
-          <w:lang w:val="en-US"/>
-        </w:rPr>
-        <w:t xml:space="preserve"> ( group list chudali ante)</w:t>
-      </w:r>
-    </w:p>
-    <w:p>
-      <w:pPr>
-        <w:pStyle w:val="9"/>
-        <w:keepNext w:val="0"/>
-        <w:keepLines w:val="0"/>
-        <w:widowControl/>
-        <w:suppressLineNumbers w:val="0"/>
-        <w:rPr>
-          <w:sz w:val="20"/>
-          <w:szCs w:val="20"/>
-        </w:rPr>
-      </w:pPr>
-      <w:r>
-        <w:rPr>
-          <w:rStyle w:val="10"/>
-          <w:sz w:val="20"/>
-          <w:szCs w:val="20"/>
-        </w:rPr>
-        <w:t>List consumer groups:</w:t>
-      </w:r>
-    </w:p>
-    <w:p>
-      <w:pPr>
-        <w:pStyle w:val="8"/>
-        <w:keepNext w:val="0"/>
-        <w:keepLines w:val="0"/>
-        <w:widowControl/>
-        <w:suppressLineNumbers w:val="0"/>
-        <w:rPr>
-          <w:sz w:val="20"/>
-          <w:szCs w:val="20"/>
-        </w:rPr>
-      </w:pPr>
-      <w:r>
-        <w:rPr>
-          <w:rStyle w:val="7"/>
-          <w:sz w:val="20"/>
-          <w:szCs w:val="20"/>
-        </w:rPr>
-        <w:t>.\kafka-consumer-groups.bat --bootstrap-server localhost:9092 --list</w:t>
-      </w:r>
-    </w:p>
-    <w:p>
-      <w:pPr>
-        <w:pStyle w:val="9"/>
-        <w:keepNext w:val="0"/>
-        <w:keepLines w:val="0"/>
-        <w:widowControl/>
-        <w:suppressLineNumbers w:val="0"/>
-        <w:rPr>
-          <w:sz w:val="20"/>
-          <w:szCs w:val="20"/>
-        </w:rPr>
-      </w:pPr>
-      <w:r>
-        <w:rPr>
-          <w:rStyle w:val="10"/>
-          <w:sz w:val="20"/>
-          <w:szCs w:val="20"/>
-        </w:rPr>
-        <w:t>Describe group offsets:</w:t>
-      </w:r>
-    </w:p>
-    <w:p>
-      <w:pPr>
-        <w:pStyle w:val="8"/>
-        <w:keepNext w:val="0"/>
-        <w:keepLines w:val="0"/>
-        <w:widowControl/>
-        <w:suppressLineNumbers w:val="0"/>
-        <w:rPr>
-          <w:sz w:val="20"/>
-          <w:szCs w:val="20"/>
-        </w:rPr>
-      </w:pPr>
-      <w:r>
-        <w:rPr>
-          <w:rStyle w:val="7"/>
-          <w:sz w:val="20"/>
-          <w:szCs w:val="20"/>
-        </w:rPr>
-        <w:t>.\kafka-consumer-groups.bat --bootstrap-server localhost:9092 --describe --group group1</w:t>
-      </w:r>
-    </w:p>
-    <w:p>
-      <w:pPr>
-        <w:pStyle w:val="9"/>
-        <w:keepNext w:val="0"/>
-        <w:keepLines w:val="0"/>
-        <w:widowControl/>
-        <w:suppressLineNumbers w:val="0"/>
-        <w:ind w:left="720"/>
-        <w:rPr>
-          <w:sz w:val="20"/>
-          <w:szCs w:val="20"/>
-        </w:rPr>
-      </w:pPr>
-      <w:r>
-        <w:rPr>
-          <w:sz w:val="20"/>
-          <w:szCs w:val="20"/>
-        </w:rPr>
-        <w:t xml:space="preserve">If output shows </w:t>
-      </w:r>
-      <w:r>
-        <w:rPr>
-          <w:rStyle w:val="7"/>
-          <w:sz w:val="20"/>
-          <w:szCs w:val="20"/>
-        </w:rPr>
-        <w:t>Consumer group 'group1' has no active members</w:t>
-      </w:r>
-      <w:r>
-        <w:rPr>
-          <w:sz w:val="20"/>
-          <w:szCs w:val="20"/>
-        </w:rPr>
-        <w:t xml:space="preserve"> → no consumer process is running for that group.</w:t>
-      </w:r>
-    </w:p>
-    <w:p>
-      <w:pPr>
-        <w:pStyle w:val="9"/>
-        <w:keepNext w:val="0"/>
-        <w:keepLines w:val="0"/>
-        <w:widowControl/>
-        <w:suppressLineNumbers w:val="0"/>
-        <w:ind w:left="720"/>
-        <w:rPr>
-          <w:sz w:val="20"/>
-          <w:szCs w:val="20"/>
-        </w:rPr>
-      </w:pPr>
-      <w:r>
-        <w:rPr>
-          <w:rStyle w:val="7"/>
-          <w:sz w:val="20"/>
-          <w:szCs w:val="20"/>
-        </w:rPr>
-        <w:t>CURRENT-OFFSET</w:t>
-      </w:r>
-      <w:r>
-        <w:rPr>
-          <w:sz w:val="20"/>
-          <w:szCs w:val="20"/>
-        </w:rPr>
-        <w:t xml:space="preserve"> and </w:t>
-      </w:r>
-      <w:r>
-        <w:rPr>
-          <w:rStyle w:val="7"/>
-          <w:sz w:val="20"/>
-          <w:szCs w:val="20"/>
-        </w:rPr>
-        <w:t>LOG-END-OFFSET</w:t>
-      </w:r>
-      <w:r>
-        <w:rPr>
-          <w:sz w:val="20"/>
-          <w:szCs w:val="20"/>
-        </w:rPr>
-        <w:t xml:space="preserve"> show the progress of that group.</w:t>
+          <w:sz w:val="20"/>
+          <w:szCs w:val="20"/>
+          <w:lang w:val="en-US" w:eastAsia="zh-CN"/>
+        </w:rPr>
+      </w:pPr>
+    </w:p>
+    <w:p>
+      <w:pPr>
+        <w:keepNext w:val="0"/>
+        <w:keepLines w:val="0"/>
+        <w:widowControl/>
+        <w:suppressLineNumbers w:val="0"/>
+        <w:rPr>
+          <w:rFonts w:hint="default"/>
+          <w:sz w:val="20"/>
+          <w:szCs w:val="20"/>
+          <w:lang w:val="en-US" w:eastAsia="zh-CN"/>
+        </w:rPr>
+      </w:pPr>
+      <w:r>
+        <w:rPr>
+          <w:rFonts w:hint="default"/>
+          <w:sz w:val="20"/>
+          <w:szCs w:val="20"/>
+          <w:lang w:val="en-US" w:eastAsia="zh-CN"/>
+        </w:rPr>
+        <w:t>==================== topic related to Producer and consumer Older msg reading ===========</w:t>
+      </w:r>
+    </w:p>
+    <w:p>
+      <w:pPr>
+        <w:pStyle w:val="9"/>
+        <w:keepNext w:val="0"/>
+        <w:keepLines w:val="0"/>
+        <w:widowControl/>
+        <w:suppressLineNumbers w:val="0"/>
+        <w:rPr>
+          <w:sz w:val="20"/>
+          <w:szCs w:val="20"/>
+        </w:rPr>
+      </w:pPr>
+      <w:r>
+        <w:rPr>
+          <w:sz w:val="20"/>
+          <w:szCs w:val="20"/>
+        </w:rPr>
+        <w:t xml:space="preserve">💯 Exactly right — you understood it </w:t>
+      </w:r>
+      <w:r>
+        <w:rPr>
+          <w:rStyle w:val="10"/>
+          <w:sz w:val="20"/>
+          <w:szCs w:val="20"/>
+        </w:rPr>
+        <w:t>perfectly</w:t>
+      </w:r>
+      <w:r>
+        <w:rPr>
+          <w:sz w:val="20"/>
+          <w:szCs w:val="20"/>
+        </w:rPr>
+        <w:t xml:space="preserve"> 👇</w:t>
+      </w:r>
+    </w:p>
+    <w:p>
+      <w:pPr>
+        <w:pStyle w:val="9"/>
+        <w:keepNext w:val="0"/>
+        <w:keepLines w:val="0"/>
+        <w:widowControl/>
+        <w:suppressLineNumbers w:val="0"/>
+        <w:rPr>
+          <w:sz w:val="20"/>
+          <w:szCs w:val="20"/>
+        </w:rPr>
+      </w:pPr>
+      <w:r>
+        <w:rPr>
+          <w:sz w:val="20"/>
+          <w:szCs w:val="20"/>
+        </w:rPr>
+        <w:t>Let’s summarize your understanding in a crystal-clear way 🔍</w:t>
       </w:r>
     </w:p>
     <w:p>
@@ -12647,332 +13647,215 @@
       </w:pPr>
       <w:r>
         <w:rPr>
-          <w:rStyle w:val="10"/>
-          <w:b/>
-          <w:bCs/>
-          <w:sz w:val="20"/>
-          <w:szCs w:val="20"/>
-        </w:rPr>
-        <w:t>9️⃣ Key Clarifications</w:t>
-      </w:r>
-    </w:p>
-    <w:p>
-      <w:pPr>
-        <w:pStyle w:val="9"/>
-        <w:keepNext w:val="0"/>
-        <w:keepLines w:val="0"/>
-        <w:widowControl/>
-        <w:suppressLineNumbers w:val="0"/>
-        <w:ind w:left="720"/>
-        <w:rPr>
-          <w:sz w:val="20"/>
-          <w:szCs w:val="20"/>
-        </w:rPr>
-      </w:pPr>
-      <w:r>
-        <w:rPr>
-          <w:rStyle w:val="10"/>
-          <w:sz w:val="20"/>
-          <w:szCs w:val="20"/>
-        </w:rPr>
-        <w:t>Consumer IDs</w:t>
-      </w:r>
-      <w:r>
-        <w:rPr>
-          <w:sz w:val="20"/>
-          <w:szCs w:val="20"/>
-        </w:rPr>
-        <w:t xml:space="preserve"> are ephemeral → Kafka only cares about </w:t>
-      </w:r>
-      <w:r>
-        <w:rPr>
-          <w:rStyle w:val="10"/>
-          <w:sz w:val="20"/>
-          <w:szCs w:val="20"/>
-        </w:rPr>
-        <w:t>group offsets</w:t>
-      </w:r>
-      <w:r>
-        <w:rPr>
-          <w:sz w:val="20"/>
-          <w:szCs w:val="20"/>
-        </w:rPr>
-        <w:t>.</w:t>
-      </w:r>
-    </w:p>
-    <w:p>
-      <w:pPr>
-        <w:pStyle w:val="9"/>
-        <w:keepNext w:val="0"/>
-        <w:keepLines w:val="0"/>
-        <w:widowControl/>
-        <w:suppressLineNumbers w:val="0"/>
-        <w:ind w:left="720"/>
-        <w:rPr>
-          <w:sz w:val="20"/>
-          <w:szCs w:val="20"/>
-        </w:rPr>
-      </w:pPr>
-      <w:r>
-        <w:rPr>
-          <w:sz w:val="20"/>
-          <w:szCs w:val="20"/>
-        </w:rPr>
-        <w:t xml:space="preserve">Stopping consumers → offsets persist in </w:t>
-      </w:r>
-      <w:r>
-        <w:rPr>
-          <w:rStyle w:val="7"/>
-          <w:sz w:val="20"/>
-          <w:szCs w:val="20"/>
-        </w:rPr>
-        <w:t>__consumer_offsets</w:t>
-      </w:r>
-      <w:r>
-        <w:rPr>
-          <w:sz w:val="20"/>
-          <w:szCs w:val="20"/>
-        </w:rPr>
-        <w:t>.</w:t>
-      </w:r>
-    </w:p>
-    <w:p>
-      <w:pPr>
-        <w:pStyle w:val="9"/>
-        <w:keepNext w:val="0"/>
-        <w:keepLines w:val="0"/>
-        <w:widowControl/>
-        <w:suppressLineNumbers w:val="0"/>
-        <w:ind w:left="720"/>
-        <w:rPr>
-          <w:sz w:val="20"/>
-          <w:szCs w:val="20"/>
-        </w:rPr>
-      </w:pPr>
-      <w:r>
-        <w:rPr>
-          <w:sz w:val="20"/>
-          <w:szCs w:val="20"/>
-        </w:rPr>
-        <w:t xml:space="preserve">New consumers in the same group → </w:t>
-      </w:r>
-      <w:r>
-        <w:rPr>
-          <w:rStyle w:val="10"/>
-          <w:sz w:val="20"/>
-          <w:szCs w:val="20"/>
-        </w:rPr>
-        <w:t>reuse group offsets</w:t>
-      </w:r>
-      <w:r>
-        <w:rPr>
-          <w:sz w:val="20"/>
-          <w:szCs w:val="20"/>
-        </w:rPr>
-        <w:t>; get new consumer IDs.</w:t>
-      </w:r>
-    </w:p>
-    <w:p>
-      <w:pPr>
-        <w:pStyle w:val="9"/>
-        <w:keepNext w:val="0"/>
-        <w:keepLines w:val="0"/>
-        <w:widowControl/>
-        <w:suppressLineNumbers w:val="0"/>
-        <w:ind w:left="720"/>
-        <w:rPr>
-          <w:sz w:val="20"/>
-          <w:szCs w:val="20"/>
-        </w:rPr>
-      </w:pPr>
-      <w:r>
-        <w:rPr>
-          <w:sz w:val="20"/>
-          <w:szCs w:val="20"/>
-        </w:rPr>
-        <w:t xml:space="preserve">Partitions are </w:t>
-      </w:r>
-      <w:r>
-        <w:rPr>
-          <w:rStyle w:val="10"/>
-          <w:sz w:val="20"/>
-          <w:szCs w:val="20"/>
-        </w:rPr>
-        <w:t>dynamically assigned</w:t>
-      </w:r>
-      <w:r>
-        <w:rPr>
-          <w:sz w:val="20"/>
-          <w:szCs w:val="20"/>
-        </w:rPr>
-        <w:t xml:space="preserve"> at runtime among active consumers.</w:t>
-      </w:r>
-    </w:p>
-    <w:p>
-      <w:pPr>
-        <w:pStyle w:val="9"/>
-        <w:keepNext w:val="0"/>
-        <w:keepLines w:val="0"/>
-        <w:widowControl/>
-        <w:suppressLineNumbers w:val="0"/>
-        <w:ind w:left="720"/>
-        <w:rPr>
-          <w:sz w:val="20"/>
-          <w:szCs w:val="20"/>
-        </w:rPr>
-      </w:pPr>
-      <w:r>
-        <w:rPr>
-          <w:sz w:val="20"/>
-          <w:szCs w:val="20"/>
-        </w:rPr>
-        <w:t xml:space="preserve">Older messages are </w:t>
-      </w:r>
-      <w:r>
-        <w:rPr>
-          <w:rStyle w:val="10"/>
-          <w:sz w:val="20"/>
-          <w:szCs w:val="20"/>
-        </w:rPr>
-        <w:t>still available</w:t>
-      </w:r>
-      <w:r>
-        <w:rPr>
-          <w:sz w:val="20"/>
-          <w:szCs w:val="20"/>
-        </w:rPr>
-        <w:t xml:space="preserve"> as long as retention allows.</w:t>
-      </w:r>
-    </w:p>
-    <w:p>
-      <w:pPr>
-        <w:pStyle w:val="9"/>
-        <w:keepNext w:val="0"/>
-        <w:keepLines w:val="0"/>
-        <w:widowControl/>
-        <w:suppressLineNumbers w:val="0"/>
-        <w:ind w:left="720"/>
-        <w:rPr>
-          <w:sz w:val="20"/>
-          <w:szCs w:val="20"/>
-        </w:rPr>
-      </w:pPr>
-      <w:r>
-        <w:rPr>
-          <w:rStyle w:val="7"/>
-          <w:sz w:val="20"/>
-          <w:szCs w:val="20"/>
-        </w:rPr>
-        <w:t>--from-beginning</w:t>
-      </w:r>
-      <w:r>
-        <w:rPr>
-          <w:sz w:val="20"/>
-          <w:szCs w:val="20"/>
-        </w:rPr>
-        <w:t xml:space="preserve"> → read all messages from start.</w:t>
-      </w:r>
-    </w:p>
-    <w:p>
-      <w:pPr>
-        <w:pStyle w:val="9"/>
-        <w:keepNext w:val="0"/>
-        <w:keepLines w:val="0"/>
-        <w:widowControl/>
-        <w:suppressLineNumbers w:val="0"/>
-        <w:ind w:left="720"/>
-        <w:rPr>
-          <w:sz w:val="20"/>
-          <w:szCs w:val="20"/>
-        </w:rPr>
-      </w:pPr>
-      <w:r>
-        <w:rPr>
-          <w:sz w:val="20"/>
-          <w:szCs w:val="20"/>
-        </w:rPr>
-        <w:t xml:space="preserve">Consumers in </w:t>
-      </w:r>
-      <w:r>
-        <w:rPr>
-          <w:rStyle w:val="10"/>
-          <w:sz w:val="20"/>
-          <w:szCs w:val="20"/>
-        </w:rPr>
-        <w:t>different groups</w:t>
-      </w:r>
-      <w:r>
-        <w:rPr>
-          <w:sz w:val="20"/>
-          <w:szCs w:val="20"/>
-        </w:rPr>
-        <w:t xml:space="preserve"> see </w:t>
-      </w:r>
-      <w:r>
-        <w:rPr>
-          <w:rStyle w:val="10"/>
-          <w:sz w:val="20"/>
-          <w:szCs w:val="20"/>
-        </w:rPr>
-        <w:t>all messages independently</w:t>
-      </w:r>
-      <w:r>
-        <w:rPr>
-          <w:sz w:val="20"/>
-          <w:szCs w:val="20"/>
-        </w:rPr>
-        <w:t>.</w:t>
-      </w:r>
-    </w:p>
-    <w:p>
-      <w:pPr>
-        <w:pStyle w:val="9"/>
-        <w:keepNext w:val="0"/>
-        <w:keepLines w:val="0"/>
-        <w:widowControl/>
-        <w:suppressLineNumbers w:val="0"/>
-        <w:ind w:left="720"/>
-        <w:rPr>
-          <w:sz w:val="20"/>
-          <w:szCs w:val="20"/>
-        </w:rPr>
-      </w:pPr>
-      <w:r>
-        <w:rPr>
-          <w:sz w:val="20"/>
-          <w:szCs w:val="20"/>
-        </w:rPr>
-        <w:t xml:space="preserve">Commands in </w:t>
-      </w:r>
-      <w:r>
-        <w:rPr>
-          <w:rStyle w:val="10"/>
-          <w:sz w:val="20"/>
-          <w:szCs w:val="20"/>
-        </w:rPr>
-        <w:t>PowerShell</w:t>
-      </w:r>
-      <w:r>
-        <w:rPr>
-          <w:sz w:val="20"/>
-          <w:szCs w:val="20"/>
-        </w:rPr>
-        <w:t xml:space="preserve"> slightly differ (use </w:t>
-      </w:r>
-      <w:r>
-        <w:rPr>
-          <w:rStyle w:val="7"/>
-          <w:sz w:val="20"/>
-          <w:szCs w:val="20"/>
-        </w:rPr>
-        <w:t>.\</w:t>
-      </w:r>
-      <w:r>
-        <w:rPr>
-          <w:sz w:val="20"/>
-          <w:szCs w:val="20"/>
-        </w:rPr>
-        <w:t>) vs CMD.</w:t>
+          <w:sz w:val="20"/>
+          <w:szCs w:val="20"/>
+        </w:rPr>
+        <w:t>🧠 Scenario Breakdown</w:t>
+      </w:r>
+    </w:p>
+    <w:p>
+      <w:pPr>
+        <w:pStyle w:val="4"/>
+        <w:keepNext w:val="0"/>
+        <w:keepLines w:val="0"/>
+        <w:widowControl/>
+        <w:suppressLineNumbers w:val="0"/>
+        <w:rPr>
+          <w:sz w:val="20"/>
+          <w:szCs w:val="20"/>
+        </w:rPr>
+      </w:pPr>
+      <w:r>
+        <w:rPr>
+          <w:sz w:val="20"/>
+          <w:szCs w:val="20"/>
+        </w:rPr>
+        <w:t>🧩 Step 1 — You start a producer</w:t>
+      </w:r>
+    </w:p>
+    <w:p>
+      <w:pPr>
+        <w:pStyle w:val="8"/>
+        <w:keepNext w:val="0"/>
+        <w:keepLines w:val="0"/>
+        <w:widowControl/>
+        <w:suppressLineNumbers w:val="0"/>
+        <w:rPr>
+          <w:sz w:val="20"/>
+          <w:szCs w:val="20"/>
+        </w:rPr>
+      </w:pPr>
+      <w:r>
+        <w:rPr>
+          <w:rStyle w:val="7"/>
+          <w:sz w:val="20"/>
+          <w:szCs w:val="20"/>
+        </w:rPr>
+        <w:t>.\kafka-console-producer.bat --topic first-topic --bootstrap-server localhost:9092</w:t>
+      </w:r>
+    </w:p>
+    <w:p>
+      <w:pPr>
+        <w:pStyle w:val="9"/>
+        <w:keepNext w:val="0"/>
+        <w:keepLines w:val="0"/>
+        <w:widowControl/>
+        <w:suppressLineNumbers w:val="0"/>
+        <w:rPr>
+          <w:sz w:val="20"/>
+          <w:szCs w:val="20"/>
+        </w:rPr>
+      </w:pPr>
+      <w:r>
+        <w:rPr>
+          <w:sz w:val="20"/>
+          <w:szCs w:val="20"/>
+        </w:rPr>
+        <w:t>You send:</w:t>
+      </w:r>
+    </w:p>
+    <w:p>
+      <w:pPr>
+        <w:pStyle w:val="8"/>
+        <w:keepNext w:val="0"/>
+        <w:keepLines w:val="0"/>
+        <w:widowControl/>
+        <w:suppressLineNumbers w:val="0"/>
+        <w:rPr>
+          <w:rStyle w:val="7"/>
+          <w:sz w:val="20"/>
+          <w:szCs w:val="20"/>
+        </w:rPr>
+      </w:pPr>
+      <w:r>
+        <w:rPr>
+          <w:rStyle w:val="7"/>
+          <w:sz w:val="20"/>
+          <w:szCs w:val="20"/>
+        </w:rPr>
+        <w:t>Hi</w:t>
+      </w:r>
+    </w:p>
+    <w:p>
+      <w:pPr>
+        <w:pStyle w:val="8"/>
+        <w:keepNext w:val="0"/>
+        <w:keepLines w:val="0"/>
+        <w:widowControl/>
+        <w:suppressLineNumbers w:val="0"/>
+        <w:rPr>
+          <w:rStyle w:val="7"/>
+          <w:sz w:val="20"/>
+          <w:szCs w:val="20"/>
+        </w:rPr>
+      </w:pPr>
+      <w:r>
+        <w:rPr>
+          <w:rStyle w:val="7"/>
+          <w:sz w:val="20"/>
+          <w:szCs w:val="20"/>
+        </w:rPr>
+        <w:t>Hello</w:t>
+      </w:r>
+    </w:p>
+    <w:p>
+      <w:pPr>
+        <w:pStyle w:val="8"/>
+        <w:keepNext w:val="0"/>
+        <w:keepLines w:val="0"/>
+        <w:widowControl/>
+        <w:suppressLineNumbers w:val="0"/>
+        <w:rPr>
+          <w:sz w:val="20"/>
+          <w:szCs w:val="20"/>
+        </w:rPr>
+      </w:pPr>
+      <w:r>
+        <w:rPr>
+          <w:rStyle w:val="7"/>
+          <w:sz w:val="20"/>
+          <w:szCs w:val="20"/>
+        </w:rPr>
+        <w:t>Welcome</w:t>
+      </w:r>
+    </w:p>
+    <w:p>
+      <w:pPr>
+        <w:pStyle w:val="9"/>
+        <w:keepNext w:val="0"/>
+        <w:keepLines w:val="0"/>
+        <w:widowControl/>
+        <w:suppressLineNumbers w:val="0"/>
+        <w:rPr>
+          <w:sz w:val="20"/>
+          <w:szCs w:val="20"/>
+        </w:rPr>
+      </w:pPr>
+      <w:r>
+        <w:rPr>
+          <w:sz w:val="20"/>
+          <w:szCs w:val="20"/>
+        </w:rPr>
+        <w:t xml:space="preserve">✅ While you’re typing → you can </w:t>
+      </w:r>
+      <w:r>
+        <w:rPr>
+          <w:rStyle w:val="10"/>
+          <w:sz w:val="20"/>
+          <w:szCs w:val="20"/>
+        </w:rPr>
+        <w:t>see messages appear</w:t>
+      </w:r>
+      <w:r>
+        <w:rPr>
+          <w:sz w:val="20"/>
+          <w:szCs w:val="20"/>
+        </w:rPr>
+        <w:t xml:space="preserve"> in producer CMD (that’s just local echo).</w:t>
+      </w:r>
+      <w:r>
+        <w:rPr>
+          <w:sz w:val="20"/>
+          <w:szCs w:val="20"/>
+        </w:rPr>
+        <w:br w:type="textWrapping"/>
+      </w:r>
+      <w:r>
+        <w:rPr>
+          <w:sz w:val="20"/>
+          <w:szCs w:val="20"/>
+        </w:rPr>
+        <w:t xml:space="preserve">✅ Kafka receives &amp; stores them in the </w:t>
+      </w:r>
+      <w:r>
+        <w:rPr>
+          <w:rStyle w:val="10"/>
+          <w:sz w:val="20"/>
+          <w:szCs w:val="20"/>
+        </w:rPr>
+        <w:t>topic</w:t>
+      </w:r>
+      <w:r>
+        <w:rPr>
+          <w:sz w:val="20"/>
+          <w:szCs w:val="20"/>
+        </w:rPr>
+        <w:t xml:space="preserve"> (</w:t>
+      </w:r>
+      <w:r>
+        <w:rPr>
+          <w:rStyle w:val="7"/>
+          <w:sz w:val="20"/>
+          <w:szCs w:val="20"/>
+        </w:rPr>
+        <w:t>first-topic</w:t>
+      </w:r>
+      <w:r>
+        <w:rPr>
+          <w:sz w:val="20"/>
+          <w:szCs w:val="20"/>
+        </w:rPr>
+        <w:t>) inside its log files.</w:t>
       </w:r>
     </w:p>
     <w:p>
@@ -13006,46 +13889,250 @@
     </w:p>
     <w:p>
       <w:pPr>
-        <w:pStyle w:val="3"/>
-        <w:keepNext w:val="0"/>
-        <w:keepLines w:val="0"/>
-        <w:widowControl/>
-        <w:suppressLineNumbers w:val="0"/>
-        <w:rPr>
-          <w:sz w:val="20"/>
-          <w:szCs w:val="20"/>
-        </w:rPr>
-      </w:pPr>
-      <w:r>
-        <w:rPr>
-          <w:rStyle w:val="10"/>
-          <w:b/>
-          <w:bCs/>
-          <w:sz w:val="20"/>
-          <w:szCs w:val="20"/>
-        </w:rPr>
-        <w:t>10️⃣ Diagrams Recap</w:t>
-      </w:r>
-    </w:p>
-    <w:p>
-      <w:pPr>
-        <w:pStyle w:val="9"/>
-        <w:keepNext w:val="0"/>
-        <w:keepLines w:val="0"/>
-        <w:widowControl/>
-        <w:suppressLineNumbers w:val="0"/>
-        <w:rPr>
-          <w:sz w:val="20"/>
-          <w:szCs w:val="20"/>
-        </w:rPr>
-      </w:pPr>
-      <w:r>
-        <w:rPr>
-          <w:rStyle w:val="10"/>
-          <w:sz w:val="20"/>
-          <w:szCs w:val="20"/>
-        </w:rPr>
-        <w:t>A. Same Group, 2 Consumers, 3 Partitions</w:t>
+        <w:pStyle w:val="4"/>
+        <w:keepNext w:val="0"/>
+        <w:keepLines w:val="0"/>
+        <w:widowControl/>
+        <w:suppressLineNumbers w:val="0"/>
+        <w:rPr>
+          <w:sz w:val="20"/>
+          <w:szCs w:val="20"/>
+        </w:rPr>
+      </w:pPr>
+      <w:r>
+        <w:rPr>
+          <w:sz w:val="20"/>
+          <w:szCs w:val="20"/>
+        </w:rPr>
+        <w:t>🧩 Step 2 — You stop the producer</w:t>
+      </w:r>
+    </w:p>
+    <w:p>
+      <w:pPr>
+        <w:pStyle w:val="9"/>
+        <w:keepNext w:val="0"/>
+        <w:keepLines w:val="0"/>
+        <w:widowControl/>
+        <w:suppressLineNumbers w:val="0"/>
+        <w:rPr>
+          <w:sz w:val="20"/>
+          <w:szCs w:val="20"/>
+        </w:rPr>
+      </w:pPr>
+      <w:r>
+        <w:rPr>
+          <w:sz w:val="20"/>
+          <w:szCs w:val="20"/>
+        </w:rPr>
+        <w:t>You close the producer window ❌</w:t>
+      </w:r>
+    </w:p>
+    <w:p>
+      <w:pPr>
+        <w:pStyle w:val="9"/>
+        <w:keepNext w:val="0"/>
+        <w:keepLines w:val="0"/>
+        <w:widowControl/>
+        <w:suppressLineNumbers w:val="0"/>
+        <w:ind w:left="720"/>
+        <w:rPr>
+          <w:sz w:val="20"/>
+          <w:szCs w:val="20"/>
+        </w:rPr>
+      </w:pPr>
+      <w:r>
+        <w:rPr>
+          <w:sz w:val="20"/>
+          <w:szCs w:val="20"/>
+        </w:rPr>
+        <w:t xml:space="preserve">Producer is </w:t>
+      </w:r>
+      <w:r>
+        <w:rPr>
+          <w:rStyle w:val="10"/>
+          <w:sz w:val="20"/>
+          <w:szCs w:val="20"/>
+        </w:rPr>
+        <w:t>gone</w:t>
+      </w:r>
+      <w:r>
+        <w:rPr>
+          <w:sz w:val="20"/>
+          <w:szCs w:val="20"/>
+        </w:rPr>
+        <w:t>, but…</w:t>
+      </w:r>
+    </w:p>
+    <w:p>
+      <w:pPr>
+        <w:pStyle w:val="9"/>
+        <w:keepNext w:val="0"/>
+        <w:keepLines w:val="0"/>
+        <w:widowControl/>
+        <w:suppressLineNumbers w:val="0"/>
+        <w:ind w:left="720"/>
+        <w:rPr>
+          <w:sz w:val="20"/>
+          <w:szCs w:val="20"/>
+        </w:rPr>
+      </w:pPr>
+      <w:r>
+        <w:rPr>
+          <w:sz w:val="20"/>
+          <w:szCs w:val="20"/>
+        </w:rPr>
+        <w:t>Messages you sent (</w:t>
+      </w:r>
+      <w:r>
+        <w:rPr>
+          <w:rStyle w:val="7"/>
+          <w:sz w:val="20"/>
+          <w:szCs w:val="20"/>
+        </w:rPr>
+        <w:t>Hi</w:t>
+      </w:r>
+      <w:r>
+        <w:rPr>
+          <w:sz w:val="20"/>
+          <w:szCs w:val="20"/>
+        </w:rPr>
+        <w:t xml:space="preserve">, </w:t>
+      </w:r>
+      <w:r>
+        <w:rPr>
+          <w:rStyle w:val="7"/>
+          <w:sz w:val="20"/>
+          <w:szCs w:val="20"/>
+        </w:rPr>
+        <w:t>Hello</w:t>
+      </w:r>
+      <w:r>
+        <w:rPr>
+          <w:sz w:val="20"/>
+          <w:szCs w:val="20"/>
+        </w:rPr>
+        <w:t xml:space="preserve">, </w:t>
+      </w:r>
+      <w:r>
+        <w:rPr>
+          <w:rStyle w:val="7"/>
+          <w:sz w:val="20"/>
+          <w:szCs w:val="20"/>
+        </w:rPr>
+        <w:t>Welcome</w:t>
+      </w:r>
+      <w:r>
+        <w:rPr>
+          <w:sz w:val="20"/>
+          <w:szCs w:val="20"/>
+        </w:rPr>
+        <w:t xml:space="preserve">) are </w:t>
+      </w:r>
+      <w:r>
+        <w:rPr>
+          <w:rStyle w:val="10"/>
+          <w:sz w:val="20"/>
+          <w:szCs w:val="20"/>
+        </w:rPr>
+        <w:t>still stored in Kafka</w:t>
+      </w:r>
+      <w:r>
+        <w:rPr>
+          <w:sz w:val="20"/>
+          <w:szCs w:val="20"/>
+        </w:rPr>
+        <w:br w:type="textWrapping"/>
+      </w:r>
+      <w:r>
+        <w:rPr>
+          <w:sz w:val="20"/>
+          <w:szCs w:val="20"/>
+        </w:rPr>
+        <w:t>until retention time (default = 7 days).</w:t>
+      </w:r>
+    </w:p>
+    <w:p>
+      <w:pPr>
+        <w:keepNext w:val="0"/>
+        <w:keepLines w:val="0"/>
+        <w:widowControl/>
+        <w:suppressLineNumbers w:val="0"/>
+        <w:rPr>
+          <w:sz w:val="20"/>
+          <w:szCs w:val="20"/>
+        </w:rPr>
+      </w:pPr>
+      <w:r>
+        <w:rPr>
+          <w:sz w:val="20"/>
+          <w:szCs w:val="20"/>
+        </w:rPr>
+        <w:pict>
+          <v:rect id="_x0000_i1065" o:spt="1" style="height:1.5pt;width:432pt;" fillcolor="#A0A0A0" filled="t" stroked="f" coordsize="21600,21600" o:hr="t" o:hrstd="t" o:hralign="center">
+            <v:path/>
+            <v:fill on="t" focussize="0,0"/>
+            <v:stroke on="f"/>
+            <v:imagedata o:title=""/>
+            <o:lock v:ext="edit"/>
+            <w10:wrap type="none"/>
+            <w10:anchorlock/>
+          </v:rect>
+        </w:pict>
+      </w:r>
+    </w:p>
+    <w:p>
+      <w:pPr>
+        <w:pStyle w:val="4"/>
+        <w:keepNext w:val="0"/>
+        <w:keepLines w:val="0"/>
+        <w:widowControl/>
+        <w:suppressLineNumbers w:val="0"/>
+        <w:rPr>
+          <w:sz w:val="20"/>
+          <w:szCs w:val="20"/>
+        </w:rPr>
+      </w:pPr>
+      <w:r>
+        <w:rPr>
+          <w:sz w:val="20"/>
+          <w:szCs w:val="20"/>
+        </w:rPr>
+        <w:t>🧩 Step 3 — You want to see those old messages</w:t>
+      </w:r>
+    </w:p>
+    <w:p>
+      <w:pPr>
+        <w:pStyle w:val="9"/>
+        <w:keepNext w:val="0"/>
+        <w:keepLines w:val="0"/>
+        <w:widowControl/>
+        <w:suppressLineNumbers w:val="0"/>
+        <w:rPr>
+          <w:sz w:val="20"/>
+          <w:szCs w:val="20"/>
+        </w:rPr>
+      </w:pPr>
+      <w:r>
+        <w:rPr>
+          <w:sz w:val="20"/>
+          <w:szCs w:val="20"/>
+        </w:rPr>
+        <w:t xml:space="preserve">Use a </w:t>
+      </w:r>
+      <w:r>
+        <w:rPr>
+          <w:rStyle w:val="10"/>
+          <w:sz w:val="20"/>
+          <w:szCs w:val="20"/>
+        </w:rPr>
+        <w:t>consumer</w:t>
+      </w:r>
+      <w:r>
+        <w:rPr>
+          <w:sz w:val="20"/>
+          <w:szCs w:val="20"/>
+        </w:rPr>
+        <w:t xml:space="preserve"> command (not producer):</w:t>
       </w:r>
     </w:p>
     <w:p>
@@ -13056,18 +14143,52 @@
         <w:widowControl/>
         <w:suppressLineNumbers w:val="0"/>
         <w:rPr>
-          <w:rStyle w:val="7"/>
-          <w:sz w:val="20"/>
-          <w:szCs w:val="20"/>
-        </w:rPr>
-      </w:pPr>
-      <w:r>
-        <w:rPr>
-          <w:rStyle w:val="7"/>
-          <w:sz w:val="20"/>
-          <w:szCs w:val="20"/>
-        </w:rPr>
-        <w:t>Topic: first-kraft-topic</w:t>
+          <w:sz w:val="20"/>
+          <w:szCs w:val="20"/>
+        </w:rPr>
+      </w:pPr>
+      <w:r>
+        <w:rPr>
+          <w:rStyle w:val="7"/>
+          <w:sz w:val="20"/>
+          <w:szCs w:val="20"/>
+        </w:rPr>
+        <w:t>.\kafka-console-consumer.bat --topic first-topic --bootstrap-server localhost:9092 --from-beginning</w:t>
+      </w:r>
+    </w:p>
+    <w:p>
+      <w:pPr>
+        <w:pStyle w:val="9"/>
+        <w:keepNext w:val="0"/>
+        <w:keepLines w:val="0"/>
+        <w:widowControl/>
+        <w:suppressLineNumbers w:val="0"/>
+        <w:rPr>
+          <w:sz w:val="20"/>
+          <w:szCs w:val="20"/>
+        </w:rPr>
+      </w:pPr>
+      <w:r>
+        <w:rPr>
+          <w:sz w:val="20"/>
+          <w:szCs w:val="20"/>
+        </w:rPr>
+        <w:t xml:space="preserve">✅ You will now see all the </w:t>
+      </w:r>
+      <w:r>
+        <w:rPr>
+          <w:rStyle w:val="10"/>
+          <w:sz w:val="20"/>
+          <w:szCs w:val="20"/>
+        </w:rPr>
+        <w:t>old messages</w:t>
+      </w:r>
+      <w:r>
+        <w:rPr>
+          <w:sz w:val="20"/>
+          <w:szCs w:val="20"/>
+        </w:rPr>
+        <w:t xml:space="preserve"> again:</w:t>
       </w:r>
     </w:p>
     <w:p>
@@ -13089,7 +14210,7 @@
           <w:sz w:val="20"/>
           <w:szCs w:val="20"/>
         </w:rPr>
-        <w:t>Partitions: P0, P1, P2</w:t>
+        <w:t>Hi</w:t>
       </w:r>
     </w:p>
     <w:p>
@@ -13105,6 +14226,14 @@
           <w:szCs w:val="20"/>
         </w:rPr>
       </w:pPr>
+      <w:r>
+        <w:rPr>
+          <w:rStyle w:val="7"/>
+          <w:sz w:val="20"/>
+          <w:szCs w:val="20"/>
+        </w:rPr>
+        <w:t>Hello</w:t>
+      </w:r>
     </w:p>
     <w:p>
       <w:pPr>
@@ -13114,477 +14243,37 @@
         <w:widowControl/>
         <w:suppressLineNumbers w:val="0"/>
         <w:rPr>
-          <w:rStyle w:val="7"/>
-          <w:sz w:val="20"/>
-          <w:szCs w:val="20"/>
-        </w:rPr>
-      </w:pPr>
-      <w:r>
-        <w:rPr>
-          <w:rStyle w:val="7"/>
-          <w:sz w:val="20"/>
-          <w:szCs w:val="20"/>
-        </w:rPr>
-        <w:t>Consumer Group: group1</w:t>
-      </w:r>
-    </w:p>
-    <w:p>
-      <w:pPr>
-        <w:pStyle w:val="8"/>
-        <w:keepNext w:val="0"/>
-        <w:keepLines w:val="0"/>
-        <w:widowControl/>
-        <w:suppressLineNumbers w:val="0"/>
-        <w:rPr>
-          <w:rStyle w:val="7"/>
-          <w:sz w:val="20"/>
-          <w:szCs w:val="20"/>
-        </w:rPr>
-      </w:pPr>
-      <w:r>
-        <w:rPr>
-          <w:rStyle w:val="7"/>
-          <w:sz w:val="20"/>
-          <w:szCs w:val="20"/>
-        </w:rPr>
-        <w:t>----------------------</w:t>
-      </w:r>
-    </w:p>
-    <w:p>
-      <w:pPr>
-        <w:pStyle w:val="8"/>
-        <w:keepNext w:val="0"/>
-        <w:keepLines w:val="0"/>
-        <w:widowControl/>
-        <w:suppressLineNumbers w:val="0"/>
-        <w:rPr>
-          <w:rStyle w:val="7"/>
-          <w:sz w:val="20"/>
-          <w:szCs w:val="20"/>
-        </w:rPr>
-      </w:pPr>
-      <w:r>
-        <w:rPr>
-          <w:rStyle w:val="7"/>
-          <w:sz w:val="20"/>
-          <w:szCs w:val="20"/>
-        </w:rPr>
-        <w:t>Consumer1 → P0, P2</w:t>
-      </w:r>
-    </w:p>
-    <w:p>
-      <w:pPr>
-        <w:pStyle w:val="8"/>
-        <w:keepNext w:val="0"/>
-        <w:keepLines w:val="0"/>
-        <w:widowControl/>
-        <w:suppressLineNumbers w:val="0"/>
-        <w:rPr>
-          <w:sz w:val="20"/>
-          <w:szCs w:val="20"/>
-        </w:rPr>
-      </w:pPr>
-      <w:r>
-        <w:rPr>
-          <w:rStyle w:val="7"/>
-          <w:sz w:val="20"/>
-          <w:szCs w:val="20"/>
-        </w:rPr>
-        <w:t>Consumer2 → P1</w:t>
-      </w:r>
-    </w:p>
-    <w:p>
-      <w:pPr>
-        <w:pStyle w:val="9"/>
-        <w:keepNext w:val="0"/>
-        <w:keepLines w:val="0"/>
-        <w:widowControl/>
-        <w:suppressLineNumbers w:val="0"/>
-        <w:rPr>
-          <w:sz w:val="20"/>
-          <w:szCs w:val="20"/>
-        </w:rPr>
-      </w:pPr>
-      <w:r>
-        <w:rPr>
-          <w:rStyle w:val="10"/>
-          <w:sz w:val="20"/>
-          <w:szCs w:val="20"/>
-        </w:rPr>
-        <w:t>B. Different Groups</w:t>
-      </w:r>
-    </w:p>
-    <w:p>
-      <w:pPr>
-        <w:pStyle w:val="8"/>
-        <w:keepNext w:val="0"/>
-        <w:keepLines w:val="0"/>
-        <w:widowControl/>
-        <w:suppressLineNumbers w:val="0"/>
-        <w:rPr>
-          <w:rStyle w:val="7"/>
-          <w:sz w:val="20"/>
-          <w:szCs w:val="20"/>
-        </w:rPr>
-      </w:pPr>
-      <w:r>
-        <w:rPr>
-          <w:rStyle w:val="7"/>
-          <w:sz w:val="20"/>
-          <w:szCs w:val="20"/>
-        </w:rPr>
-        <w:t>Topic: first-kraft-topic</w:t>
-      </w:r>
-    </w:p>
-    <w:p>
-      <w:pPr>
-        <w:pStyle w:val="8"/>
-        <w:keepNext w:val="0"/>
-        <w:keepLines w:val="0"/>
-        <w:widowControl/>
-        <w:suppressLineNumbers w:val="0"/>
-        <w:rPr>
-          <w:rStyle w:val="7"/>
-          <w:sz w:val="20"/>
-          <w:szCs w:val="20"/>
-        </w:rPr>
-      </w:pPr>
-      <w:r>
-        <w:rPr>
-          <w:rStyle w:val="7"/>
-          <w:sz w:val="20"/>
-          <w:szCs w:val="20"/>
-        </w:rPr>
-        <w:t>Partitions: P0, P1, P2</w:t>
-      </w:r>
-    </w:p>
-    <w:p>
-      <w:pPr>
-        <w:pStyle w:val="8"/>
-        <w:keepNext w:val="0"/>
-        <w:keepLines w:val="0"/>
-        <w:widowControl/>
-        <w:suppressLineNumbers w:val="0"/>
-        <w:rPr>
-          <w:rStyle w:val="7"/>
-          <w:sz w:val="20"/>
-          <w:szCs w:val="20"/>
-        </w:rPr>
-      </w:pPr>
-    </w:p>
-    <w:p>
-      <w:pPr>
-        <w:pStyle w:val="8"/>
-        <w:keepNext w:val="0"/>
-        <w:keepLines w:val="0"/>
-        <w:widowControl/>
-        <w:suppressLineNumbers w:val="0"/>
-        <w:rPr>
-          <w:rStyle w:val="7"/>
-          <w:sz w:val="20"/>
-          <w:szCs w:val="20"/>
-        </w:rPr>
-      </w:pPr>
-      <w:r>
-        <w:rPr>
-          <w:rStyle w:val="7"/>
-          <w:sz w:val="20"/>
-          <w:szCs w:val="20"/>
-        </w:rPr>
-        <w:t>Group1 → Consumer1 → P0, P2</w:t>
-      </w:r>
-    </w:p>
-    <w:p>
-      <w:pPr>
-        <w:pStyle w:val="8"/>
-        <w:keepNext w:val="0"/>
-        <w:keepLines w:val="0"/>
-        <w:widowControl/>
-        <w:suppressLineNumbers w:val="0"/>
-        <w:rPr>
-          <w:sz w:val="20"/>
-          <w:szCs w:val="20"/>
-        </w:rPr>
-      </w:pPr>
-      <w:r>
-        <w:rPr>
-          <w:rStyle w:val="7"/>
-          <w:sz w:val="20"/>
-          <w:szCs w:val="20"/>
-        </w:rPr>
-        <w:t>Group2 → ConsumerA → P0, P1, P2</w:t>
-      </w:r>
-    </w:p>
-    <w:p>
-      <w:pPr>
-        <w:pStyle w:val="9"/>
-        <w:keepNext w:val="0"/>
-        <w:keepLines w:val="0"/>
-        <w:widowControl/>
-        <w:suppressLineNumbers w:val="0"/>
-        <w:rPr>
-          <w:sz w:val="20"/>
-          <w:szCs w:val="20"/>
-        </w:rPr>
-      </w:pPr>
-      <w:r>
-        <w:rPr>
-          <w:rStyle w:val="10"/>
-          <w:sz w:val="20"/>
-          <w:szCs w:val="20"/>
-        </w:rPr>
-        <w:t>C. Old Consumers Stopped, New Consumer Starts in Same Group</w:t>
-      </w:r>
-    </w:p>
-    <w:p>
-      <w:pPr>
-        <w:pStyle w:val="8"/>
-        <w:keepNext w:val="0"/>
-        <w:keepLines w:val="0"/>
-        <w:widowControl/>
-        <w:suppressLineNumbers w:val="0"/>
-        <w:rPr>
-          <w:rStyle w:val="7"/>
-          <w:sz w:val="20"/>
-          <w:szCs w:val="20"/>
-        </w:rPr>
-      </w:pPr>
-      <w:r>
-        <w:rPr>
-          <w:rStyle w:val="7"/>
-          <w:sz w:val="20"/>
-          <w:szCs w:val="20"/>
-        </w:rPr>
-        <w:t>Old Consumers:</w:t>
-      </w:r>
-    </w:p>
-    <w:p>
-      <w:pPr>
-        <w:pStyle w:val="8"/>
-        <w:keepNext w:val="0"/>
-        <w:keepLines w:val="0"/>
-        <w:widowControl/>
-        <w:suppressLineNumbers w:val="0"/>
-        <w:rPr>
-          <w:rStyle w:val="7"/>
-          <w:sz w:val="20"/>
-          <w:szCs w:val="20"/>
-        </w:rPr>
-      </w:pPr>
-      <w:r>
-        <w:rPr>
-          <w:rStyle w:val="7"/>
-          <w:sz w:val="20"/>
-          <w:szCs w:val="20"/>
-        </w:rPr>
-        <w:t>C1 → P0,P2</w:t>
-      </w:r>
-    </w:p>
-    <w:p>
-      <w:pPr>
-        <w:pStyle w:val="8"/>
-        <w:keepNext w:val="0"/>
-        <w:keepLines w:val="0"/>
-        <w:widowControl/>
-        <w:suppressLineNumbers w:val="0"/>
-        <w:rPr>
-          <w:rStyle w:val="7"/>
-          <w:sz w:val="20"/>
-          <w:szCs w:val="20"/>
-        </w:rPr>
-      </w:pPr>
-      <w:r>
-        <w:rPr>
-          <w:rStyle w:val="7"/>
-          <w:sz w:val="20"/>
-          <w:szCs w:val="20"/>
-        </w:rPr>
-        <w:t>C2 → P1</w:t>
-      </w:r>
-    </w:p>
-    <w:p>
-      <w:pPr>
-        <w:pStyle w:val="8"/>
-        <w:keepNext w:val="0"/>
-        <w:keepLines w:val="0"/>
-        <w:widowControl/>
-        <w:suppressLineNumbers w:val="0"/>
-        <w:rPr>
-          <w:rStyle w:val="7"/>
-          <w:sz w:val="20"/>
-          <w:szCs w:val="20"/>
-        </w:rPr>
-      </w:pPr>
-    </w:p>
-    <w:p>
-      <w:pPr>
-        <w:pStyle w:val="8"/>
-        <w:keepNext w:val="0"/>
-        <w:keepLines w:val="0"/>
-        <w:widowControl/>
-        <w:suppressLineNumbers w:val="0"/>
-        <w:rPr>
-          <w:rStyle w:val="7"/>
-          <w:sz w:val="20"/>
-          <w:szCs w:val="20"/>
-        </w:rPr>
-      </w:pPr>
-      <w:r>
-        <w:rPr>
-          <w:rStyle w:val="7"/>
-          <w:sz w:val="20"/>
-          <w:szCs w:val="20"/>
-        </w:rPr>
-        <w:t>Stopped → offsets stored, consumer IDs gone</w:t>
-      </w:r>
-    </w:p>
-    <w:p>
-      <w:pPr>
-        <w:pStyle w:val="8"/>
-        <w:keepNext w:val="0"/>
-        <w:keepLines w:val="0"/>
-        <w:widowControl/>
-        <w:suppressLineNumbers w:val="0"/>
-        <w:rPr>
-          <w:rStyle w:val="7"/>
-          <w:sz w:val="20"/>
-          <w:szCs w:val="20"/>
-        </w:rPr>
-      </w:pPr>
-    </w:p>
-    <w:p>
-      <w:pPr>
-        <w:pStyle w:val="8"/>
-        <w:keepNext w:val="0"/>
-        <w:keepLines w:val="0"/>
-        <w:widowControl/>
-        <w:suppressLineNumbers w:val="0"/>
-        <w:rPr>
-          <w:rStyle w:val="7"/>
-          <w:sz w:val="20"/>
-          <w:szCs w:val="20"/>
-        </w:rPr>
-      </w:pPr>
-      <w:r>
-        <w:rPr>
-          <w:rStyle w:val="7"/>
-          <w:sz w:val="20"/>
-          <w:szCs w:val="20"/>
-        </w:rPr>
-        <w:t>New Consumer C3 (group1 starts):</w:t>
-      </w:r>
-    </w:p>
-    <w:p>
-      <w:pPr>
-        <w:pStyle w:val="8"/>
-        <w:keepNext w:val="0"/>
-        <w:keepLines w:val="0"/>
-        <w:widowControl/>
-        <w:suppressLineNumbers w:val="0"/>
-        <w:rPr>
-          <w:sz w:val="20"/>
-          <w:szCs w:val="20"/>
-        </w:rPr>
-      </w:pPr>
-      <w:r>
-        <w:rPr>
-          <w:rStyle w:val="7"/>
-          <w:sz w:val="20"/>
-          <w:szCs w:val="20"/>
-        </w:rPr>
-        <w:t>C3 → P0, P1, P2 (dynamic assignment)</w:t>
-      </w:r>
-    </w:p>
-    <w:p>
-      <w:pPr>
-        <w:keepNext w:val="0"/>
-        <w:keepLines w:val="0"/>
-        <w:widowControl/>
-        <w:suppressLineNumbers w:val="0"/>
-        <w:rPr>
-          <w:rFonts w:hint="default"/>
-          <w:sz w:val="20"/>
-          <w:szCs w:val="20"/>
-          <w:lang w:val="en-US" w:eastAsia="zh-CN"/>
-        </w:rPr>
-      </w:pPr>
-    </w:p>
-    <w:p>
-      <w:pPr>
-        <w:keepNext w:val="0"/>
-        <w:keepLines w:val="0"/>
-        <w:widowControl/>
-        <w:suppressLineNumbers w:val="0"/>
-        <w:rPr>
-          <w:rFonts w:hint="default"/>
-          <w:sz w:val="20"/>
-          <w:szCs w:val="20"/>
-          <w:lang w:val="en-US" w:eastAsia="zh-CN"/>
-        </w:rPr>
-      </w:pPr>
-      <w:r>
-        <w:rPr>
-          <w:rFonts w:hint="default"/>
-          <w:sz w:val="20"/>
-          <w:szCs w:val="20"/>
-          <w:lang w:val="en-US" w:eastAsia="zh-CN"/>
-        </w:rPr>
-        <w:t>==================== topic related to Producer and consumer Older msg reading ===========</w:t>
-      </w:r>
-    </w:p>
-    <w:p>
-      <w:pPr>
-        <w:pStyle w:val="9"/>
-        <w:keepNext w:val="0"/>
-        <w:keepLines w:val="0"/>
-        <w:widowControl/>
-        <w:suppressLineNumbers w:val="0"/>
-        <w:rPr>
-          <w:sz w:val="20"/>
-          <w:szCs w:val="20"/>
-        </w:rPr>
-      </w:pPr>
-      <w:r>
-        <w:rPr>
-          <w:sz w:val="20"/>
-          <w:szCs w:val="20"/>
-        </w:rPr>
-        <w:t xml:space="preserve">💯 Exactly right — you understood it </w:t>
-      </w:r>
-      <w:r>
-        <w:rPr>
-          <w:rStyle w:val="10"/>
-          <w:sz w:val="20"/>
-          <w:szCs w:val="20"/>
-        </w:rPr>
-        <w:t>perfectly</w:t>
-      </w:r>
-      <w:r>
-        <w:rPr>
-          <w:sz w:val="20"/>
-          <w:szCs w:val="20"/>
-        </w:rPr>
-        <w:t xml:space="preserve"> 👇</w:t>
-      </w:r>
-    </w:p>
-    <w:p>
-      <w:pPr>
-        <w:pStyle w:val="9"/>
-        <w:keepNext w:val="0"/>
-        <w:keepLines w:val="0"/>
-        <w:widowControl/>
-        <w:suppressLineNumbers w:val="0"/>
-        <w:rPr>
-          <w:sz w:val="20"/>
-          <w:szCs w:val="20"/>
-        </w:rPr>
-      </w:pPr>
-      <w:r>
-        <w:rPr>
-          <w:sz w:val="20"/>
-          <w:szCs w:val="20"/>
-        </w:rPr>
-        <w:t>Let’s summarize your understanding in a crystal-clear way 🔍</w:t>
+          <w:sz w:val="20"/>
+          <w:szCs w:val="20"/>
+        </w:rPr>
+      </w:pPr>
+      <w:r>
+        <w:rPr>
+          <w:rStyle w:val="7"/>
+          <w:sz w:val="20"/>
+          <w:szCs w:val="20"/>
+        </w:rPr>
+        <w:t>Welcome</w:t>
+      </w:r>
+    </w:p>
+    <w:p>
+      <w:pPr>
+        <w:pStyle w:val="9"/>
+        <w:keepNext w:val="0"/>
+        <w:keepLines w:val="0"/>
+        <w:widowControl/>
+        <w:suppressLineNumbers w:val="0"/>
+        <w:rPr>
+          <w:sz w:val="20"/>
+          <w:szCs w:val="20"/>
+        </w:rPr>
+      </w:pPr>
+      <w:r>
+        <w:rPr>
+          <w:sz w:val="20"/>
+          <w:szCs w:val="20"/>
+        </w:rPr>
+        <w:t>✅ You can even run multiple consumers; each one will re-read from beginning (if not using group offsets).</w:t>
       </w:r>
     </w:p>
     <w:p>
@@ -13618,26 +14307,6 @@
     </w:p>
     <w:p>
       <w:pPr>
-        <w:pStyle w:val="3"/>
-        <w:keepNext w:val="0"/>
-        <w:keepLines w:val="0"/>
-        <w:widowControl/>
-        <w:suppressLineNumbers w:val="0"/>
-        <w:rPr>
-          <w:sz w:val="20"/>
-          <w:szCs w:val="20"/>
-        </w:rPr>
-      </w:pPr>
-      <w:r>
-        <w:rPr>
-          <w:sz w:val="20"/>
-          <w:szCs w:val="20"/>
-        </w:rPr>
-        <w:t>🧠 Scenario Breakdown</w:t>
-      </w:r>
-    </w:p>
-    <w:p>
-      <w:pPr>
         <w:pStyle w:val="4"/>
         <w:keepNext w:val="0"/>
         <w:keepLines w:val="0"/>
@@ -13653,7 +14322,7 @@
           <w:sz w:val="20"/>
           <w:szCs w:val="20"/>
         </w:rPr>
-        <w:t>🧩 Step 1 — You start a producer</w:t>
+        <w:t>🧩 Step 4 — Start producer again</w:t>
       </w:r>
     </w:p>
     <w:p>
@@ -13694,7 +14363,7 @@
           <w:sz w:val="20"/>
           <w:szCs w:val="20"/>
         </w:rPr>
-        <w:t>You send:</w:t>
+        <w:t>Now send new messages:</w:t>
       </w:r>
     </w:p>
     <w:p>
@@ -13716,7 +14385,7 @@
           <w:sz w:val="20"/>
           <w:szCs w:val="20"/>
         </w:rPr>
-        <w:t>Hi</w:t>
+        <w:t>Good morning</w:t>
       </w:r>
     </w:p>
     <w:p>
@@ -13727,118 +14396,52 @@
         <w:widowControl/>
         <w:suppressLineNumbers w:val="0"/>
         <w:rPr>
-          <w:rStyle w:val="7"/>
-          <w:sz w:val="20"/>
-          <w:szCs w:val="20"/>
-        </w:rPr>
-      </w:pPr>
-      <w:r>
-        <w:rPr>
-          <w:rStyle w:val="7"/>
-          <w:sz w:val="20"/>
-          <w:szCs w:val="20"/>
-        </w:rPr>
-        <w:t>Hello</w:t>
-      </w:r>
-    </w:p>
-    <w:p>
-      <w:pPr>
-        <w:pStyle w:val="8"/>
-        <w:keepNext w:val="0"/>
-        <w:keepLines w:val="0"/>
-        <w:widowControl/>
-        <w:suppressLineNumbers w:val="0"/>
-        <w:rPr>
-          <w:sz w:val="20"/>
-          <w:szCs w:val="20"/>
-        </w:rPr>
-      </w:pPr>
-      <w:r>
-        <w:rPr>
-          <w:rStyle w:val="7"/>
-          <w:sz w:val="20"/>
-          <w:szCs w:val="20"/>
-        </w:rPr>
-        <w:t>Welcome</w:t>
-      </w:r>
-    </w:p>
-    <w:p>
-      <w:pPr>
-        <w:pStyle w:val="9"/>
-        <w:keepNext w:val="0"/>
-        <w:keepLines w:val="0"/>
-        <w:widowControl/>
-        <w:suppressLineNumbers w:val="0"/>
-        <w:rPr>
-          <w:sz w:val="20"/>
-          <w:szCs w:val="20"/>
-        </w:rPr>
-      </w:pPr>
-      <w:r>
-        <w:rPr>
-          <w:sz w:val="20"/>
-          <w:szCs w:val="20"/>
-        </w:rPr>
-        <w:t xml:space="preserve">✅ While you’re typing → you can </w:t>
-      </w:r>
-      <w:r>
-        <w:rPr>
-          <w:rStyle w:val="10"/>
-          <w:sz w:val="20"/>
-          <w:szCs w:val="20"/>
-        </w:rPr>
-        <w:t>see messages appear</w:t>
-      </w:r>
-      <w:r>
-        <w:rPr>
-          <w:sz w:val="20"/>
-          <w:szCs w:val="20"/>
-        </w:rPr>
-        <w:t xml:space="preserve"> in producer CMD (that’s just local echo).</w:t>
-      </w:r>
-      <w:r>
-        <w:rPr>
-          <w:sz w:val="20"/>
-          <w:szCs w:val="20"/>
-        </w:rPr>
-        <w:br w:type="textWrapping"/>
-      </w:r>
-      <w:r>
-        <w:rPr>
-          <w:sz w:val="20"/>
-          <w:szCs w:val="20"/>
-        </w:rPr>
-        <w:t xml:space="preserve">✅ Kafka receives &amp; stores them in the </w:t>
-      </w:r>
-      <w:r>
-        <w:rPr>
-          <w:rStyle w:val="10"/>
-          <w:sz w:val="20"/>
-          <w:szCs w:val="20"/>
-        </w:rPr>
-        <w:t>topic</w:t>
-      </w:r>
-      <w:r>
-        <w:rPr>
-          <w:sz w:val="20"/>
-          <w:szCs w:val="20"/>
-        </w:rPr>
-        <w:t xml:space="preserve"> (</w:t>
-      </w:r>
-      <w:r>
-        <w:rPr>
-          <w:rStyle w:val="7"/>
-          <w:sz w:val="20"/>
-          <w:szCs w:val="20"/>
-        </w:rPr>
-        <w:t>first-topic</w:t>
-      </w:r>
-      <w:r>
-        <w:rPr>
-          <w:sz w:val="20"/>
-          <w:szCs w:val="20"/>
-        </w:rPr>
-        <w:t>) inside its log files.</w:t>
+          <w:sz w:val="20"/>
+          <w:szCs w:val="20"/>
+        </w:rPr>
+      </w:pPr>
+      <w:r>
+        <w:rPr>
+          <w:rStyle w:val="7"/>
+          <w:sz w:val="20"/>
+          <w:szCs w:val="20"/>
+        </w:rPr>
+        <w:t>Kafka is cool</w:t>
+      </w:r>
+    </w:p>
+    <w:p>
+      <w:pPr>
+        <w:pStyle w:val="9"/>
+        <w:keepNext w:val="0"/>
+        <w:keepLines w:val="0"/>
+        <w:widowControl/>
+        <w:suppressLineNumbers w:val="0"/>
+        <w:rPr>
+          <w:sz w:val="20"/>
+          <w:szCs w:val="20"/>
+        </w:rPr>
+      </w:pPr>
+      <w:r>
+        <w:rPr>
+          <w:sz w:val="20"/>
+          <w:szCs w:val="20"/>
+        </w:rPr>
+        <w:t xml:space="preserve">Your consumers (running already) will </w:t>
+      </w:r>
+      <w:r>
+        <w:rPr>
+          <w:rStyle w:val="10"/>
+          <w:sz w:val="20"/>
+          <w:szCs w:val="20"/>
+        </w:rPr>
+        <w:t>immediately receive</w:t>
+      </w:r>
+      <w:r>
+        <w:rPr>
+          <w:sz w:val="20"/>
+          <w:szCs w:val="20"/>
+        </w:rPr>
+        <w:t xml:space="preserve"> these new ones.</w:t>
       </w:r>
     </w:p>
     <w:p>
@@ -13872,592 +14475,6 @@
     </w:p>
     <w:p>
       <w:pPr>
-        <w:pStyle w:val="4"/>
-        <w:keepNext w:val="0"/>
-        <w:keepLines w:val="0"/>
-        <w:widowControl/>
-        <w:suppressLineNumbers w:val="0"/>
-        <w:rPr>
-          <w:sz w:val="20"/>
-          <w:szCs w:val="20"/>
-        </w:rPr>
-      </w:pPr>
-      <w:r>
-        <w:rPr>
-          <w:sz w:val="20"/>
-          <w:szCs w:val="20"/>
-        </w:rPr>
-        <w:t>🧩 Step 2 — You stop the producer</w:t>
-      </w:r>
-    </w:p>
-    <w:p>
-      <w:pPr>
-        <w:pStyle w:val="9"/>
-        <w:keepNext w:val="0"/>
-        <w:keepLines w:val="0"/>
-        <w:widowControl/>
-        <w:suppressLineNumbers w:val="0"/>
-        <w:rPr>
-          <w:sz w:val="20"/>
-          <w:szCs w:val="20"/>
-        </w:rPr>
-      </w:pPr>
-      <w:r>
-        <w:rPr>
-          <w:sz w:val="20"/>
-          <w:szCs w:val="20"/>
-        </w:rPr>
-        <w:t>You close the producer window ❌</w:t>
-      </w:r>
-    </w:p>
-    <w:p>
-      <w:pPr>
-        <w:pStyle w:val="9"/>
-        <w:keepNext w:val="0"/>
-        <w:keepLines w:val="0"/>
-        <w:widowControl/>
-        <w:suppressLineNumbers w:val="0"/>
-        <w:ind w:left="720"/>
-        <w:rPr>
-          <w:sz w:val="20"/>
-          <w:szCs w:val="20"/>
-        </w:rPr>
-      </w:pPr>
-      <w:r>
-        <w:rPr>
-          <w:sz w:val="20"/>
-          <w:szCs w:val="20"/>
-        </w:rPr>
-        <w:t xml:space="preserve">Producer is </w:t>
-      </w:r>
-      <w:r>
-        <w:rPr>
-          <w:rStyle w:val="10"/>
-          <w:sz w:val="20"/>
-          <w:szCs w:val="20"/>
-        </w:rPr>
-        <w:t>gone</w:t>
-      </w:r>
-      <w:r>
-        <w:rPr>
-          <w:sz w:val="20"/>
-          <w:szCs w:val="20"/>
-        </w:rPr>
-        <w:t>, but…</w:t>
-      </w:r>
-    </w:p>
-    <w:p>
-      <w:pPr>
-        <w:pStyle w:val="9"/>
-        <w:keepNext w:val="0"/>
-        <w:keepLines w:val="0"/>
-        <w:widowControl/>
-        <w:suppressLineNumbers w:val="0"/>
-        <w:ind w:left="720"/>
-        <w:rPr>
-          <w:sz w:val="20"/>
-          <w:szCs w:val="20"/>
-        </w:rPr>
-      </w:pPr>
-      <w:r>
-        <w:rPr>
-          <w:sz w:val="20"/>
-          <w:szCs w:val="20"/>
-        </w:rPr>
-        <w:t>Messages you sent (</w:t>
-      </w:r>
-      <w:r>
-        <w:rPr>
-          <w:rStyle w:val="7"/>
-          <w:sz w:val="20"/>
-          <w:szCs w:val="20"/>
-        </w:rPr>
-        <w:t>Hi</w:t>
-      </w:r>
-      <w:r>
-        <w:rPr>
-          <w:sz w:val="20"/>
-          <w:szCs w:val="20"/>
-        </w:rPr>
-        <w:t xml:space="preserve">, </w:t>
-      </w:r>
-      <w:r>
-        <w:rPr>
-          <w:rStyle w:val="7"/>
-          <w:sz w:val="20"/>
-          <w:szCs w:val="20"/>
-        </w:rPr>
-        <w:t>Hello</w:t>
-      </w:r>
-      <w:r>
-        <w:rPr>
-          <w:sz w:val="20"/>
-          <w:szCs w:val="20"/>
-        </w:rPr>
-        <w:t xml:space="preserve">, </w:t>
-      </w:r>
-      <w:r>
-        <w:rPr>
-          <w:rStyle w:val="7"/>
-          <w:sz w:val="20"/>
-          <w:szCs w:val="20"/>
-        </w:rPr>
-        <w:t>Welcome</w:t>
-      </w:r>
-      <w:r>
-        <w:rPr>
-          <w:sz w:val="20"/>
-          <w:szCs w:val="20"/>
-        </w:rPr>
-        <w:t xml:space="preserve">) are </w:t>
-      </w:r>
-      <w:r>
-        <w:rPr>
-          <w:rStyle w:val="10"/>
-          <w:sz w:val="20"/>
-          <w:szCs w:val="20"/>
-        </w:rPr>
-        <w:t>still stored in Kafka</w:t>
-      </w:r>
-      <w:r>
-        <w:rPr>
-          <w:sz w:val="20"/>
-          <w:szCs w:val="20"/>
-        </w:rPr>
-        <w:br w:type="textWrapping"/>
-      </w:r>
-      <w:r>
-        <w:rPr>
-          <w:sz w:val="20"/>
-          <w:szCs w:val="20"/>
-        </w:rPr>
-        <w:t>until retention time (default = 7 days).</w:t>
-      </w:r>
-    </w:p>
-    <w:p>
-      <w:pPr>
-        <w:keepNext w:val="0"/>
-        <w:keepLines w:val="0"/>
-        <w:widowControl/>
-        <w:suppressLineNumbers w:val="0"/>
-        <w:rPr>
-          <w:sz w:val="20"/>
-          <w:szCs w:val="20"/>
-        </w:rPr>
-      </w:pPr>
-      <w:r>
-        <w:rPr>
-          <w:sz w:val="20"/>
-          <w:szCs w:val="20"/>
-        </w:rPr>
-        <w:pict>
-          <v:rect id="_x0000_i1068" o:spt="1" style="height:1.5pt;width:432pt;" fillcolor="#A0A0A0" filled="t" stroked="f" coordsize="21600,21600" o:hr="t" o:hrstd="t" o:hralign="center">
-            <v:path/>
-            <v:fill on="t" focussize="0,0"/>
-            <v:stroke on="f"/>
-            <v:imagedata o:title=""/>
-            <o:lock v:ext="edit"/>
-            <w10:wrap type="none"/>
-            <w10:anchorlock/>
-          </v:rect>
-        </w:pict>
-      </w:r>
-    </w:p>
-    <w:p>
-      <w:pPr>
-        <w:pStyle w:val="4"/>
-        <w:keepNext w:val="0"/>
-        <w:keepLines w:val="0"/>
-        <w:widowControl/>
-        <w:suppressLineNumbers w:val="0"/>
-        <w:rPr>
-          <w:sz w:val="20"/>
-          <w:szCs w:val="20"/>
-        </w:rPr>
-      </w:pPr>
-      <w:r>
-        <w:rPr>
-          <w:sz w:val="20"/>
-          <w:szCs w:val="20"/>
-        </w:rPr>
-        <w:t>🧩 Step 3 — You want to see those old messages</w:t>
-      </w:r>
-    </w:p>
-    <w:p>
-      <w:pPr>
-        <w:pStyle w:val="9"/>
-        <w:keepNext w:val="0"/>
-        <w:keepLines w:val="0"/>
-        <w:widowControl/>
-        <w:suppressLineNumbers w:val="0"/>
-        <w:rPr>
-          <w:sz w:val="20"/>
-          <w:szCs w:val="20"/>
-        </w:rPr>
-      </w:pPr>
-      <w:r>
-        <w:rPr>
-          <w:sz w:val="20"/>
-          <w:szCs w:val="20"/>
-        </w:rPr>
-        <w:t xml:space="preserve">Use a </w:t>
-      </w:r>
-      <w:r>
-        <w:rPr>
-          <w:rStyle w:val="10"/>
-          <w:sz w:val="20"/>
-          <w:szCs w:val="20"/>
-        </w:rPr>
-        <w:t>consumer</w:t>
-      </w:r>
-      <w:r>
-        <w:rPr>
-          <w:sz w:val="20"/>
-          <w:szCs w:val="20"/>
-        </w:rPr>
-        <w:t xml:space="preserve"> command (not producer):</w:t>
-      </w:r>
-    </w:p>
-    <w:p>
-      <w:pPr>
-        <w:pStyle w:val="8"/>
-        <w:keepNext w:val="0"/>
-        <w:keepLines w:val="0"/>
-        <w:widowControl/>
-        <w:suppressLineNumbers w:val="0"/>
-        <w:rPr>
-          <w:sz w:val="20"/>
-          <w:szCs w:val="20"/>
-        </w:rPr>
-      </w:pPr>
-      <w:r>
-        <w:rPr>
-          <w:rStyle w:val="7"/>
-          <w:sz w:val="20"/>
-          <w:szCs w:val="20"/>
-        </w:rPr>
-        <w:t>.\kafka-console-consumer.bat --topic first-topic --bootstrap-server localhost:9092 --from-beginning</w:t>
-      </w:r>
-    </w:p>
-    <w:p>
-      <w:pPr>
-        <w:pStyle w:val="9"/>
-        <w:keepNext w:val="0"/>
-        <w:keepLines w:val="0"/>
-        <w:widowControl/>
-        <w:suppressLineNumbers w:val="0"/>
-        <w:rPr>
-          <w:sz w:val="20"/>
-          <w:szCs w:val="20"/>
-        </w:rPr>
-      </w:pPr>
-      <w:r>
-        <w:rPr>
-          <w:sz w:val="20"/>
-          <w:szCs w:val="20"/>
-        </w:rPr>
-        <w:t xml:space="preserve">✅ You will now see all the </w:t>
-      </w:r>
-      <w:r>
-        <w:rPr>
-          <w:rStyle w:val="10"/>
-          <w:sz w:val="20"/>
-          <w:szCs w:val="20"/>
-        </w:rPr>
-        <w:t>old messages</w:t>
-      </w:r>
-      <w:r>
-        <w:rPr>
-          <w:sz w:val="20"/>
-          <w:szCs w:val="20"/>
-        </w:rPr>
-        <w:t xml:space="preserve"> again:</w:t>
-      </w:r>
-    </w:p>
-    <w:p>
-      <w:pPr>
-        <w:pStyle w:val="8"/>
-        <w:keepNext w:val="0"/>
-        <w:keepLines w:val="0"/>
-        <w:widowControl/>
-        <w:suppressLineNumbers w:val="0"/>
-        <w:rPr>
-          <w:rStyle w:val="7"/>
-          <w:sz w:val="20"/>
-          <w:szCs w:val="20"/>
-        </w:rPr>
-      </w:pPr>
-      <w:r>
-        <w:rPr>
-          <w:rStyle w:val="7"/>
-          <w:sz w:val="20"/>
-          <w:szCs w:val="20"/>
-        </w:rPr>
-        <w:t>Hi</w:t>
-      </w:r>
-    </w:p>
-    <w:p>
-      <w:pPr>
-        <w:pStyle w:val="8"/>
-        <w:keepNext w:val="0"/>
-        <w:keepLines w:val="0"/>
-        <w:widowControl/>
-        <w:suppressLineNumbers w:val="0"/>
-        <w:rPr>
-          <w:rStyle w:val="7"/>
-          <w:sz w:val="20"/>
-          <w:szCs w:val="20"/>
-        </w:rPr>
-      </w:pPr>
-      <w:r>
-        <w:rPr>
-          <w:rStyle w:val="7"/>
-          <w:sz w:val="20"/>
-          <w:szCs w:val="20"/>
-        </w:rPr>
-        <w:t>Hello</w:t>
-      </w:r>
-    </w:p>
-    <w:p>
-      <w:pPr>
-        <w:pStyle w:val="8"/>
-        <w:keepNext w:val="0"/>
-        <w:keepLines w:val="0"/>
-        <w:widowControl/>
-        <w:suppressLineNumbers w:val="0"/>
-        <w:rPr>
-          <w:sz w:val="20"/>
-          <w:szCs w:val="20"/>
-        </w:rPr>
-      </w:pPr>
-      <w:r>
-        <w:rPr>
-          <w:rStyle w:val="7"/>
-          <w:sz w:val="20"/>
-          <w:szCs w:val="20"/>
-        </w:rPr>
-        <w:t>Welcome</w:t>
-      </w:r>
-    </w:p>
-    <w:p>
-      <w:pPr>
-        <w:pStyle w:val="9"/>
-        <w:keepNext w:val="0"/>
-        <w:keepLines w:val="0"/>
-        <w:widowControl/>
-        <w:suppressLineNumbers w:val="0"/>
-        <w:rPr>
-          <w:sz w:val="20"/>
-          <w:szCs w:val="20"/>
-        </w:rPr>
-      </w:pPr>
-      <w:r>
-        <w:rPr>
-          <w:sz w:val="20"/>
-          <w:szCs w:val="20"/>
-        </w:rPr>
-        <w:t>✅ You can even run multiple consumers; each one will re-read from beginning (if not using group offsets).</w:t>
-      </w:r>
-    </w:p>
-    <w:p>
-      <w:pPr>
-        <w:keepNext w:val="0"/>
-        <w:keepLines w:val="0"/>
-        <w:widowControl/>
-        <w:suppressLineNumbers w:val="0"/>
-        <w:rPr>
-          <w:sz w:val="20"/>
-          <w:szCs w:val="20"/>
-        </w:rPr>
-      </w:pPr>
-      <w:r>
-        <w:rPr>
-          <w:sz w:val="20"/>
-          <w:szCs w:val="20"/>
-        </w:rPr>
-        <w:pict>
-          <v:rect id="_x0000_i1069" o:spt="1" style="height:1.5pt;width:432pt;" fillcolor="#A0A0A0" filled="t" stroked="f" coordsize="21600,21600" o:hr="t" o:hrstd="t" o:hralign="center">
-            <v:path/>
-            <v:fill on="t" focussize="0,0"/>
-            <v:stroke on="f"/>
-            <v:imagedata o:title=""/>
-            <o:lock v:ext="edit"/>
-            <w10:wrap type="none"/>
-            <w10:anchorlock/>
-          </v:rect>
-        </w:pict>
-      </w:r>
-    </w:p>
-    <w:p>
-      <w:pPr>
-        <w:pStyle w:val="4"/>
-        <w:keepNext w:val="0"/>
-        <w:keepLines w:val="0"/>
-        <w:widowControl/>
-        <w:suppressLineNumbers w:val="0"/>
-        <w:rPr>
-          <w:sz w:val="20"/>
-          <w:szCs w:val="20"/>
-        </w:rPr>
-      </w:pPr>
-      <w:r>
-        <w:rPr>
-          <w:sz w:val="20"/>
-          <w:szCs w:val="20"/>
-        </w:rPr>
-        <w:t>🧩 Step 4 — Start producer again</w:t>
-      </w:r>
-    </w:p>
-    <w:p>
-      <w:pPr>
-        <w:pStyle w:val="8"/>
-        <w:keepNext w:val="0"/>
-        <w:keepLines w:val="0"/>
-        <w:widowControl/>
-        <w:suppressLineNumbers w:val="0"/>
-        <w:rPr>
-          <w:sz w:val="20"/>
-          <w:szCs w:val="20"/>
-        </w:rPr>
-      </w:pPr>
-      <w:r>
-        <w:rPr>
-          <w:rStyle w:val="7"/>
-          <w:sz w:val="20"/>
-          <w:szCs w:val="20"/>
-        </w:rPr>
-        <w:t>.\kafka-console-producer.bat --topic first-topic --bootstrap-server localhost:9092</w:t>
-      </w:r>
-    </w:p>
-    <w:p>
-      <w:pPr>
-        <w:pStyle w:val="9"/>
-        <w:keepNext w:val="0"/>
-        <w:keepLines w:val="0"/>
-        <w:widowControl/>
-        <w:suppressLineNumbers w:val="0"/>
-        <w:rPr>
-          <w:sz w:val="20"/>
-          <w:szCs w:val="20"/>
-        </w:rPr>
-      </w:pPr>
-      <w:r>
-        <w:rPr>
-          <w:sz w:val="20"/>
-          <w:szCs w:val="20"/>
-        </w:rPr>
-        <w:t>Now send new messages:</w:t>
-      </w:r>
-    </w:p>
-    <w:p>
-      <w:pPr>
-        <w:pStyle w:val="8"/>
-        <w:keepNext w:val="0"/>
-        <w:keepLines w:val="0"/>
-        <w:widowControl/>
-        <w:suppressLineNumbers w:val="0"/>
-        <w:rPr>
-          <w:rStyle w:val="7"/>
-          <w:sz w:val="20"/>
-          <w:szCs w:val="20"/>
-        </w:rPr>
-      </w:pPr>
-      <w:r>
-        <w:rPr>
-          <w:rStyle w:val="7"/>
-          <w:sz w:val="20"/>
-          <w:szCs w:val="20"/>
-        </w:rPr>
-        <w:t>Good morning</w:t>
-      </w:r>
-    </w:p>
-    <w:p>
-      <w:pPr>
-        <w:pStyle w:val="8"/>
-        <w:keepNext w:val="0"/>
-        <w:keepLines w:val="0"/>
-        <w:widowControl/>
-        <w:suppressLineNumbers w:val="0"/>
-        <w:rPr>
-          <w:sz w:val="20"/>
-          <w:szCs w:val="20"/>
-        </w:rPr>
-      </w:pPr>
-      <w:r>
-        <w:rPr>
-          <w:rStyle w:val="7"/>
-          <w:sz w:val="20"/>
-          <w:szCs w:val="20"/>
-        </w:rPr>
-        <w:t>Kafka is cool</w:t>
-      </w:r>
-    </w:p>
-    <w:p>
-      <w:pPr>
-        <w:pStyle w:val="9"/>
-        <w:keepNext w:val="0"/>
-        <w:keepLines w:val="0"/>
-        <w:widowControl/>
-        <w:suppressLineNumbers w:val="0"/>
-        <w:rPr>
-          <w:sz w:val="20"/>
-          <w:szCs w:val="20"/>
-        </w:rPr>
-      </w:pPr>
-      <w:r>
-        <w:rPr>
-          <w:sz w:val="20"/>
-          <w:szCs w:val="20"/>
-        </w:rPr>
-        <w:t xml:space="preserve">Your consumers (running already) will </w:t>
-      </w:r>
-      <w:r>
-        <w:rPr>
-          <w:rStyle w:val="10"/>
-          <w:sz w:val="20"/>
-          <w:szCs w:val="20"/>
-        </w:rPr>
-        <w:t>immediately receive</w:t>
-      </w:r>
-      <w:r>
-        <w:rPr>
-          <w:sz w:val="20"/>
-          <w:szCs w:val="20"/>
-        </w:rPr>
-        <w:t xml:space="preserve"> these new ones.</w:t>
-      </w:r>
-    </w:p>
-    <w:p>
-      <w:pPr>
-        <w:keepNext w:val="0"/>
-        <w:keepLines w:val="0"/>
-        <w:widowControl/>
-        <w:suppressLineNumbers w:val="0"/>
-        <w:rPr>
-          <w:sz w:val="20"/>
-          <w:szCs w:val="20"/>
-        </w:rPr>
-      </w:pPr>
-      <w:r>
-        <w:rPr>
-          <w:sz w:val="20"/>
-          <w:szCs w:val="20"/>
-        </w:rPr>
-        <w:pict>
-          <v:rect id="_x0000_i1070" o:spt="1" style="height:1.5pt;width:432pt;" fillcolor="#A0A0A0" filled="t" stroked="f" coordsize="21600,21600" o:hr="t" o:hrstd="t" o:hralign="center">
-            <v:path/>
-            <v:fill on="t" focussize="0,0"/>
-            <v:stroke on="f"/>
-            <v:imagedata o:title=""/>
-            <o:lock v:ext="edit"/>
-            <w10:wrap type="none"/>
-            <w10:anchorlock/>
-          </v:rect>
-        </w:pict>
-      </w:r>
-    </w:p>
-    <w:p>
-      <w:pPr>
         <w:pStyle w:val="3"/>
         <w:keepNext w:val="0"/>
         <w:keepLines w:val="0"/>
@@ -14478,6 +14495,7 @@
     </w:p>
     <w:tbl>
       <w:tblPr>
+        <w:tblStyle w:val="6"/>
         <w:tblW w:w="0" w:type="auto"/>
         <w:tblCellSpacing w:w="15" w:type="dxa"/>
         <w:tblInd w:w="0" w:type="dxa"/>
@@ -14489,7 +14507,7 @@
           <w:insideH w:val="none" w:color="auto" w:sz="0" w:space="0"/>
           <w:insideV w:val="none" w:color="auto" w:sz="0" w:space="0"/>
         </w:tblBorders>
-        <w:shd w:val="clear"/>
+        <w:shd w:val="clear" w:color="auto" w:fill="auto"/>
         <w:tblLayout w:type="autofit"/>
         <w:tblCellMar>
           <w:top w:w="15" w:type="dxa"/>
@@ -14514,7 +14532,7 @@
             <w:insideH w:val="none" w:color="auto" w:sz="0" w:space="0"/>
             <w:insideV w:val="none" w:color="auto" w:sz="0" w:space="0"/>
           </w:tblBorders>
-          <w:shd w:val="clear"/>
+          <w:shd w:val="clear" w:color="auto" w:fill="auto"/>
           <w:tblCellMar>
             <w:top w:w="15" w:type="dxa"/>
             <w:left w:w="15" w:type="dxa"/>
@@ -14529,7 +14547,7 @@
         <w:tc>
           <w:tcPr>
             <w:tcW w:w="0" w:type="auto"/>
-            <w:shd w:val="clear"/>
+            <w:shd w:val="clear" w:color="auto" w:fill="auto"/>
             <w:vAlign w:val="center"/>
           </w:tcPr>
           <w:p>
@@ -14563,7 +14581,7 @@
         <w:tc>
           <w:tcPr>
             <w:tcW w:w="0" w:type="auto"/>
-            <w:shd w:val="clear"/>
+            <w:shd w:val="clear" w:color="auto" w:fill="auto"/>
             <w:vAlign w:val="center"/>
           </w:tcPr>
           <w:p>
@@ -14597,7 +14615,7 @@
         <w:tc>
           <w:tcPr>
             <w:tcW w:w="0" w:type="auto"/>
-            <w:shd w:val="clear"/>
+            <w:shd w:val="clear" w:color="auto" w:fill="auto"/>
             <w:vAlign w:val="center"/>
           </w:tcPr>
           <w:p>
@@ -14631,7 +14649,7 @@
         <w:tc>
           <w:tcPr>
             <w:tcW w:w="0" w:type="auto"/>
-            <w:shd w:val="clear"/>
+            <w:shd w:val="clear" w:color="auto" w:fill="auto"/>
             <w:vAlign w:val="center"/>
           </w:tcPr>
           <w:p>
@@ -14673,7 +14691,7 @@
             <w:insideH w:val="none" w:color="auto" w:sz="0" w:space="0"/>
             <w:insideV w:val="none" w:color="auto" w:sz="0" w:space="0"/>
           </w:tblBorders>
-          <w:shd w:val="clear"/>
+          <w:shd w:val="clear" w:color="auto" w:fill="auto"/>
           <w:tblCellMar>
             <w:top w:w="15" w:type="dxa"/>
             <w:left w:w="15" w:type="dxa"/>
@@ -14687,7 +14705,7 @@
         <w:tc>
           <w:tcPr>
             <w:tcW w:w="0" w:type="auto"/>
-            <w:shd w:val="clear"/>
+            <w:shd w:val="clear" w:color="auto" w:fill="auto"/>
             <w:vAlign w:val="center"/>
           </w:tcPr>
           <w:p>
@@ -14717,7 +14735,7 @@
         <w:tc>
           <w:tcPr>
             <w:tcW w:w="0" w:type="auto"/>
-            <w:shd w:val="clear"/>
+            <w:shd w:val="clear" w:color="auto" w:fill="auto"/>
             <w:vAlign w:val="center"/>
           </w:tcPr>
           <w:p>
@@ -14747,7 +14765,7 @@
         <w:tc>
           <w:tcPr>
             <w:tcW w:w="0" w:type="auto"/>
-            <w:shd w:val="clear"/>
+            <w:shd w:val="clear" w:color="auto" w:fill="auto"/>
             <w:vAlign w:val="center"/>
           </w:tcPr>
           <w:p>
@@ -14777,7 +14795,7 @@
         <w:tc>
           <w:tcPr>
             <w:tcW w:w="0" w:type="auto"/>
-            <w:shd w:val="clear"/>
+            <w:shd w:val="clear" w:color="auto" w:fill="auto"/>
             <w:vAlign w:val="center"/>
           </w:tcPr>
           <w:p>
@@ -14815,7 +14833,7 @@
             <w:insideH w:val="none" w:color="auto" w:sz="0" w:space="0"/>
             <w:insideV w:val="none" w:color="auto" w:sz="0" w:space="0"/>
           </w:tblBorders>
-          <w:shd w:val="clear"/>
+          <w:shd w:val="clear" w:color="auto" w:fill="auto"/>
           <w:tblCellMar>
             <w:top w:w="15" w:type="dxa"/>
             <w:left w:w="15" w:type="dxa"/>
@@ -14829,7 +14847,7 @@
         <w:tc>
           <w:tcPr>
             <w:tcW w:w="0" w:type="auto"/>
-            <w:shd w:val="clear"/>
+            <w:shd w:val="clear" w:color="auto" w:fill="auto"/>
             <w:vAlign w:val="center"/>
           </w:tcPr>
           <w:p>
@@ -14859,7 +14877,7 @@
         <w:tc>
           <w:tcPr>
             <w:tcW w:w="0" w:type="auto"/>
-            <w:shd w:val="clear"/>
+            <w:shd w:val="clear" w:color="auto" w:fill="auto"/>
             <w:vAlign w:val="center"/>
           </w:tcPr>
           <w:p>
@@ -14889,7 +14907,7 @@
         <w:tc>
           <w:tcPr>
             <w:tcW w:w="0" w:type="auto"/>
-            <w:shd w:val="clear"/>
+            <w:shd w:val="clear" w:color="auto" w:fill="auto"/>
             <w:vAlign w:val="center"/>
           </w:tcPr>
           <w:p>
@@ -14919,7 +14937,7 @@
         <w:tc>
           <w:tcPr>
             <w:tcW w:w="0" w:type="auto"/>
-            <w:shd w:val="clear"/>
+            <w:shd w:val="clear" w:color="auto" w:fill="auto"/>
             <w:vAlign w:val="center"/>
           </w:tcPr>
           <w:p>
@@ -14957,6 +14975,7 @@
             <w:insideH w:val="none" w:color="auto" w:sz="0" w:space="0"/>
             <w:insideV w:val="none" w:color="auto" w:sz="0" w:space="0"/>
           </w:tblBorders>
+          <w:shd w:val="clear" w:color="auto" w:fill="auto"/>
           <w:tblCellMar>
             <w:top w:w="15" w:type="dxa"/>
             <w:left w:w="15" w:type="dxa"/>
@@ -14970,7 +14989,7 @@
         <w:tc>
           <w:tcPr>
             <w:tcW w:w="0" w:type="auto"/>
-            <w:shd w:val="clear"/>
+            <w:shd w:val="clear" w:color="auto" w:fill="auto"/>
             <w:vAlign w:val="center"/>
           </w:tcPr>
           <w:p>
@@ -15000,7 +15019,7 @@
         <w:tc>
           <w:tcPr>
             <w:tcW w:w="0" w:type="auto"/>
-            <w:shd w:val="clear"/>
+            <w:shd w:val="clear" w:color="auto" w:fill="auto"/>
             <w:vAlign w:val="center"/>
           </w:tcPr>
           <w:p>
@@ -15030,7 +15049,7 @@
         <w:tc>
           <w:tcPr>
             <w:tcW w:w="0" w:type="auto"/>
-            <w:shd w:val="clear"/>
+            <w:shd w:val="clear" w:color="auto" w:fill="auto"/>
             <w:vAlign w:val="center"/>
           </w:tcPr>
           <w:p>
@@ -15060,7 +15079,7 @@
         <w:tc>
           <w:tcPr>
             <w:tcW w:w="0" w:type="auto"/>
-            <w:shd w:val="clear"/>
+            <w:shd w:val="clear" w:color="auto" w:fill="auto"/>
             <w:vAlign w:val="center"/>
           </w:tcPr>
           <w:p>
@@ -15098,6 +15117,7 @@
             <w:insideH w:val="none" w:color="auto" w:sz="0" w:space="0"/>
             <w:insideV w:val="none" w:color="auto" w:sz="0" w:space="0"/>
           </w:tblBorders>
+          <w:shd w:val="clear" w:color="auto" w:fill="auto"/>
           <w:tblCellMar>
             <w:top w:w="15" w:type="dxa"/>
             <w:left w:w="15" w:type="dxa"/>
@@ -15111,7 +15131,7 @@
         <w:tc>
           <w:tcPr>
             <w:tcW w:w="0" w:type="auto"/>
-            <w:shd w:val="clear"/>
+            <w:shd w:val="clear" w:color="auto" w:fill="auto"/>
             <w:vAlign w:val="center"/>
           </w:tcPr>
           <w:p>
@@ -15141,7 +15161,7 @@
         <w:tc>
           <w:tcPr>
             <w:tcW w:w="0" w:type="auto"/>
-            <w:shd w:val="clear"/>
+            <w:shd w:val="clear" w:color="auto" w:fill="auto"/>
             <w:vAlign w:val="center"/>
           </w:tcPr>
           <w:p>
@@ -15171,7 +15191,7 @@
         <w:tc>
           <w:tcPr>
             <w:tcW w:w="0" w:type="auto"/>
-            <w:shd w:val="clear"/>
+            <w:shd w:val="clear" w:color="auto" w:fill="auto"/>
             <w:vAlign w:val="center"/>
           </w:tcPr>
           <w:p>
@@ -15201,7 +15221,7 @@
         <w:tc>
           <w:tcPr>
             <w:tcW w:w="0" w:type="auto"/>
-            <w:shd w:val="clear"/>
+            <w:shd w:val="clear" w:color="auto" w:fill="auto"/>
             <w:vAlign w:val="center"/>
           </w:tcPr>
           <w:p>
@@ -15247,7 +15267,7 @@
           <w:szCs w:val="20"/>
         </w:rPr>
         <w:pict>
-          <v:rect id="_x0000_i1071" o:spt="1" style="height:1.5pt;width:432pt;" fillcolor="#A0A0A0" filled="t" stroked="f" coordsize="21600,21600" o:hr="t" o:hrstd="t" o:hralign="center">
+          <v:rect id="_x0000_i1068" o:spt="1" style="height:1.5pt;width:432pt;" fillcolor="#A0A0A0" filled="t" stroked="f" coordsize="21600,21600" o:hr="t" o:hrstd="t" o:hralign="center">
             <v:path/>
             <v:fill on="t" focussize="0,0"/>
             <v:stroke on="f"/>
@@ -15451,7 +15471,7 @@
           <w:szCs w:val="20"/>
         </w:rPr>
         <w:pict>
-          <v:rect id="_x0000_i1072" o:spt="1" style="height:1.5pt;width:432pt;" fillcolor="#A0A0A0" filled="t" stroked="f" coordsize="21600,21600" o:hr="t" o:hrstd="t" o:hralign="center">
+          <v:rect id="_x0000_i1069" o:spt="1" style="height:1.5pt;width:432pt;" fillcolor="#A0A0A0" filled="t" stroked="f" coordsize="21600,21600" o:hr="t" o:hrstd="t" o:hralign="center">
             <v:path/>
             <v:fill on="t" focussize="0,0"/>
             <v:stroke on="f"/>
